--- a/Báo-Cáo-Lập-Trình-Mạng.docx
+++ b/Báo-Cáo-Lập-Trình-Mạng.docx
@@ -1461,12 +1461,12 @@
         </w:rPr>
       </w:pPr>
       <w:bookmarkStart w:id="1" w:name="_Toc206020100"/>
-      <w:bookmarkStart w:id="2" w:name="_Toc217343312"/>
+      <w:bookmarkStart w:id="2" w:name="_Toc10121"/>
       <w:bookmarkStart w:id="3" w:name="_Toc207530496"/>
       <w:bookmarkStart w:id="4" w:name="_Toc207530279"/>
-      <w:bookmarkStart w:id="5" w:name="_Toc207401646"/>
-      <w:bookmarkStart w:id="6" w:name="_Toc207401056"/>
-      <w:bookmarkStart w:id="7" w:name="_Toc207530421"/>
+      <w:bookmarkStart w:id="5" w:name="_Toc207530421"/>
+      <w:bookmarkStart w:id="6" w:name="_Toc207401646"/>
+      <w:bookmarkStart w:id="7" w:name="_Toc207401056"/>
       <w:r>
         <w:rPr>
           <w:lang w:val="vi-VN"/>
@@ -1815,8 +1815,8 @@
       <w:bookmarkStart w:id="8" w:name="_Toc183851654"/>
       <w:bookmarkStart w:id="9" w:name="_Toc185944265"/>
       <w:bookmarkStart w:id="10" w:name="_Toc183852101"/>
-      <w:bookmarkStart w:id="11" w:name="_Toc183417594"/>
-      <w:bookmarkStart w:id="12" w:name="_Toc183418463"/>
+      <w:bookmarkStart w:id="11" w:name="_Toc183418463"/>
+      <w:bookmarkStart w:id="12" w:name="_Toc183417594"/>
       <w:r>
         <w:rPr>
           <w:sz w:val="28"/>
@@ -1889,7 +1889,7 @@
       <w:bookmarkEnd w:id="5"/>
       <w:bookmarkEnd w:id="6"/>
       <w:bookmarkEnd w:id="7"/>
-      <w:bookmarkStart w:id="13" w:name="_Toc217343313"/>
+      <w:bookmarkStart w:id="13" w:name="_Toc23687"/>
       <w:r>
         <w:rPr>
           <w:lang w:val="vi-VN"/>
@@ -2144,10 +2144,10 @@
           <w:lang w:val="vi-VN"/>
         </w:rPr>
       </w:pPr>
-      <w:bookmarkStart w:id="14" w:name="_Toc217343314"/>
-      <w:bookmarkStart w:id="15" w:name="_Toc207401058"/>
+      <w:bookmarkStart w:id="14" w:name="_Toc31"/>
+      <w:bookmarkStart w:id="15" w:name="_Toc207530281"/>
       <w:bookmarkStart w:id="16" w:name="_Toc207401648"/>
-      <w:bookmarkStart w:id="17" w:name="_Toc207530281"/>
+      <w:bookmarkStart w:id="17" w:name="_Toc207401058"/>
       <w:r>
         <w:rPr>
           <w:lang w:val="vi-VN"/>
@@ -2159,15 +2159,11 @@
     <w:p>
       <w:pPr>
         <w:pStyle w:val="28"/>
-        <w:rPr>
-          <w:rFonts w:asciiTheme="minorHAnsi" w:hAnsiTheme="minorHAnsi"/>
-          <w:b w:val="0"/>
-          <w:kern w:val="2"/>
-          <w:sz w:val="24"/>
-          <w:szCs w:val="24"/>
-          <w:lang w:val="zh-CN" w:eastAsia="ja-JP"/>
-          <w14:ligatures w14:val="standardContextual"/>
-        </w:rPr>
+        <w:tabs>
+          <w:tab w:val="right" w:leader="dot" w:pos="9068"/>
+          <w:tab w:val="clear" w:pos="1701"/>
+          <w:tab w:val="clear" w:pos="9062"/>
+        </w:tabs>
       </w:pPr>
       <w:r>
         <w:rPr>
@@ -2188,17 +2184,26 @@
         <w:fldChar w:fldCharType="separate"/>
       </w:r>
       <w:r>
+        <w:rPr>
+          <w:lang w:val="vi-VN"/>
+        </w:rPr>
         <w:fldChar w:fldCharType="begin"/>
       </w:r>
       <w:r>
-        <w:instrText xml:space="preserve"> HYPERLINK \l "_Toc217343312" </w:instrText>
-      </w:r>
-      <w:r>
+        <w:rPr>
+          <w:lang w:val="vi-VN"/>
+        </w:rPr>
+        <w:instrText xml:space="preserve"> HYPERLINK \l _Toc10121 </w:instrText>
+      </w:r>
+      <w:r>
+        <w:rPr>
+          <w:lang w:val="vi-VN"/>
+        </w:rPr>
         <w:fldChar w:fldCharType="separate"/>
       </w:r>
       <w:r>
         <w:rPr>
-          <w:rStyle w:val="21"/>
+          <w:lang w:val="vi-VN"/>
         </w:rPr>
         <w:t>NHẬN XÉT CỦA GIÁO VIÊN HƯỚNG DẪN</w:t>
       </w:r>
@@ -2209,46 +2214,54 @@
         <w:fldChar w:fldCharType="begin"/>
       </w:r>
       <w:r>
-        <w:instrText xml:space="preserve"> PAGEREF _Toc217343312 \h </w:instrText>
+        <w:instrText xml:space="preserve"> PAGEREF _Toc10121 \h </w:instrText>
       </w:r>
       <w:r>
         <w:fldChar w:fldCharType="separate"/>
       </w:r>
       <w:r>
-        <w:t>1-i</w:t>
+        <w:t>i</w:t>
       </w:r>
       <w:r>
         <w:fldChar w:fldCharType="end"/>
       </w:r>
       <w:r>
+        <w:rPr>
+          <w:lang w:val="vi-VN"/>
+        </w:rPr>
         <w:fldChar w:fldCharType="end"/>
       </w:r>
     </w:p>
     <w:p>
       <w:pPr>
         <w:pStyle w:val="28"/>
-        <w:rPr>
-          <w:rFonts w:asciiTheme="minorHAnsi" w:hAnsiTheme="minorHAnsi"/>
-          <w:b w:val="0"/>
-          <w:kern w:val="2"/>
-          <w:sz w:val="24"/>
-          <w:szCs w:val="24"/>
-          <w:lang w:val="zh-CN" w:eastAsia="ja-JP"/>
-          <w14:ligatures w14:val="standardContextual"/>
-        </w:rPr>
-      </w:pPr>
-      <w:r>
+        <w:tabs>
+          <w:tab w:val="right" w:leader="dot" w:pos="9068"/>
+          <w:tab w:val="clear" w:pos="1701"/>
+          <w:tab w:val="clear" w:pos="9062"/>
+        </w:tabs>
+      </w:pPr>
+      <w:r>
+        <w:rPr>
+          <w:lang w:val="vi-VN"/>
+        </w:rPr>
         <w:fldChar w:fldCharType="begin"/>
       </w:r>
       <w:r>
-        <w:instrText xml:space="preserve"> HYPERLINK \l "_Toc217343313" </w:instrText>
-      </w:r>
-      <w:r>
+        <w:rPr>
+          <w:lang w:val="vi-VN"/>
+        </w:rPr>
+        <w:instrText xml:space="preserve"> HYPERLINK \l _Toc23687 </w:instrText>
+      </w:r>
+      <w:r>
+        <w:rPr>
+          <w:lang w:val="vi-VN"/>
+        </w:rPr>
         <w:fldChar w:fldCharType="separate"/>
       </w:r>
       <w:r>
         <w:rPr>
-          <w:rStyle w:val="21"/>
+          <w:lang w:val="vi-VN"/>
         </w:rPr>
         <w:t>LỜI CẢM ƠN</w:t>
       </w:r>
@@ -2259,46 +2272,53 @@
         <w:fldChar w:fldCharType="begin"/>
       </w:r>
       <w:r>
-        <w:instrText xml:space="preserve"> PAGEREF _Toc217343313 \h </w:instrText>
+        <w:instrText xml:space="preserve"> PAGEREF _Toc23687 \h </w:instrText>
       </w:r>
       <w:r>
         <w:fldChar w:fldCharType="separate"/>
       </w:r>
       <w:r>
-        <w:t>1-ii</w:t>
+        <w:t>ii</w:t>
       </w:r>
       <w:r>
         <w:fldChar w:fldCharType="end"/>
       </w:r>
       <w:r>
+        <w:rPr>
+          <w:lang w:val="vi-VN"/>
+        </w:rPr>
         <w:fldChar w:fldCharType="end"/>
       </w:r>
     </w:p>
     <w:p>
       <w:pPr>
         <w:pStyle w:val="28"/>
-        <w:rPr>
-          <w:rFonts w:asciiTheme="minorHAnsi" w:hAnsiTheme="minorHAnsi"/>
-          <w:b w:val="0"/>
-          <w:kern w:val="2"/>
-          <w:sz w:val="24"/>
-          <w:szCs w:val="24"/>
-          <w:lang w:val="zh-CN" w:eastAsia="ja-JP"/>
-          <w14:ligatures w14:val="standardContextual"/>
-        </w:rPr>
-      </w:pPr>
-      <w:r>
+        <w:tabs>
+          <w:tab w:val="right" w:leader="dot" w:pos="9068"/>
+          <w:tab w:val="clear" w:pos="1701"/>
+          <w:tab w:val="clear" w:pos="9062"/>
+        </w:tabs>
+      </w:pPr>
+      <w:r>
+        <w:rPr>
+          <w:lang w:val="vi-VN"/>
+        </w:rPr>
         <w:fldChar w:fldCharType="begin"/>
       </w:r>
       <w:r>
-        <w:instrText xml:space="preserve"> HYPERLINK \l "_Toc217343314" </w:instrText>
-      </w:r>
-      <w:r>
+        <w:rPr>
+          <w:lang w:val="vi-VN"/>
+        </w:rPr>
+        <w:instrText xml:space="preserve"> HYPERLINK \l _Toc31 </w:instrText>
+      </w:r>
+      <w:r>
+        <w:rPr>
+          <w:lang w:val="vi-VN"/>
+        </w:rPr>
         <w:fldChar w:fldCharType="separate"/>
       </w:r>
       <w:r>
         <w:rPr>
-          <w:rStyle w:val="21"/>
           <w:lang w:val="vi-VN"/>
         </w:rPr>
         <w:t>MỤC LỤC</w:t>
@@ -2310,46 +2330,53 @@
         <w:fldChar w:fldCharType="begin"/>
       </w:r>
       <w:r>
-        <w:instrText xml:space="preserve"> PAGEREF _Toc217343314 \h </w:instrText>
+        <w:instrText xml:space="preserve"> PAGEREF _Toc31 \h </w:instrText>
       </w:r>
       <w:r>
         <w:fldChar w:fldCharType="separate"/>
       </w:r>
       <w:r>
-        <w:t>1-iii</w:t>
+        <w:t>iii</w:t>
       </w:r>
       <w:r>
         <w:fldChar w:fldCharType="end"/>
       </w:r>
       <w:r>
+        <w:rPr>
+          <w:lang w:val="vi-VN"/>
+        </w:rPr>
         <w:fldChar w:fldCharType="end"/>
       </w:r>
     </w:p>
     <w:p>
       <w:pPr>
         <w:pStyle w:val="28"/>
-        <w:rPr>
-          <w:rFonts w:asciiTheme="minorHAnsi" w:hAnsiTheme="minorHAnsi"/>
-          <w:b w:val="0"/>
-          <w:kern w:val="2"/>
-          <w:sz w:val="24"/>
-          <w:szCs w:val="24"/>
-          <w:lang w:val="zh-CN" w:eastAsia="ja-JP"/>
-          <w14:ligatures w14:val="standardContextual"/>
-        </w:rPr>
-      </w:pPr>
-      <w:r>
+        <w:tabs>
+          <w:tab w:val="right" w:leader="dot" w:pos="9068"/>
+          <w:tab w:val="clear" w:pos="1701"/>
+          <w:tab w:val="clear" w:pos="9062"/>
+        </w:tabs>
+      </w:pPr>
+      <w:r>
+        <w:rPr>
+          <w:lang w:val="vi-VN"/>
+        </w:rPr>
         <w:fldChar w:fldCharType="begin"/>
       </w:r>
       <w:r>
-        <w:instrText xml:space="preserve"> HYPERLINK \l "_Toc217343315" </w:instrText>
-      </w:r>
-      <w:r>
+        <w:rPr>
+          <w:lang w:val="vi-VN"/>
+        </w:rPr>
+        <w:instrText xml:space="preserve"> HYPERLINK \l _Toc14224 </w:instrText>
+      </w:r>
+      <w:r>
+        <w:rPr>
+          <w:lang w:val="vi-VN"/>
+        </w:rPr>
         <w:fldChar w:fldCharType="separate"/>
       </w:r>
       <w:r>
         <w:rPr>
-          <w:rStyle w:val="21"/>
           <w:rFonts w:cs="Times New Roman"/>
           <w:lang w:val="vi-VN"/>
         </w:rPr>
@@ -2362,46 +2389,53 @@
         <w:fldChar w:fldCharType="begin"/>
       </w:r>
       <w:r>
-        <w:instrText xml:space="preserve"> PAGEREF _Toc217343315 \h </w:instrText>
+        <w:instrText xml:space="preserve"> PAGEREF _Toc14224 \h </w:instrText>
       </w:r>
       <w:r>
         <w:fldChar w:fldCharType="separate"/>
       </w:r>
       <w:r>
-        <w:t>1-v</w:t>
+        <w:t>v</w:t>
       </w:r>
       <w:r>
         <w:fldChar w:fldCharType="end"/>
       </w:r>
       <w:r>
+        <w:rPr>
+          <w:lang w:val="vi-VN"/>
+        </w:rPr>
         <w:fldChar w:fldCharType="end"/>
       </w:r>
     </w:p>
     <w:p>
       <w:pPr>
         <w:pStyle w:val="28"/>
-        <w:rPr>
-          <w:rFonts w:asciiTheme="minorHAnsi" w:hAnsiTheme="minorHAnsi"/>
-          <w:b w:val="0"/>
-          <w:kern w:val="2"/>
-          <w:sz w:val="24"/>
-          <w:szCs w:val="24"/>
-          <w:lang w:val="zh-CN" w:eastAsia="ja-JP"/>
-          <w14:ligatures w14:val="standardContextual"/>
-        </w:rPr>
-      </w:pPr>
-      <w:r>
+        <w:tabs>
+          <w:tab w:val="right" w:leader="dot" w:pos="9068"/>
+          <w:tab w:val="clear" w:pos="1701"/>
+          <w:tab w:val="clear" w:pos="9062"/>
+        </w:tabs>
+      </w:pPr>
+      <w:r>
+        <w:rPr>
+          <w:lang w:val="vi-VN"/>
+        </w:rPr>
         <w:fldChar w:fldCharType="begin"/>
       </w:r>
       <w:r>
-        <w:instrText xml:space="preserve"> HYPERLINK \l "_Toc217343316" </w:instrText>
-      </w:r>
-      <w:r>
+        <w:rPr>
+          <w:lang w:val="vi-VN"/>
+        </w:rPr>
+        <w:instrText xml:space="preserve"> HYPERLINK \l _Toc11454 </w:instrText>
+      </w:r>
+      <w:r>
+        <w:rPr>
+          <w:lang w:val="vi-VN"/>
+        </w:rPr>
         <w:fldChar w:fldCharType="separate"/>
       </w:r>
       <w:r>
         <w:rPr>
-          <w:rStyle w:val="21"/>
           <w:rFonts w:cs="Times New Roman"/>
           <w:lang w:val="vi-VN"/>
         </w:rPr>
@@ -2414,46 +2448,53 @@
         <w:fldChar w:fldCharType="begin"/>
       </w:r>
       <w:r>
-        <w:instrText xml:space="preserve"> PAGEREF _Toc217343316 \h </w:instrText>
+        <w:instrText xml:space="preserve"> PAGEREF _Toc11454 \h </w:instrText>
       </w:r>
       <w:r>
         <w:fldChar w:fldCharType="separate"/>
       </w:r>
       <w:r>
-        <w:t>1-vi</w:t>
+        <w:t>vi</w:t>
       </w:r>
       <w:r>
         <w:fldChar w:fldCharType="end"/>
       </w:r>
       <w:r>
+        <w:rPr>
+          <w:lang w:val="vi-VN"/>
+        </w:rPr>
         <w:fldChar w:fldCharType="end"/>
       </w:r>
     </w:p>
     <w:p>
       <w:pPr>
         <w:pStyle w:val="28"/>
-        <w:rPr>
-          <w:rFonts w:asciiTheme="minorHAnsi" w:hAnsiTheme="minorHAnsi"/>
-          <w:b w:val="0"/>
-          <w:kern w:val="2"/>
-          <w:sz w:val="24"/>
-          <w:szCs w:val="24"/>
-          <w:lang w:val="zh-CN" w:eastAsia="ja-JP"/>
-          <w14:ligatures w14:val="standardContextual"/>
-        </w:rPr>
-      </w:pPr>
-      <w:r>
+        <w:tabs>
+          <w:tab w:val="right" w:leader="dot" w:pos="9068"/>
+          <w:tab w:val="clear" w:pos="1701"/>
+          <w:tab w:val="clear" w:pos="9062"/>
+        </w:tabs>
+      </w:pPr>
+      <w:r>
+        <w:rPr>
+          <w:lang w:val="vi-VN"/>
+        </w:rPr>
         <w:fldChar w:fldCharType="begin"/>
       </w:r>
       <w:r>
-        <w:instrText xml:space="preserve"> HYPERLINK \l "_Toc217343317" </w:instrText>
-      </w:r>
-      <w:r>
+        <w:rPr>
+          <w:lang w:val="vi-VN"/>
+        </w:rPr>
+        <w:instrText xml:space="preserve"> HYPERLINK \l _Toc13347 </w:instrText>
+      </w:r>
+      <w:r>
+        <w:rPr>
+          <w:lang w:val="vi-VN"/>
+        </w:rPr>
         <w:fldChar w:fldCharType="separate"/>
       </w:r>
       <w:r>
         <w:rPr>
-          <w:rStyle w:val="21"/>
           <w:rFonts w:cs="Times New Roman"/>
           <w:lang w:val="vi-VN"/>
         </w:rPr>
@@ -2466,7 +2507,7 @@
         <w:fldChar w:fldCharType="begin"/>
       </w:r>
       <w:r>
-        <w:instrText xml:space="preserve"> PAGEREF _Toc217343317 \h </w:instrText>
+        <w:instrText xml:space="preserve"> PAGEREF _Toc13347 \h </w:instrText>
       </w:r>
       <w:r>
         <w:fldChar w:fldCharType="separate"/>
@@ -2478,55 +2519,114 @@
         <w:fldChar w:fldCharType="end"/>
       </w:r>
       <w:r>
+        <w:rPr>
+          <w:lang w:val="vi-VN"/>
+        </w:rPr>
         <w:fldChar w:fldCharType="end"/>
       </w:r>
     </w:p>
     <w:p>
       <w:pPr>
         <w:pStyle w:val="28"/>
-        <w:rPr>
-          <w:rFonts w:asciiTheme="minorHAnsi" w:hAnsiTheme="minorHAnsi"/>
-          <w:b w:val="0"/>
-          <w:kern w:val="2"/>
-          <w:sz w:val="24"/>
-          <w:szCs w:val="24"/>
-          <w:lang w:val="zh-CN" w:eastAsia="ja-JP"/>
-          <w14:ligatures w14:val="standardContextual"/>
-        </w:rPr>
-      </w:pPr>
-      <w:r>
+        <w:tabs>
+          <w:tab w:val="right" w:leader="dot" w:pos="9068"/>
+          <w:tab w:val="clear" w:pos="1701"/>
+          <w:tab w:val="clear" w:pos="9062"/>
+        </w:tabs>
+      </w:pPr>
+      <w:r>
+        <w:rPr>
+          <w:lang w:val="vi-VN"/>
+        </w:rPr>
         <w:fldChar w:fldCharType="begin"/>
       </w:r>
       <w:r>
-        <w:instrText xml:space="preserve"> HYPERLINK \l "_Toc217343318" </w:instrText>
-      </w:r>
-      <w:r>
+        <w:rPr>
+          <w:lang w:val="vi-VN"/>
+        </w:rPr>
+        <w:instrText xml:space="preserve"> HYPERLINK \l _Toc31954 </w:instrText>
+      </w:r>
+      <w:r>
+        <w:rPr>
+          <w:lang w:val="vi-VN"/>
+        </w:rPr>
         <w:fldChar w:fldCharType="separate"/>
       </w:r>
       <w:r>
         <w:rPr>
-          <w:rStyle w:val="21"/>
-          <w:lang w:val="vi-VN"/>
-        </w:rPr>
-        <w:t>CHƯƠNG 1:</w:t>
-      </w:r>
-      <w:r>
-        <w:rPr>
-          <w:rFonts w:asciiTheme="minorHAnsi" w:hAnsiTheme="minorHAnsi"/>
-          <w:b w:val="0"/>
-          <w:kern w:val="2"/>
-          <w:sz w:val="24"/>
-          <w:szCs w:val="24"/>
-          <w:lang w:val="zh-CN" w:eastAsia="ja-JP"/>
-          <w14:ligatures w14:val="standardContextual"/>
-        </w:rPr>
+          <w:rFonts w:hint="default"/>
+          <w:lang w:val="vi-VN"/>
+        </w:rPr>
+        <w:t xml:space="preserve">CHƯƠNG 1: </w:t>
+      </w:r>
+      <w:r>
+        <w:t>GIỚI THIỆU ĐỀ TÀI</w:t>
+      </w:r>
+      <w:r>
         <w:tab/>
       </w:r>
       <w:r>
-        <w:rPr>
-          <w:rStyle w:val="21"/>
-        </w:rPr>
-        <w:t>GIỚI THIỆU ĐỀ TÀI</w:t>
+        <w:fldChar w:fldCharType="begin"/>
+      </w:r>
+      <w:r>
+        <w:instrText xml:space="preserve"> PAGEREF _Toc31954 \h </w:instrText>
+      </w:r>
+      <w:r>
+        <w:fldChar w:fldCharType="separate"/>
+      </w:r>
+      <w:r>
+        <w:t>2</w:t>
+      </w:r>
+      <w:r>
+        <w:fldChar w:fldCharType="end"/>
+      </w:r>
+      <w:r>
+        <w:rPr>
+          <w:lang w:val="vi-VN"/>
+        </w:rPr>
+        <w:fldChar w:fldCharType="end"/>
+      </w:r>
+    </w:p>
+    <w:p>
+      <w:pPr>
+        <w:pStyle w:val="29"/>
+        <w:tabs>
+          <w:tab w:val="right" w:leader="dot" w:pos="9068"/>
+        </w:tabs>
+      </w:pPr>
+      <w:r>
+        <w:rPr>
+          <w:lang w:val="vi-VN"/>
+        </w:rPr>
+        <w:fldChar w:fldCharType="begin"/>
+      </w:r>
+      <w:r>
+        <w:rPr>
+          <w:lang w:val="vi-VN"/>
+        </w:rPr>
+        <w:instrText xml:space="preserve"> HYPERLINK \l _Toc2849 </w:instrText>
+      </w:r>
+      <w:r>
+        <w:rPr>
+          <w:lang w:val="vi-VN"/>
+        </w:rPr>
+        <w:fldChar w:fldCharType="separate"/>
+      </w:r>
+      <w:r>
+        <w:rPr>
+          <w:rFonts w:hint="default"/>
+          <w:lang w:val="en-US"/>
+        </w:rPr>
+        <w:t xml:space="preserve">1.1 </w:t>
+      </w:r>
+      <w:r>
+        <w:t>T</w:t>
+      </w:r>
+      <w:r>
+        <w:rPr>
+          <w:lang w:val="vi-VN"/>
+        </w:rPr>
+        <w:t>ên đề tài</w:t>
       </w:r>
       <w:r>
         <w:tab/>
@@ -2535,7 +2635,7 @@
         <w:fldChar w:fldCharType="begin"/>
       </w:r>
       <w:r>
-        <w:instrText xml:space="preserve"> PAGEREF _Toc217343318 \h </w:instrText>
+        <w:instrText xml:space="preserve"> PAGEREF _Toc2849 \h </w:instrText>
       </w:r>
       <w:r>
         <w:fldChar w:fldCharType="separate"/>
@@ -2547,6 +2647,9 @@
         <w:fldChar w:fldCharType="end"/>
       </w:r>
       <w:r>
+        <w:rPr>
+          <w:lang w:val="vi-VN"/>
+        </w:rPr>
         <w:fldChar w:fldCharType="end"/>
       </w:r>
     </w:p>
@@ -2554,56 +2657,102 @@
       <w:pPr>
         <w:pStyle w:val="29"/>
         <w:tabs>
-          <w:tab w:val="left" w:pos="960"/>
-          <w:tab w:val="right" w:leader="dot" w:pos="9062"/>
-        </w:tabs>
-        <w:rPr>
-          <w:rFonts w:asciiTheme="minorHAnsi" w:hAnsiTheme="minorHAnsi"/>
-          <w:kern w:val="2"/>
-          <w:sz w:val="24"/>
-          <w:szCs w:val="24"/>
-          <w:lang w:val="zh-CN" w:eastAsia="ja-JP"/>
-          <w14:ligatures w14:val="standardContextual"/>
-        </w:rPr>
-      </w:pPr>
-      <w:r>
+          <w:tab w:val="right" w:leader="dot" w:pos="9068"/>
+        </w:tabs>
+      </w:pPr>
+      <w:r>
+        <w:rPr>
+          <w:lang w:val="vi-VN"/>
+        </w:rPr>
         <w:fldChar w:fldCharType="begin"/>
       </w:r>
       <w:r>
-        <w:instrText xml:space="preserve"> HYPERLINK \l "_Toc217343319" </w:instrText>
-      </w:r>
-      <w:r>
+        <w:rPr>
+          <w:lang w:val="vi-VN"/>
+        </w:rPr>
+        <w:instrText xml:space="preserve"> HYPERLINK \l _Toc22611 </w:instrText>
+      </w:r>
+      <w:r>
+        <w:rPr>
+          <w:lang w:val="vi-VN"/>
+        </w:rPr>
         <w:fldChar w:fldCharType="separate"/>
       </w:r>
       <w:r>
         <w:rPr>
-          <w:rStyle w:val="21"/>
-        </w:rPr>
-        <w:t>1.1</w:t>
-      </w:r>
-      <w:r>
-        <w:rPr>
-          <w:rFonts w:asciiTheme="minorHAnsi" w:hAnsiTheme="minorHAnsi"/>
-          <w:kern w:val="2"/>
-          <w:sz w:val="24"/>
-          <w:szCs w:val="24"/>
-          <w:lang w:val="zh-CN" w:eastAsia="ja-JP"/>
-          <w14:ligatures w14:val="standardContextual"/>
-        </w:rPr>
+          <w:rFonts w:hint="default"/>
+          <w:lang w:val="en-US"/>
+        </w:rPr>
+        <w:t xml:space="preserve">1.2 </w:t>
+      </w:r>
+      <w:r>
+        <w:rPr>
+          <w:lang w:val="vi-VN"/>
+        </w:rPr>
+        <w:t>Thành viên thực hiện</w:t>
+      </w:r>
+      <w:r>
         <w:tab/>
       </w:r>
       <w:r>
-        <w:rPr>
-          <w:rStyle w:val="21"/>
-        </w:rPr>
-        <w:t>T</w:t>
-      </w:r>
-      <w:r>
-        <w:rPr>
-          <w:rStyle w:val="21"/>
-          <w:lang w:val="vi-VN"/>
-        </w:rPr>
-        <w:t>ên đề tài</w:t>
+        <w:fldChar w:fldCharType="begin"/>
+      </w:r>
+      <w:r>
+        <w:instrText xml:space="preserve"> PAGEREF _Toc22611 \h </w:instrText>
+      </w:r>
+      <w:r>
+        <w:fldChar w:fldCharType="separate"/>
+      </w:r>
+      <w:r>
+        <w:t>2</w:t>
+      </w:r>
+      <w:r>
+        <w:fldChar w:fldCharType="end"/>
+      </w:r>
+      <w:r>
+        <w:rPr>
+          <w:lang w:val="vi-VN"/>
+        </w:rPr>
+        <w:fldChar w:fldCharType="end"/>
+      </w:r>
+    </w:p>
+    <w:p>
+      <w:pPr>
+        <w:pStyle w:val="29"/>
+        <w:tabs>
+          <w:tab w:val="right" w:leader="dot" w:pos="9068"/>
+        </w:tabs>
+      </w:pPr>
+      <w:r>
+        <w:rPr>
+          <w:lang w:val="vi-VN"/>
+        </w:rPr>
+        <w:fldChar w:fldCharType="begin"/>
+      </w:r>
+      <w:r>
+        <w:rPr>
+          <w:lang w:val="vi-VN"/>
+        </w:rPr>
+        <w:instrText xml:space="preserve"> HYPERLINK \l _Toc13516 </w:instrText>
+      </w:r>
+      <w:r>
+        <w:rPr>
+          <w:lang w:val="vi-VN"/>
+        </w:rPr>
+        <w:fldChar w:fldCharType="separate"/>
+      </w:r>
+      <w:r>
+        <w:rPr>
+          <w:rFonts w:hint="default"/>
+          <w:lang w:val="en-US"/>
+        </w:rPr>
+        <w:t xml:space="preserve">1.3 </w:t>
+      </w:r>
+      <w:r>
+        <w:rPr>
+          <w:lang w:val="vi-VN"/>
+        </w:rPr>
+        <w:t>Giới thiệu đề tài</w:t>
       </w:r>
       <w:r>
         <w:tab/>
@@ -2612,7 +2761,7 @@
         <w:fldChar w:fldCharType="begin"/>
       </w:r>
       <w:r>
-        <w:instrText xml:space="preserve"> PAGEREF _Toc217343319 \h </w:instrText>
+        <w:instrText xml:space="preserve"> PAGEREF _Toc13516 \h </w:instrText>
       </w:r>
       <w:r>
         <w:fldChar w:fldCharType="separate"/>
@@ -2624,6 +2773,9 @@
         <w:fldChar w:fldCharType="end"/>
       </w:r>
       <w:r>
+        <w:rPr>
+          <w:lang w:val="vi-VN"/>
+        </w:rPr>
         <w:fldChar w:fldCharType="end"/>
       </w:r>
     </w:p>
@@ -2631,50 +2783,102 @@
       <w:pPr>
         <w:pStyle w:val="29"/>
         <w:tabs>
-          <w:tab w:val="left" w:pos="960"/>
-          <w:tab w:val="right" w:leader="dot" w:pos="9062"/>
-        </w:tabs>
-        <w:rPr>
-          <w:rFonts w:asciiTheme="minorHAnsi" w:hAnsiTheme="minorHAnsi"/>
-          <w:kern w:val="2"/>
-          <w:sz w:val="24"/>
-          <w:szCs w:val="24"/>
-          <w:lang w:val="zh-CN" w:eastAsia="ja-JP"/>
-          <w14:ligatures w14:val="standardContextual"/>
-        </w:rPr>
-      </w:pPr>
-      <w:r>
+          <w:tab w:val="right" w:leader="dot" w:pos="9068"/>
+        </w:tabs>
+      </w:pPr>
+      <w:r>
+        <w:rPr>
+          <w:lang w:val="vi-VN"/>
+        </w:rPr>
         <w:fldChar w:fldCharType="begin"/>
       </w:r>
       <w:r>
-        <w:instrText xml:space="preserve"> HYPERLINK \l "_Toc217343320" </w:instrText>
-      </w:r>
-      <w:r>
+        <w:rPr>
+          <w:lang w:val="vi-VN"/>
+        </w:rPr>
+        <w:instrText xml:space="preserve"> HYPERLINK \l _Toc3556 </w:instrText>
+      </w:r>
+      <w:r>
+        <w:rPr>
+          <w:lang w:val="vi-VN"/>
+        </w:rPr>
         <w:fldChar w:fldCharType="separate"/>
       </w:r>
       <w:r>
         <w:rPr>
-          <w:rStyle w:val="21"/>
-        </w:rPr>
-        <w:t>1.2</w:t>
-      </w:r>
-      <w:r>
-        <w:rPr>
-          <w:rFonts w:asciiTheme="minorHAnsi" w:hAnsiTheme="minorHAnsi"/>
-          <w:kern w:val="2"/>
-          <w:sz w:val="24"/>
-          <w:szCs w:val="24"/>
-          <w:lang w:val="zh-CN" w:eastAsia="ja-JP"/>
-          <w14:ligatures w14:val="standardContextual"/>
-        </w:rPr>
+          <w:rFonts w:hint="default"/>
+          <w:lang w:val="en-US"/>
+        </w:rPr>
+        <w:t xml:space="preserve">1.4 </w:t>
+      </w:r>
+      <w:r>
+        <w:rPr>
+          <w:lang w:val="vi-VN"/>
+        </w:rPr>
+        <w:t>Lí do chọn đề tài</w:t>
+      </w:r>
+      <w:r>
         <w:tab/>
       </w:r>
       <w:r>
-        <w:rPr>
-          <w:rStyle w:val="21"/>
-          <w:lang w:val="vi-VN"/>
-        </w:rPr>
-        <w:t>Thành viên thực hiện</w:t>
+        <w:fldChar w:fldCharType="begin"/>
+      </w:r>
+      <w:r>
+        <w:instrText xml:space="preserve"> PAGEREF _Toc3556 \h </w:instrText>
+      </w:r>
+      <w:r>
+        <w:fldChar w:fldCharType="separate"/>
+      </w:r>
+      <w:r>
+        <w:t>3</w:t>
+      </w:r>
+      <w:r>
+        <w:fldChar w:fldCharType="end"/>
+      </w:r>
+      <w:r>
+        <w:rPr>
+          <w:lang w:val="vi-VN"/>
+        </w:rPr>
+        <w:fldChar w:fldCharType="end"/>
+      </w:r>
+    </w:p>
+    <w:p>
+      <w:pPr>
+        <w:pStyle w:val="29"/>
+        <w:tabs>
+          <w:tab w:val="right" w:leader="dot" w:pos="9068"/>
+        </w:tabs>
+      </w:pPr>
+      <w:r>
+        <w:rPr>
+          <w:lang w:val="vi-VN"/>
+        </w:rPr>
+        <w:fldChar w:fldCharType="begin"/>
+      </w:r>
+      <w:r>
+        <w:rPr>
+          <w:lang w:val="vi-VN"/>
+        </w:rPr>
+        <w:instrText xml:space="preserve"> HYPERLINK \l _Toc18177 </w:instrText>
+      </w:r>
+      <w:r>
+        <w:rPr>
+          <w:lang w:val="vi-VN"/>
+        </w:rPr>
+        <w:fldChar w:fldCharType="separate"/>
+      </w:r>
+      <w:r>
+        <w:rPr>
+          <w:rFonts w:hint="default"/>
+          <w:lang w:val="en-US"/>
+        </w:rPr>
+        <w:t xml:space="preserve">1.5 </w:t>
+      </w:r>
+      <w:r>
+        <w:rPr>
+          <w:lang w:val="zh-CN"/>
+        </w:rPr>
+        <w:t>Tổng quan hoạt động của hệ thống</w:t>
       </w:r>
       <w:r>
         <w:tab/>
@@ -2683,69 +2887,191 @@
         <w:fldChar w:fldCharType="begin"/>
       </w:r>
       <w:r>
-        <w:instrText xml:space="preserve"> PAGEREF _Toc217343320 \h </w:instrText>
+        <w:instrText xml:space="preserve"> PAGEREF _Toc18177 \h </w:instrText>
       </w:r>
       <w:r>
         <w:fldChar w:fldCharType="separate"/>
       </w:r>
       <w:r>
-        <w:t>2</w:t>
+        <w:t>3</w:t>
       </w:r>
       <w:r>
         <w:fldChar w:fldCharType="end"/>
       </w:r>
       <w:r>
+        <w:rPr>
+          <w:lang w:val="vi-VN"/>
+        </w:rPr>
         <w:fldChar w:fldCharType="end"/>
       </w:r>
     </w:p>
     <w:p>
       <w:pPr>
+        <w:pStyle w:val="28"/>
+        <w:tabs>
+          <w:tab w:val="right" w:leader="dot" w:pos="9068"/>
+          <w:tab w:val="clear" w:pos="1701"/>
+          <w:tab w:val="clear" w:pos="9062"/>
+        </w:tabs>
+      </w:pPr>
+      <w:r>
+        <w:rPr>
+          <w:lang w:val="vi-VN"/>
+        </w:rPr>
+        <w:fldChar w:fldCharType="begin"/>
+      </w:r>
+      <w:r>
+        <w:rPr>
+          <w:lang w:val="vi-VN"/>
+        </w:rPr>
+        <w:instrText xml:space="preserve"> HYPERLINK \l _Toc24231 </w:instrText>
+      </w:r>
+      <w:r>
+        <w:rPr>
+          <w:lang w:val="vi-VN"/>
+        </w:rPr>
+        <w:fldChar w:fldCharType="separate"/>
+      </w:r>
+      <w:r>
+        <w:rPr>
+          <w:rFonts w:hint="default" w:cs="Times New Roman"/>
+          <w:lang w:val="vi-VN"/>
+        </w:rPr>
+        <w:t xml:space="preserve">CHƯƠNG 2: </w:t>
+      </w:r>
+      <w:r>
+        <w:rPr>
+          <w:lang w:val="vi-VN"/>
+        </w:rPr>
+        <w:t>CÔNG CỤ VÀ CÔNG NGHỆ SỬ DỤNG</w:t>
+      </w:r>
+      <w:r>
+        <w:tab/>
+      </w:r>
+      <w:r>
+        <w:fldChar w:fldCharType="begin"/>
+      </w:r>
+      <w:r>
+        <w:instrText xml:space="preserve"> PAGEREF _Toc24231 \h </w:instrText>
+      </w:r>
+      <w:r>
+        <w:fldChar w:fldCharType="separate"/>
+      </w:r>
+      <w:r>
+        <w:t>4</w:t>
+      </w:r>
+      <w:r>
+        <w:fldChar w:fldCharType="end"/>
+      </w:r>
+      <w:r>
+        <w:rPr>
+          <w:lang w:val="vi-VN"/>
+        </w:rPr>
+        <w:fldChar w:fldCharType="end"/>
+      </w:r>
+    </w:p>
+    <w:p>
+      <w:pPr>
         <w:pStyle w:val="29"/>
         <w:tabs>
-          <w:tab w:val="left" w:pos="960"/>
-          <w:tab w:val="right" w:leader="dot" w:pos="9062"/>
-        </w:tabs>
-        <w:rPr>
-          <w:rFonts w:asciiTheme="minorHAnsi" w:hAnsiTheme="minorHAnsi"/>
-          <w:kern w:val="2"/>
-          <w:sz w:val="24"/>
-          <w:szCs w:val="24"/>
-          <w:lang w:val="zh-CN" w:eastAsia="ja-JP"/>
-          <w14:ligatures w14:val="standardContextual"/>
-        </w:rPr>
-      </w:pPr>
-      <w:r>
+          <w:tab w:val="right" w:leader="dot" w:pos="9068"/>
+        </w:tabs>
+      </w:pPr>
+      <w:r>
+        <w:rPr>
+          <w:lang w:val="vi-VN"/>
+        </w:rPr>
         <w:fldChar w:fldCharType="begin"/>
       </w:r>
       <w:r>
-        <w:instrText xml:space="preserve"> HYPERLINK \l "_Toc217343321" </w:instrText>
-      </w:r>
-      <w:r>
+        <w:rPr>
+          <w:lang w:val="vi-VN"/>
+        </w:rPr>
+        <w:instrText xml:space="preserve"> HYPERLINK \l _Toc24110 </w:instrText>
+      </w:r>
+      <w:r>
+        <w:rPr>
+          <w:lang w:val="vi-VN"/>
+        </w:rPr>
         <w:fldChar w:fldCharType="separate"/>
       </w:r>
       <w:r>
         <w:rPr>
-          <w:rStyle w:val="21"/>
-        </w:rPr>
-        <w:t>1.3</w:t>
-      </w:r>
-      <w:r>
-        <w:rPr>
-          <w:rFonts w:asciiTheme="minorHAnsi" w:hAnsiTheme="minorHAnsi"/>
-          <w:kern w:val="2"/>
-          <w:sz w:val="24"/>
-          <w:szCs w:val="24"/>
-          <w:lang w:val="zh-CN" w:eastAsia="ja-JP"/>
-          <w14:ligatures w14:val="standardContextual"/>
-        </w:rPr>
+          <w:rFonts w:hint="default" w:cs="Times New Roman"/>
+          <w:lang w:val="en-US"/>
+        </w:rPr>
+        <w:t xml:space="preserve">2.1 </w:t>
+      </w:r>
+      <w:r>
+        <w:rPr>
+          <w:rFonts w:cs="Times New Roman"/>
+          <w:lang w:val="vi-VN"/>
+        </w:rPr>
+        <w:t>Tổng quan</w:t>
+      </w:r>
+      <w:r>
         <w:tab/>
       </w:r>
       <w:r>
-        <w:rPr>
-          <w:rStyle w:val="21"/>
-          <w:lang w:val="vi-VN"/>
-        </w:rPr>
-        <w:t>Giới thiệu đề tài</w:t>
+        <w:fldChar w:fldCharType="begin"/>
+      </w:r>
+      <w:r>
+        <w:instrText xml:space="preserve"> PAGEREF _Toc24110 \h </w:instrText>
+      </w:r>
+      <w:r>
+        <w:fldChar w:fldCharType="separate"/>
+      </w:r>
+      <w:r>
+        <w:t>4</w:t>
+      </w:r>
+      <w:r>
+        <w:fldChar w:fldCharType="end"/>
+      </w:r>
+      <w:r>
+        <w:rPr>
+          <w:lang w:val="vi-VN"/>
+        </w:rPr>
+        <w:fldChar w:fldCharType="end"/>
+      </w:r>
+    </w:p>
+    <w:p>
+      <w:pPr>
+        <w:pStyle w:val="29"/>
+        <w:tabs>
+          <w:tab w:val="right" w:leader="dot" w:pos="9068"/>
+        </w:tabs>
+      </w:pPr>
+      <w:r>
+        <w:rPr>
+          <w:lang w:val="vi-VN"/>
+        </w:rPr>
+        <w:fldChar w:fldCharType="begin"/>
+      </w:r>
+      <w:r>
+        <w:rPr>
+          <w:lang w:val="vi-VN"/>
+        </w:rPr>
+        <w:instrText xml:space="preserve"> HYPERLINK \l _Toc7648 </w:instrText>
+      </w:r>
+      <w:r>
+        <w:rPr>
+          <w:lang w:val="vi-VN"/>
+        </w:rPr>
+        <w:fldChar w:fldCharType="separate"/>
+      </w:r>
+      <w:r>
+        <w:rPr>
+          <w:rFonts w:hint="default" w:cs="Times New Roman"/>
+          <w:lang w:val="en-US"/>
+        </w:rPr>
+        <w:t xml:space="preserve">2.2 </w:t>
+      </w:r>
+      <w:r>
+        <w:rPr>
+          <w:rFonts w:cs="Times New Roman"/>
+          <w:lang w:val="vi-VN"/>
+        </w:rPr>
+        <w:t>Tổng Quan về ngôn ngữ lập trình Java</w:t>
       </w:r>
       <w:r>
         <w:tab/>
@@ -2754,18 +3080,21 @@
         <w:fldChar w:fldCharType="begin"/>
       </w:r>
       <w:r>
-        <w:instrText xml:space="preserve"> PAGEREF _Toc217343321 \h </w:instrText>
+        <w:instrText xml:space="preserve"> PAGEREF _Toc7648 \h </w:instrText>
       </w:r>
       <w:r>
         <w:fldChar w:fldCharType="separate"/>
       </w:r>
       <w:r>
-        <w:t>2</w:t>
+        <w:t>4</w:t>
       </w:r>
       <w:r>
         <w:fldChar w:fldCharType="end"/>
       </w:r>
       <w:r>
+        <w:rPr>
+          <w:lang w:val="vi-VN"/>
+        </w:rPr>
         <w:fldChar w:fldCharType="end"/>
       </w:r>
     </w:p>
@@ -2773,50 +3102,103 @@
       <w:pPr>
         <w:pStyle w:val="29"/>
         <w:tabs>
-          <w:tab w:val="left" w:pos="960"/>
-          <w:tab w:val="right" w:leader="dot" w:pos="9062"/>
-        </w:tabs>
-        <w:rPr>
-          <w:rFonts w:asciiTheme="minorHAnsi" w:hAnsiTheme="minorHAnsi"/>
-          <w:kern w:val="2"/>
-          <w:sz w:val="24"/>
-          <w:szCs w:val="24"/>
-          <w:lang w:val="zh-CN" w:eastAsia="ja-JP"/>
-          <w14:ligatures w14:val="standardContextual"/>
-        </w:rPr>
-      </w:pPr>
-      <w:r>
+          <w:tab w:val="right" w:leader="dot" w:pos="9068"/>
+        </w:tabs>
+      </w:pPr>
+      <w:r>
+        <w:rPr>
+          <w:lang w:val="vi-VN"/>
+        </w:rPr>
         <w:fldChar w:fldCharType="begin"/>
       </w:r>
       <w:r>
-        <w:instrText xml:space="preserve"> HYPERLINK \l "_Toc217343322" </w:instrText>
-      </w:r>
-      <w:r>
+        <w:rPr>
+          <w:lang w:val="vi-VN"/>
+        </w:rPr>
+        <w:instrText xml:space="preserve"> HYPERLINK \l _Toc12007 </w:instrText>
+      </w:r>
+      <w:r>
+        <w:rPr>
+          <w:lang w:val="vi-VN"/>
+        </w:rPr>
         <w:fldChar w:fldCharType="separate"/>
       </w:r>
       <w:r>
         <w:rPr>
-          <w:rStyle w:val="21"/>
-        </w:rPr>
-        <w:t>1.4</w:t>
-      </w:r>
-      <w:r>
-        <w:rPr>
-          <w:rFonts w:asciiTheme="minorHAnsi" w:hAnsiTheme="minorHAnsi"/>
-          <w:kern w:val="2"/>
-          <w:sz w:val="24"/>
-          <w:szCs w:val="24"/>
-          <w:lang w:val="zh-CN" w:eastAsia="ja-JP"/>
-          <w14:ligatures w14:val="standardContextual"/>
-        </w:rPr>
+          <w:rFonts w:hint="default" w:cs="Times New Roman"/>
+          <w:lang w:val="en-US"/>
+        </w:rPr>
+        <w:t xml:space="preserve">2.3 </w:t>
+      </w:r>
+      <w:r>
+        <w:rPr>
+          <w:lang w:val="vi-VN"/>
+        </w:rPr>
+        <w:t>JavaFX – Thư viện xây dựng giao diện đồ họa</w:t>
+      </w:r>
+      <w:r>
         <w:tab/>
       </w:r>
       <w:r>
-        <w:rPr>
-          <w:rStyle w:val="21"/>
-          <w:lang w:val="vi-VN"/>
-        </w:rPr>
-        <w:t>Lí do chọn đề tài</w:t>
+        <w:fldChar w:fldCharType="begin"/>
+      </w:r>
+      <w:r>
+        <w:instrText xml:space="preserve"> PAGEREF _Toc12007 \h </w:instrText>
+      </w:r>
+      <w:r>
+        <w:fldChar w:fldCharType="separate"/>
+      </w:r>
+      <w:r>
+        <w:t>5</w:t>
+      </w:r>
+      <w:r>
+        <w:fldChar w:fldCharType="end"/>
+      </w:r>
+      <w:r>
+        <w:rPr>
+          <w:lang w:val="vi-VN"/>
+        </w:rPr>
+        <w:fldChar w:fldCharType="end"/>
+      </w:r>
+    </w:p>
+    <w:p>
+      <w:pPr>
+        <w:pStyle w:val="29"/>
+        <w:tabs>
+          <w:tab w:val="right" w:leader="dot" w:pos="9068"/>
+        </w:tabs>
+      </w:pPr>
+      <w:r>
+        <w:rPr>
+          <w:lang w:val="vi-VN"/>
+        </w:rPr>
+        <w:fldChar w:fldCharType="begin"/>
+      </w:r>
+      <w:r>
+        <w:rPr>
+          <w:lang w:val="vi-VN"/>
+        </w:rPr>
+        <w:instrText xml:space="preserve"> HYPERLINK \l _Toc10921 </w:instrText>
+      </w:r>
+      <w:r>
+        <w:rPr>
+          <w:lang w:val="vi-VN"/>
+        </w:rPr>
+        <w:fldChar w:fldCharType="separate"/>
+      </w:r>
+      <w:r>
+        <w:rPr>
+          <w:rFonts w:hint="default" w:cstheme="minorBidi"/>
+          <w:lang w:val="en-US"/>
+        </w:rPr>
+        <w:t xml:space="preserve">2.4 </w:t>
+      </w:r>
+      <w:r>
+        <w:rPr>
+          <w:rFonts w:cstheme="minorBidi"/>
+          <w:lang w:val="vi-VN"/>
+        </w:rPr>
+        <w:t>FXML và CSS</w:t>
       </w:r>
       <w:r>
         <w:tab/>
@@ -2825,18 +3207,21 @@
         <w:fldChar w:fldCharType="begin"/>
       </w:r>
       <w:r>
-        <w:instrText xml:space="preserve"> PAGEREF _Toc217343322 \h </w:instrText>
+        <w:instrText xml:space="preserve"> PAGEREF _Toc10921 \h </w:instrText>
       </w:r>
       <w:r>
         <w:fldChar w:fldCharType="separate"/>
       </w:r>
       <w:r>
-        <w:t>3</w:t>
+        <w:t>6</w:t>
       </w:r>
       <w:r>
         <w:fldChar w:fldCharType="end"/>
       </w:r>
       <w:r>
+        <w:rPr>
+          <w:lang w:val="vi-VN"/>
+        </w:rPr>
         <w:fldChar w:fldCharType="end"/>
       </w:r>
     </w:p>
@@ -2844,50 +3229,222 @@
       <w:pPr>
         <w:pStyle w:val="29"/>
         <w:tabs>
-          <w:tab w:val="left" w:pos="960"/>
-          <w:tab w:val="right" w:leader="dot" w:pos="9062"/>
-        </w:tabs>
-        <w:rPr>
-          <w:rFonts w:asciiTheme="minorHAnsi" w:hAnsiTheme="minorHAnsi"/>
-          <w:kern w:val="2"/>
-          <w:sz w:val="24"/>
-          <w:szCs w:val="24"/>
-          <w:lang w:val="zh-CN" w:eastAsia="ja-JP"/>
-          <w14:ligatures w14:val="standardContextual"/>
-        </w:rPr>
-      </w:pPr>
-      <w:r>
+          <w:tab w:val="right" w:leader="dot" w:pos="9068"/>
+        </w:tabs>
+      </w:pPr>
+      <w:r>
+        <w:rPr>
+          <w:lang w:val="vi-VN"/>
+        </w:rPr>
         <w:fldChar w:fldCharType="begin"/>
       </w:r>
       <w:r>
-        <w:instrText xml:space="preserve"> HYPERLINK \l "_Toc217343323" </w:instrText>
-      </w:r>
-      <w:r>
+        <w:rPr>
+          <w:lang w:val="vi-VN"/>
+        </w:rPr>
+        <w:instrText xml:space="preserve"> HYPERLINK \l _Toc3410 </w:instrText>
+      </w:r>
+      <w:r>
+        <w:rPr>
+          <w:lang w:val="vi-VN"/>
+        </w:rPr>
         <w:fldChar w:fldCharType="separate"/>
       </w:r>
       <w:r>
         <w:rPr>
-          <w:rStyle w:val="21"/>
-        </w:rPr>
-        <w:t>1.5</w:t>
-      </w:r>
-      <w:r>
-        <w:rPr>
-          <w:rFonts w:asciiTheme="minorHAnsi" w:hAnsiTheme="minorHAnsi"/>
-          <w:kern w:val="2"/>
-          <w:sz w:val="24"/>
-          <w:szCs w:val="24"/>
-          <w:lang w:val="zh-CN" w:eastAsia="ja-JP"/>
-          <w14:ligatures w14:val="standardContextual"/>
-        </w:rPr>
+          <w:rFonts w:hint="default" w:cstheme="minorBidi"/>
+          <w:lang w:val="en-US"/>
+        </w:rPr>
+        <w:t xml:space="preserve">2.5 </w:t>
+      </w:r>
+      <w:r>
+        <w:t>Mô hình kiến trúc MVC</w:t>
+      </w:r>
+      <w:r>
         <w:tab/>
       </w:r>
       <w:r>
-        <w:rPr>
-          <w:rStyle w:val="21"/>
+        <w:fldChar w:fldCharType="begin"/>
+      </w:r>
+      <w:r>
+        <w:instrText xml:space="preserve"> PAGEREF _Toc3410 \h </w:instrText>
+      </w:r>
+      <w:r>
+        <w:fldChar w:fldCharType="separate"/>
+      </w:r>
+      <w:r>
+        <w:t>6</w:t>
+      </w:r>
+      <w:r>
+        <w:fldChar w:fldCharType="end"/>
+      </w:r>
+      <w:r>
+        <w:rPr>
+          <w:lang w:val="vi-VN"/>
+        </w:rPr>
+        <w:fldChar w:fldCharType="end"/>
+      </w:r>
+    </w:p>
+    <w:p>
+      <w:pPr>
+        <w:pStyle w:val="29"/>
+        <w:tabs>
+          <w:tab w:val="right" w:leader="dot" w:pos="9068"/>
+        </w:tabs>
+      </w:pPr>
+      <w:r>
+        <w:rPr>
+          <w:lang w:val="vi-VN"/>
+        </w:rPr>
+        <w:fldChar w:fldCharType="begin"/>
+      </w:r>
+      <w:r>
+        <w:rPr>
+          <w:lang w:val="vi-VN"/>
+        </w:rPr>
+        <w:instrText xml:space="preserve"> HYPERLINK \l _Toc31805 </w:instrText>
+      </w:r>
+      <w:r>
+        <w:rPr>
+          <w:lang w:val="vi-VN"/>
+        </w:rPr>
+        <w:fldChar w:fldCharType="separate"/>
+      </w:r>
+      <w:r>
+        <w:rPr>
+          <w:rFonts w:hint="default"/>
+          <w:lang w:val="en-US"/>
+        </w:rPr>
+        <w:t xml:space="preserve">2.6 </w:t>
+      </w:r>
+      <w:r>
+        <w:rPr>
+          <w:lang w:val="vi-VN"/>
+        </w:rPr>
+        <w:t>Công nghệ mạng và mô hình chơi nhiều người</w:t>
+      </w:r>
+      <w:r>
+        <w:tab/>
+      </w:r>
+      <w:r>
+        <w:fldChar w:fldCharType="begin"/>
+      </w:r>
+      <w:r>
+        <w:instrText xml:space="preserve"> PAGEREF _Toc31805 \h </w:instrText>
+      </w:r>
+      <w:r>
+        <w:fldChar w:fldCharType="separate"/>
+      </w:r>
+      <w:r>
+        <w:t>7</w:t>
+      </w:r>
+      <w:r>
+        <w:fldChar w:fldCharType="end"/>
+      </w:r>
+      <w:r>
+        <w:rPr>
+          <w:lang w:val="vi-VN"/>
+        </w:rPr>
+        <w:fldChar w:fldCharType="end"/>
+      </w:r>
+    </w:p>
+    <w:p>
+      <w:pPr>
+        <w:pStyle w:val="29"/>
+        <w:tabs>
+          <w:tab w:val="right" w:leader="dot" w:pos="9068"/>
+        </w:tabs>
+      </w:pPr>
+      <w:r>
+        <w:rPr>
+          <w:lang w:val="vi-VN"/>
+        </w:rPr>
+        <w:fldChar w:fldCharType="begin"/>
+      </w:r>
+      <w:r>
+        <w:rPr>
+          <w:lang w:val="vi-VN"/>
+        </w:rPr>
+        <w:instrText xml:space="preserve"> HYPERLINK \l _Toc24766 </w:instrText>
+      </w:r>
+      <w:r>
+        <w:rPr>
+          <w:lang w:val="vi-VN"/>
+        </w:rPr>
+        <w:fldChar w:fldCharType="separate"/>
+      </w:r>
+      <w:r>
+        <w:rPr>
+          <w:rFonts w:hint="default"/>
+          <w:lang w:val="en-US"/>
+        </w:rPr>
+        <w:t xml:space="preserve">2.7 </w:t>
+      </w:r>
+      <w:r>
+        <w:t>Jakarta Mail và cơ chế Email OTP</w:t>
+      </w:r>
+      <w:r>
+        <w:tab/>
+      </w:r>
+      <w:r>
+        <w:fldChar w:fldCharType="begin"/>
+      </w:r>
+      <w:r>
+        <w:instrText xml:space="preserve"> PAGEREF _Toc24766 \h </w:instrText>
+      </w:r>
+      <w:r>
+        <w:fldChar w:fldCharType="separate"/>
+      </w:r>
+      <w:r>
+        <w:t>7</w:t>
+      </w:r>
+      <w:r>
+        <w:fldChar w:fldCharType="end"/>
+      </w:r>
+      <w:r>
+        <w:rPr>
+          <w:lang w:val="vi-VN"/>
+        </w:rPr>
+        <w:fldChar w:fldCharType="end"/>
+      </w:r>
+    </w:p>
+    <w:p>
+      <w:pPr>
+        <w:pStyle w:val="29"/>
+        <w:tabs>
+          <w:tab w:val="right" w:leader="dot" w:pos="9068"/>
+        </w:tabs>
+      </w:pPr>
+      <w:r>
+        <w:rPr>
+          <w:lang w:val="vi-VN"/>
+        </w:rPr>
+        <w:fldChar w:fldCharType="begin"/>
+      </w:r>
+      <w:r>
+        <w:rPr>
+          <w:lang w:val="vi-VN"/>
+        </w:rPr>
+        <w:instrText xml:space="preserve"> HYPERLINK \l _Toc32165 </w:instrText>
+      </w:r>
+      <w:r>
+        <w:rPr>
+          <w:lang w:val="vi-VN"/>
+        </w:rPr>
+        <w:fldChar w:fldCharType="separate"/>
+      </w:r>
+      <w:r>
+        <w:rPr>
+          <w:rFonts w:hint="default"/>
+          <w:lang w:val="en-US"/>
+        </w:rPr>
+        <w:t xml:space="preserve">2.8 </w:t>
+      </w:r>
+      <w:r>
+        <w:rPr>
           <w:lang w:val="zh-CN"/>
         </w:rPr>
-        <w:t>Tổng quan hoạt động của hệ thống</w:t>
+        <w:t>Gson và xử lý dữ liệu JSON</w:t>
       </w:r>
       <w:r>
         <w:tab/>
@@ -2896,69 +3453,255 @@
         <w:fldChar w:fldCharType="begin"/>
       </w:r>
       <w:r>
-        <w:instrText xml:space="preserve"> PAGEREF _Toc217343323 \h </w:instrText>
+        <w:instrText xml:space="preserve"> PAGEREF _Toc32165 \h </w:instrText>
       </w:r>
       <w:r>
         <w:fldChar w:fldCharType="separate"/>
       </w:r>
       <w:r>
-        <w:t>3</w:t>
+        <w:t>8</w:t>
       </w:r>
       <w:r>
         <w:fldChar w:fldCharType="end"/>
       </w:r>
       <w:r>
+        <w:rPr>
+          <w:lang w:val="vi-VN"/>
+        </w:rPr>
         <w:fldChar w:fldCharType="end"/>
       </w:r>
     </w:p>
     <w:p>
       <w:pPr>
+        <w:pStyle w:val="29"/>
+        <w:tabs>
+          <w:tab w:val="right" w:leader="dot" w:pos="9068"/>
+        </w:tabs>
+      </w:pPr>
+      <w:r>
+        <w:rPr>
+          <w:lang w:val="vi-VN"/>
+        </w:rPr>
+        <w:fldChar w:fldCharType="begin"/>
+      </w:r>
+      <w:r>
+        <w:rPr>
+          <w:lang w:val="vi-VN"/>
+        </w:rPr>
+        <w:instrText xml:space="preserve"> HYPERLINK \l _Toc27935 </w:instrText>
+      </w:r>
+      <w:r>
+        <w:rPr>
+          <w:lang w:val="vi-VN"/>
+        </w:rPr>
+        <w:fldChar w:fldCharType="separate"/>
+      </w:r>
+      <w:r>
+        <w:rPr>
+          <w:rFonts w:hint="default"/>
+          <w:lang w:val="en-US"/>
+        </w:rPr>
+        <w:t xml:space="preserve">2.9 </w:t>
+      </w:r>
+      <w:r>
+        <w:t>Linux Operating System</w:t>
+      </w:r>
+      <w:r>
+        <w:rPr>
+          <w:lang w:val="vi-VN"/>
+        </w:rPr>
+        <w:t xml:space="preserve"> Fundamentals</w:t>
+      </w:r>
+      <w:r>
+        <w:tab/>
+      </w:r>
+      <w:r>
+        <w:fldChar w:fldCharType="begin"/>
+      </w:r>
+      <w:r>
+        <w:instrText xml:space="preserve"> PAGEREF _Toc27935 \h </w:instrText>
+      </w:r>
+      <w:r>
+        <w:fldChar w:fldCharType="separate"/>
+      </w:r>
+      <w:r>
+        <w:t>8</w:t>
+      </w:r>
+      <w:r>
+        <w:fldChar w:fldCharType="end"/>
+      </w:r>
+      <w:r>
+        <w:rPr>
+          <w:lang w:val="vi-VN"/>
+        </w:rPr>
+        <w:fldChar w:fldCharType="end"/>
+      </w:r>
+    </w:p>
+    <w:p>
+      <w:pPr>
+        <w:pStyle w:val="29"/>
+        <w:tabs>
+          <w:tab w:val="right" w:leader="dot" w:pos="9068"/>
+        </w:tabs>
+      </w:pPr>
+      <w:r>
+        <w:rPr>
+          <w:lang w:val="vi-VN"/>
+        </w:rPr>
+        <w:fldChar w:fldCharType="begin"/>
+      </w:r>
+      <w:r>
+        <w:rPr>
+          <w:lang w:val="vi-VN"/>
+        </w:rPr>
+        <w:instrText xml:space="preserve"> HYPERLINK \l _Toc7122 </w:instrText>
+      </w:r>
+      <w:r>
+        <w:rPr>
+          <w:lang w:val="vi-VN"/>
+        </w:rPr>
+        <w:fldChar w:fldCharType="separate"/>
+      </w:r>
+      <w:r>
+        <w:rPr>
+          <w:rFonts w:hint="default"/>
+          <w:lang w:val="en-US"/>
+        </w:rPr>
+        <w:t xml:space="preserve">2.10 </w:t>
+      </w:r>
+      <w:r>
+        <w:rPr>
+          <w:lang w:val="vi-VN"/>
+        </w:rPr>
+        <w:t>Môi trường phát triển và công cụ hỗ trợ</w:t>
+      </w:r>
+      <w:r>
+        <w:tab/>
+      </w:r>
+      <w:r>
+        <w:fldChar w:fldCharType="begin"/>
+      </w:r>
+      <w:r>
+        <w:instrText xml:space="preserve"> PAGEREF _Toc7122 \h </w:instrText>
+      </w:r>
+      <w:r>
+        <w:fldChar w:fldCharType="separate"/>
+      </w:r>
+      <w:r>
+        <w:t>8</w:t>
+      </w:r>
+      <w:r>
+        <w:fldChar w:fldCharType="end"/>
+      </w:r>
+      <w:r>
+        <w:rPr>
+          <w:lang w:val="vi-VN"/>
+        </w:rPr>
+        <w:fldChar w:fldCharType="end"/>
+      </w:r>
+    </w:p>
+    <w:p>
+      <w:pPr>
         <w:pStyle w:val="28"/>
-        <w:rPr>
-          <w:rFonts w:asciiTheme="minorHAnsi" w:hAnsiTheme="minorHAnsi"/>
-          <w:b w:val="0"/>
-          <w:kern w:val="2"/>
-          <w:sz w:val="24"/>
-          <w:szCs w:val="24"/>
-          <w:lang w:val="zh-CN" w:eastAsia="ja-JP"/>
-          <w14:ligatures w14:val="standardContextual"/>
-        </w:rPr>
-      </w:pPr>
-      <w:r>
+        <w:tabs>
+          <w:tab w:val="right" w:leader="dot" w:pos="9068"/>
+          <w:tab w:val="clear" w:pos="1701"/>
+          <w:tab w:val="clear" w:pos="9062"/>
+        </w:tabs>
+      </w:pPr>
+      <w:r>
+        <w:rPr>
+          <w:lang w:val="vi-VN"/>
+        </w:rPr>
         <w:fldChar w:fldCharType="begin"/>
       </w:r>
       <w:r>
-        <w:instrText xml:space="preserve"> HYPERLINK \l "_Toc217343324" </w:instrText>
-      </w:r>
-      <w:r>
+        <w:rPr>
+          <w:lang w:val="vi-VN"/>
+        </w:rPr>
+        <w:instrText xml:space="preserve"> HYPERLINK \l _Toc26954 </w:instrText>
+      </w:r>
+      <w:r>
+        <w:rPr>
+          <w:lang w:val="vi-VN"/>
+        </w:rPr>
         <w:fldChar w:fldCharType="separate"/>
       </w:r>
       <w:r>
         <w:rPr>
-          <w:rStyle w:val="21"/>
-          <w:rFonts w:cs="Times New Roman"/>
-          <w:lang w:val="vi-VN"/>
-        </w:rPr>
-        <w:t>CHƯƠNG 2:</w:t>
-      </w:r>
-      <w:r>
-        <w:rPr>
-          <w:rFonts w:asciiTheme="minorHAnsi" w:hAnsiTheme="minorHAnsi"/>
-          <w:b w:val="0"/>
-          <w:kern w:val="2"/>
-          <w:sz w:val="24"/>
-          <w:szCs w:val="24"/>
-          <w:lang w:val="zh-CN" w:eastAsia="ja-JP"/>
-          <w14:ligatures w14:val="standardContextual"/>
-        </w:rPr>
+          <w:rFonts w:hint="default" w:cs="Times New Roman"/>
+          <w:bCs/>
+          <w:iCs/>
+          <w:szCs w:val="26"/>
+          <w:lang w:val="vi-VN"/>
+        </w:rPr>
+        <w:t xml:space="preserve">CHƯƠNG 3: </w:t>
+      </w:r>
+      <w:r>
+        <w:t>TRIỂN KHAI VÀ PHÁT TRIỂN</w:t>
+      </w:r>
+      <w:r>
         <w:tab/>
       </w:r>
       <w:r>
-        <w:rPr>
-          <w:rStyle w:val="21"/>
-          <w:lang w:val="vi-VN"/>
-        </w:rPr>
-        <w:t>CÔNG CỤ VÀ CÔNG NGHỆ SỬ DỤNG</w:t>
+        <w:fldChar w:fldCharType="begin"/>
+      </w:r>
+      <w:r>
+        <w:instrText xml:space="preserve"> PAGEREF _Toc26954 \h </w:instrText>
+      </w:r>
+      <w:r>
+        <w:fldChar w:fldCharType="separate"/>
+      </w:r>
+      <w:r>
+        <w:t>10</w:t>
+      </w:r>
+      <w:r>
+        <w:fldChar w:fldCharType="end"/>
+      </w:r>
+      <w:r>
+        <w:rPr>
+          <w:lang w:val="vi-VN"/>
+        </w:rPr>
+        <w:fldChar w:fldCharType="end"/>
+      </w:r>
+    </w:p>
+    <w:p>
+      <w:pPr>
+        <w:pStyle w:val="29"/>
+        <w:tabs>
+          <w:tab w:val="right" w:leader="dot" w:pos="9068"/>
+        </w:tabs>
+      </w:pPr>
+      <w:r>
+        <w:rPr>
+          <w:lang w:val="vi-VN"/>
+        </w:rPr>
+        <w:fldChar w:fldCharType="begin"/>
+      </w:r>
+      <w:r>
+        <w:rPr>
+          <w:lang w:val="vi-VN"/>
+        </w:rPr>
+        <w:instrText xml:space="preserve"> HYPERLINK \l _Toc16734 </w:instrText>
+      </w:r>
+      <w:r>
+        <w:rPr>
+          <w:lang w:val="vi-VN"/>
+        </w:rPr>
+        <w:fldChar w:fldCharType="separate"/>
+      </w:r>
+      <w:r>
+        <w:rPr>
+          <w:rFonts w:hint="default" w:cs="Times New Roman"/>
+          <w:bCs/>
+          <w:iCs/>
+          <w:szCs w:val="28"/>
+          <w:lang w:val="en-US"/>
+        </w:rPr>
+        <w:t xml:space="preserve">3.1 </w:t>
+      </w:r>
+      <w:r>
+        <w:t>Yêu cầu chức năng</w:t>
       </w:r>
       <w:r>
         <w:tab/>
@@ -2967,71 +3710,507 @@
         <w:fldChar w:fldCharType="begin"/>
       </w:r>
       <w:r>
-        <w:instrText xml:space="preserve"> PAGEREF _Toc217343324 \h </w:instrText>
+        <w:instrText xml:space="preserve"> PAGEREF _Toc16734 \h </w:instrText>
       </w:r>
       <w:r>
         <w:fldChar w:fldCharType="separate"/>
       </w:r>
       <w:r>
-        <w:t>4</w:t>
+        <w:t>10</w:t>
       </w:r>
       <w:r>
         <w:fldChar w:fldCharType="end"/>
       </w:r>
       <w:r>
+        <w:rPr>
+          <w:lang w:val="vi-VN"/>
+        </w:rPr>
         <w:fldChar w:fldCharType="end"/>
       </w:r>
     </w:p>
     <w:p>
       <w:pPr>
+        <w:pStyle w:val="30"/>
+        <w:tabs>
+          <w:tab w:val="right" w:leader="dot" w:pos="9068"/>
+        </w:tabs>
+      </w:pPr>
+      <w:r>
+        <w:rPr>
+          <w:lang w:val="vi-VN"/>
+        </w:rPr>
+        <w:fldChar w:fldCharType="begin"/>
+      </w:r>
+      <w:r>
+        <w:rPr>
+          <w:lang w:val="vi-VN"/>
+        </w:rPr>
+        <w:instrText xml:space="preserve"> HYPERLINK \l _Toc20512 </w:instrText>
+      </w:r>
+      <w:r>
+        <w:rPr>
+          <w:lang w:val="vi-VN"/>
+        </w:rPr>
+        <w:fldChar w:fldCharType="separate"/>
+      </w:r>
+      <w:r>
+        <w:rPr>
+          <w:rFonts w:hint="default"/>
+        </w:rPr>
+        <w:t xml:space="preserve">3.1.1 </w:t>
+      </w:r>
+      <w:r>
+        <w:rPr>
+          <w:bCs w:val="0"/>
+        </w:rPr>
+        <w:t>Quản lý người chơi (Player Management)</w:t>
+      </w:r>
+      <w:r>
+        <w:tab/>
+      </w:r>
+      <w:r>
+        <w:fldChar w:fldCharType="begin"/>
+      </w:r>
+      <w:r>
+        <w:instrText xml:space="preserve"> PAGEREF _Toc20512 \h </w:instrText>
+      </w:r>
+      <w:r>
+        <w:fldChar w:fldCharType="separate"/>
+      </w:r>
+      <w:r>
+        <w:t>10</w:t>
+      </w:r>
+      <w:r>
+        <w:fldChar w:fldCharType="end"/>
+      </w:r>
+      <w:r>
+        <w:rPr>
+          <w:lang w:val="vi-VN"/>
+        </w:rPr>
+        <w:fldChar w:fldCharType="end"/>
+      </w:r>
+    </w:p>
+    <w:p>
+      <w:pPr>
+        <w:pStyle w:val="30"/>
+        <w:tabs>
+          <w:tab w:val="right" w:leader="dot" w:pos="9068"/>
+        </w:tabs>
+      </w:pPr>
+      <w:r>
+        <w:rPr>
+          <w:lang w:val="vi-VN"/>
+        </w:rPr>
+        <w:fldChar w:fldCharType="begin"/>
+      </w:r>
+      <w:r>
+        <w:rPr>
+          <w:lang w:val="vi-VN"/>
+        </w:rPr>
+        <w:instrText xml:space="preserve"> HYPERLINK \l _Toc5520 </w:instrText>
+      </w:r>
+      <w:r>
+        <w:rPr>
+          <w:lang w:val="vi-VN"/>
+        </w:rPr>
+        <w:fldChar w:fldCharType="separate"/>
+      </w:r>
+      <w:r>
+        <w:rPr>
+          <w:rFonts w:hint="default"/>
+          <w:szCs w:val="26"/>
+        </w:rPr>
+        <w:t xml:space="preserve">3.1.2 </w:t>
+      </w:r>
+      <w:r>
+        <w:rPr>
+          <w:bCs w:val="0"/>
+          <w:szCs w:val="26"/>
+        </w:rPr>
+        <w:t>Quản lý phòng chơi (Lobby / Room Management)</w:t>
+      </w:r>
+      <w:r>
+        <w:tab/>
+      </w:r>
+      <w:r>
+        <w:fldChar w:fldCharType="begin"/>
+      </w:r>
+      <w:r>
+        <w:instrText xml:space="preserve"> PAGEREF _Toc5520 \h </w:instrText>
+      </w:r>
+      <w:r>
+        <w:fldChar w:fldCharType="separate"/>
+      </w:r>
+      <w:r>
+        <w:t>10</w:t>
+      </w:r>
+      <w:r>
+        <w:fldChar w:fldCharType="end"/>
+      </w:r>
+      <w:r>
+        <w:rPr>
+          <w:lang w:val="vi-VN"/>
+        </w:rPr>
+        <w:fldChar w:fldCharType="end"/>
+      </w:r>
+    </w:p>
+    <w:p>
+      <w:pPr>
+        <w:pStyle w:val="30"/>
+        <w:tabs>
+          <w:tab w:val="right" w:leader="dot" w:pos="9068"/>
+        </w:tabs>
+      </w:pPr>
+      <w:r>
+        <w:rPr>
+          <w:lang w:val="vi-VN"/>
+        </w:rPr>
+        <w:fldChar w:fldCharType="begin"/>
+      </w:r>
+      <w:r>
+        <w:rPr>
+          <w:lang w:val="vi-VN"/>
+        </w:rPr>
+        <w:instrText xml:space="preserve"> HYPERLINK \l _Toc3085 </w:instrText>
+      </w:r>
+      <w:r>
+        <w:rPr>
+          <w:lang w:val="vi-VN"/>
+        </w:rPr>
+        <w:fldChar w:fldCharType="separate"/>
+      </w:r>
+      <w:r>
+        <w:rPr>
+          <w:rFonts w:hint="default"/>
+          <w:szCs w:val="26"/>
+        </w:rPr>
+        <w:t xml:space="preserve">3.1.3 </w:t>
+      </w:r>
+      <w:r>
+        <w:rPr>
+          <w:bCs w:val="0"/>
+          <w:szCs w:val="26"/>
+        </w:rPr>
+        <w:t>Mô phỏng luật chơi UNO (UNO Game Logic Simulation)</w:t>
+      </w:r>
+      <w:r>
+        <w:tab/>
+      </w:r>
+      <w:r>
+        <w:fldChar w:fldCharType="begin"/>
+      </w:r>
+      <w:r>
+        <w:instrText xml:space="preserve"> PAGEREF _Toc3085 \h </w:instrText>
+      </w:r>
+      <w:r>
+        <w:fldChar w:fldCharType="separate"/>
+      </w:r>
+      <w:r>
+        <w:t>10</w:t>
+      </w:r>
+      <w:r>
+        <w:fldChar w:fldCharType="end"/>
+      </w:r>
+      <w:r>
+        <w:rPr>
+          <w:lang w:val="vi-VN"/>
+        </w:rPr>
+        <w:fldChar w:fldCharType="end"/>
+      </w:r>
+    </w:p>
+    <w:p>
+      <w:pPr>
+        <w:pStyle w:val="30"/>
+        <w:tabs>
+          <w:tab w:val="right" w:leader="dot" w:pos="9068"/>
+        </w:tabs>
+      </w:pPr>
+      <w:r>
+        <w:rPr>
+          <w:lang w:val="vi-VN"/>
+        </w:rPr>
+        <w:fldChar w:fldCharType="begin"/>
+      </w:r>
+      <w:r>
+        <w:rPr>
+          <w:lang w:val="vi-VN"/>
+        </w:rPr>
+        <w:instrText xml:space="preserve"> HYPERLINK \l _Toc16476 </w:instrText>
+      </w:r>
+      <w:r>
+        <w:rPr>
+          <w:lang w:val="vi-VN"/>
+        </w:rPr>
+        <w:fldChar w:fldCharType="separate"/>
+      </w:r>
+      <w:r>
+        <w:rPr>
+          <w:rFonts w:hint="default"/>
+          <w:szCs w:val="26"/>
+        </w:rPr>
+        <w:t xml:space="preserve">3.1.4 </w:t>
+      </w:r>
+      <w:r>
+        <w:rPr>
+          <w:bCs w:val="0"/>
+          <w:szCs w:val="26"/>
+        </w:rPr>
+        <w:t>Kiểm tra điều kiện thắng (Win Condition Handling)</w:t>
+      </w:r>
+      <w:r>
+        <w:tab/>
+      </w:r>
+      <w:r>
+        <w:fldChar w:fldCharType="begin"/>
+      </w:r>
+      <w:r>
+        <w:instrText xml:space="preserve"> PAGEREF _Toc16476 \h </w:instrText>
+      </w:r>
+      <w:r>
+        <w:fldChar w:fldCharType="separate"/>
+      </w:r>
+      <w:r>
+        <w:t>11</w:t>
+      </w:r>
+      <w:r>
+        <w:fldChar w:fldCharType="end"/>
+      </w:r>
+      <w:r>
+        <w:rPr>
+          <w:lang w:val="vi-VN"/>
+        </w:rPr>
+        <w:fldChar w:fldCharType="end"/>
+      </w:r>
+    </w:p>
+    <w:p>
+      <w:pPr>
+        <w:pStyle w:val="30"/>
+        <w:tabs>
+          <w:tab w:val="right" w:leader="dot" w:pos="9068"/>
+        </w:tabs>
+      </w:pPr>
+      <w:r>
+        <w:rPr>
+          <w:lang w:val="vi-VN"/>
+        </w:rPr>
+        <w:fldChar w:fldCharType="begin"/>
+      </w:r>
+      <w:r>
+        <w:rPr>
+          <w:lang w:val="vi-VN"/>
+        </w:rPr>
+        <w:instrText xml:space="preserve"> HYPERLINK \l _Toc22407 </w:instrText>
+      </w:r>
+      <w:r>
+        <w:rPr>
+          <w:lang w:val="vi-VN"/>
+        </w:rPr>
+        <w:fldChar w:fldCharType="separate"/>
+      </w:r>
+      <w:r>
+        <w:rPr>
+          <w:rFonts w:hint="default"/>
+          <w:szCs w:val="26"/>
+        </w:rPr>
+        <w:t xml:space="preserve">3.1.5 </w:t>
+      </w:r>
+      <w:r>
+        <w:rPr>
+          <w:bCs w:val="0"/>
+          <w:szCs w:val="26"/>
+        </w:rPr>
+        <w:t>Giao diện người dùng (User Interface – UI)</w:t>
+      </w:r>
+      <w:r>
+        <w:tab/>
+      </w:r>
+      <w:r>
+        <w:fldChar w:fldCharType="begin"/>
+      </w:r>
+      <w:r>
+        <w:instrText xml:space="preserve"> PAGEREF _Toc22407 \h </w:instrText>
+      </w:r>
+      <w:r>
+        <w:fldChar w:fldCharType="separate"/>
+      </w:r>
+      <w:r>
+        <w:t>11</w:t>
+      </w:r>
+      <w:r>
+        <w:fldChar w:fldCharType="end"/>
+      </w:r>
+      <w:r>
+        <w:rPr>
+          <w:lang w:val="vi-VN"/>
+        </w:rPr>
+        <w:fldChar w:fldCharType="end"/>
+      </w:r>
+    </w:p>
+    <w:p>
+      <w:pPr>
+        <w:pStyle w:val="30"/>
+        <w:tabs>
+          <w:tab w:val="right" w:leader="dot" w:pos="9068"/>
+        </w:tabs>
+      </w:pPr>
+      <w:r>
+        <w:rPr>
+          <w:lang w:val="vi-VN"/>
+        </w:rPr>
+        <w:fldChar w:fldCharType="begin"/>
+      </w:r>
+      <w:r>
+        <w:rPr>
+          <w:lang w:val="vi-VN"/>
+        </w:rPr>
+        <w:instrText xml:space="preserve"> HYPERLINK \l _Toc17263 </w:instrText>
+      </w:r>
+      <w:r>
+        <w:rPr>
+          <w:lang w:val="vi-VN"/>
+        </w:rPr>
+        <w:fldChar w:fldCharType="separate"/>
+      </w:r>
+      <w:r>
+        <w:rPr>
+          <w:rFonts w:hint="default"/>
+          <w:szCs w:val="26"/>
+        </w:rPr>
+        <w:t xml:space="preserve">3.1.6 </w:t>
+      </w:r>
+      <w:r>
+        <w:rPr>
+          <w:bCs w:val="0"/>
+          <w:szCs w:val="26"/>
+        </w:rPr>
+        <w:t>Các chức năng hỗ trợ khác</w:t>
+      </w:r>
+      <w:r>
+        <w:tab/>
+      </w:r>
+      <w:r>
+        <w:fldChar w:fldCharType="begin"/>
+      </w:r>
+      <w:r>
+        <w:instrText xml:space="preserve"> PAGEREF _Toc17263 \h </w:instrText>
+      </w:r>
+      <w:r>
+        <w:fldChar w:fldCharType="separate"/>
+      </w:r>
+      <w:r>
+        <w:t>11</w:t>
+      </w:r>
+      <w:r>
+        <w:fldChar w:fldCharType="end"/>
+      </w:r>
+      <w:r>
+        <w:rPr>
+          <w:lang w:val="vi-VN"/>
+        </w:rPr>
+        <w:fldChar w:fldCharType="end"/>
+      </w:r>
+    </w:p>
+    <w:p>
+      <w:pPr>
         <w:pStyle w:val="29"/>
         <w:tabs>
-          <w:tab w:val="left" w:pos="960"/>
-          <w:tab w:val="right" w:leader="dot" w:pos="9062"/>
-        </w:tabs>
-        <w:rPr>
-          <w:rFonts w:asciiTheme="minorHAnsi" w:hAnsiTheme="minorHAnsi"/>
-          <w:kern w:val="2"/>
-          <w:sz w:val="24"/>
-          <w:szCs w:val="24"/>
-          <w:lang w:val="zh-CN" w:eastAsia="ja-JP"/>
-          <w14:ligatures w14:val="standardContextual"/>
-        </w:rPr>
-      </w:pPr>
-      <w:r>
+          <w:tab w:val="right" w:leader="dot" w:pos="9068"/>
+        </w:tabs>
+      </w:pPr>
+      <w:r>
+        <w:rPr>
+          <w:lang w:val="vi-VN"/>
+        </w:rPr>
         <w:fldChar w:fldCharType="begin"/>
       </w:r>
       <w:r>
-        <w:instrText xml:space="preserve"> HYPERLINK \l "_Toc217343325" </w:instrText>
-      </w:r>
-      <w:r>
+        <w:rPr>
+          <w:lang w:val="vi-VN"/>
+        </w:rPr>
+        <w:instrText xml:space="preserve"> HYPERLINK \l _Toc17004 </w:instrText>
+      </w:r>
+      <w:r>
+        <w:rPr>
+          <w:lang w:val="vi-VN"/>
+        </w:rPr>
         <w:fldChar w:fldCharType="separate"/>
       </w:r>
       <w:r>
         <w:rPr>
-          <w:rStyle w:val="21"/>
-          <w:rFonts w:cs="Times New Roman"/>
-        </w:rPr>
-        <w:t>2.1</w:t>
-      </w:r>
-      <w:r>
-        <w:rPr>
-          <w:rFonts w:asciiTheme="minorHAnsi" w:hAnsiTheme="minorHAnsi"/>
-          <w:kern w:val="2"/>
-          <w:sz w:val="24"/>
-          <w:szCs w:val="24"/>
-          <w:lang w:val="zh-CN" w:eastAsia="ja-JP"/>
-          <w14:ligatures w14:val="standardContextual"/>
-        </w:rPr>
+          <w:rFonts w:hint="default" w:cs="Times New Roman"/>
+          <w:bCs/>
+          <w:iCs/>
+          <w:szCs w:val="28"/>
+          <w:lang w:val="en-US"/>
+        </w:rPr>
+        <w:t xml:space="preserve">3.2 </w:t>
+      </w:r>
+      <w:r>
+        <w:t>Yêu cầu phi chức năng</w:t>
+      </w:r>
+      <w:r>
         <w:tab/>
       </w:r>
       <w:r>
-        <w:rPr>
-          <w:rStyle w:val="21"/>
-          <w:rFonts w:cs="Times New Roman"/>
-          <w:lang w:val="vi-VN"/>
-        </w:rPr>
-        <w:t>Tổng quan</w:t>
+        <w:fldChar w:fldCharType="begin"/>
+      </w:r>
+      <w:r>
+        <w:instrText xml:space="preserve"> PAGEREF _Toc17004 \h </w:instrText>
+      </w:r>
+      <w:r>
+        <w:fldChar w:fldCharType="separate"/>
+      </w:r>
+      <w:r>
+        <w:t>11</w:t>
+      </w:r>
+      <w:r>
+        <w:fldChar w:fldCharType="end"/>
+      </w:r>
+      <w:r>
+        <w:rPr>
+          <w:lang w:val="vi-VN"/>
+        </w:rPr>
+        <w:fldChar w:fldCharType="end"/>
+      </w:r>
+    </w:p>
+    <w:p>
+      <w:pPr>
+        <w:pStyle w:val="30"/>
+        <w:tabs>
+          <w:tab w:val="right" w:leader="dot" w:pos="9068"/>
+        </w:tabs>
+      </w:pPr>
+      <w:r>
+        <w:rPr>
+          <w:lang w:val="vi-VN"/>
+        </w:rPr>
+        <w:fldChar w:fldCharType="begin"/>
+      </w:r>
+      <w:r>
+        <w:rPr>
+          <w:lang w:val="vi-VN"/>
+        </w:rPr>
+        <w:instrText xml:space="preserve"> HYPERLINK \l _Toc14471 </w:instrText>
+      </w:r>
+      <w:r>
+        <w:rPr>
+          <w:lang w:val="vi-VN"/>
+        </w:rPr>
+        <w:fldChar w:fldCharType="separate"/>
+      </w:r>
+      <w:r>
+        <w:rPr>
+          <w:rFonts w:hint="default"/>
+          <w:szCs w:val="26"/>
+        </w:rPr>
+        <w:t xml:space="preserve">3.2.1 </w:t>
+      </w:r>
+      <w:r>
+        <w:rPr>
+          <w:bCs w:val="0"/>
+          <w:szCs w:val="26"/>
+        </w:rPr>
+        <w:t>Hiệu năng (Performance)</w:t>
       </w:r>
       <w:r>
         <w:tab/>
@@ -3040,716 +4219,452 @@
         <w:fldChar w:fldCharType="begin"/>
       </w:r>
       <w:r>
-        <w:instrText xml:space="preserve"> PAGEREF _Toc217343325 \h </w:instrText>
+        <w:instrText xml:space="preserve"> PAGEREF _Toc14471 \h </w:instrText>
       </w:r>
       <w:r>
         <w:fldChar w:fldCharType="separate"/>
       </w:r>
       <w:r>
-        <w:t>4</w:t>
+        <w:t>12</w:t>
       </w:r>
       <w:r>
         <w:fldChar w:fldCharType="end"/>
       </w:r>
       <w:r>
+        <w:rPr>
+          <w:lang w:val="vi-VN"/>
+        </w:rPr>
         <w:fldChar w:fldCharType="end"/>
       </w:r>
     </w:p>
     <w:p>
       <w:pPr>
+        <w:pStyle w:val="30"/>
+        <w:tabs>
+          <w:tab w:val="right" w:leader="dot" w:pos="9068"/>
+        </w:tabs>
+      </w:pPr>
+      <w:r>
+        <w:rPr>
+          <w:lang w:val="vi-VN"/>
+        </w:rPr>
+        <w:fldChar w:fldCharType="begin"/>
+      </w:r>
+      <w:r>
+        <w:rPr>
+          <w:lang w:val="vi-VN"/>
+        </w:rPr>
+        <w:instrText xml:space="preserve"> HYPERLINK \l _Toc2930 </w:instrText>
+      </w:r>
+      <w:r>
+        <w:rPr>
+          <w:lang w:val="vi-VN"/>
+        </w:rPr>
+        <w:fldChar w:fldCharType="separate"/>
+      </w:r>
+      <w:r>
+        <w:rPr>
+          <w:rFonts w:hint="default"/>
+          <w:szCs w:val="26"/>
+        </w:rPr>
+        <w:t xml:space="preserve">3.2.2 </w:t>
+      </w:r>
+      <w:r>
+        <w:rPr>
+          <w:bCs w:val="0"/>
+          <w:szCs w:val="26"/>
+        </w:rPr>
+        <w:t>Tính ổn định và độ tin cậy (Stability &amp; Reliability)</w:t>
+      </w:r>
+      <w:r>
+        <w:tab/>
+      </w:r>
+      <w:r>
+        <w:fldChar w:fldCharType="begin"/>
+      </w:r>
+      <w:r>
+        <w:instrText xml:space="preserve"> PAGEREF _Toc2930 \h </w:instrText>
+      </w:r>
+      <w:r>
+        <w:fldChar w:fldCharType="separate"/>
+      </w:r>
+      <w:r>
+        <w:t>12</w:t>
+      </w:r>
+      <w:r>
+        <w:fldChar w:fldCharType="end"/>
+      </w:r>
+      <w:r>
+        <w:rPr>
+          <w:lang w:val="vi-VN"/>
+        </w:rPr>
+        <w:fldChar w:fldCharType="end"/>
+      </w:r>
+    </w:p>
+    <w:p>
+      <w:pPr>
+        <w:pStyle w:val="30"/>
+        <w:tabs>
+          <w:tab w:val="right" w:leader="dot" w:pos="9068"/>
+        </w:tabs>
+      </w:pPr>
+      <w:r>
+        <w:rPr>
+          <w:lang w:val="vi-VN"/>
+        </w:rPr>
+        <w:fldChar w:fldCharType="begin"/>
+      </w:r>
+      <w:r>
+        <w:rPr>
+          <w:lang w:val="vi-VN"/>
+        </w:rPr>
+        <w:instrText xml:space="preserve"> HYPERLINK \l _Toc1961 </w:instrText>
+      </w:r>
+      <w:r>
+        <w:rPr>
+          <w:lang w:val="vi-VN"/>
+        </w:rPr>
+        <w:fldChar w:fldCharType="separate"/>
+      </w:r>
+      <w:r>
+        <w:rPr>
+          <w:rFonts w:hint="default"/>
+          <w:szCs w:val="26"/>
+        </w:rPr>
+        <w:t xml:space="preserve">3.2.3 </w:t>
+      </w:r>
+      <w:r>
+        <w:rPr>
+          <w:bCs w:val="0"/>
+          <w:szCs w:val="26"/>
+        </w:rPr>
+        <w:t>Khả năng mở rộng (Scalability)</w:t>
+      </w:r>
+      <w:r>
+        <w:tab/>
+      </w:r>
+      <w:r>
+        <w:fldChar w:fldCharType="begin"/>
+      </w:r>
+      <w:r>
+        <w:instrText xml:space="preserve"> PAGEREF _Toc1961 \h </w:instrText>
+      </w:r>
+      <w:r>
+        <w:fldChar w:fldCharType="separate"/>
+      </w:r>
+      <w:r>
+        <w:t>12</w:t>
+      </w:r>
+      <w:r>
+        <w:fldChar w:fldCharType="end"/>
+      </w:r>
+      <w:r>
+        <w:rPr>
+          <w:lang w:val="vi-VN"/>
+        </w:rPr>
+        <w:fldChar w:fldCharType="end"/>
+      </w:r>
+    </w:p>
+    <w:p>
+      <w:pPr>
+        <w:pStyle w:val="30"/>
+        <w:tabs>
+          <w:tab w:val="right" w:leader="dot" w:pos="9068"/>
+        </w:tabs>
+      </w:pPr>
+      <w:r>
+        <w:rPr>
+          <w:lang w:val="vi-VN"/>
+        </w:rPr>
+        <w:fldChar w:fldCharType="begin"/>
+      </w:r>
+      <w:r>
+        <w:rPr>
+          <w:lang w:val="vi-VN"/>
+        </w:rPr>
+        <w:instrText xml:space="preserve"> HYPERLINK \l _Toc13838 </w:instrText>
+      </w:r>
+      <w:r>
+        <w:rPr>
+          <w:lang w:val="vi-VN"/>
+        </w:rPr>
+        <w:fldChar w:fldCharType="separate"/>
+      </w:r>
+      <w:r>
+        <w:rPr>
+          <w:rFonts w:hint="default"/>
+          <w:szCs w:val="26"/>
+        </w:rPr>
+        <w:t xml:space="preserve">3.2.4 </w:t>
+      </w:r>
+      <w:r>
+        <w:rPr>
+          <w:bCs w:val="0"/>
+          <w:szCs w:val="26"/>
+        </w:rPr>
+        <w:t>Tính dễ bảo trì (Maintainability)</w:t>
+      </w:r>
+      <w:r>
+        <w:tab/>
+      </w:r>
+      <w:r>
+        <w:fldChar w:fldCharType="begin"/>
+      </w:r>
+      <w:r>
+        <w:instrText xml:space="preserve"> PAGEREF _Toc13838 \h </w:instrText>
+      </w:r>
+      <w:r>
+        <w:fldChar w:fldCharType="separate"/>
+      </w:r>
+      <w:r>
+        <w:t>12</w:t>
+      </w:r>
+      <w:r>
+        <w:fldChar w:fldCharType="end"/>
+      </w:r>
+      <w:r>
+        <w:rPr>
+          <w:lang w:val="vi-VN"/>
+        </w:rPr>
+        <w:fldChar w:fldCharType="end"/>
+      </w:r>
+    </w:p>
+    <w:p>
+      <w:pPr>
+        <w:pStyle w:val="30"/>
+        <w:tabs>
+          <w:tab w:val="right" w:leader="dot" w:pos="9068"/>
+        </w:tabs>
+      </w:pPr>
+      <w:r>
+        <w:rPr>
+          <w:lang w:val="vi-VN"/>
+        </w:rPr>
+        <w:fldChar w:fldCharType="begin"/>
+      </w:r>
+      <w:r>
+        <w:rPr>
+          <w:lang w:val="vi-VN"/>
+        </w:rPr>
+        <w:instrText xml:space="preserve"> HYPERLINK \l _Toc31733 </w:instrText>
+      </w:r>
+      <w:r>
+        <w:rPr>
+          <w:lang w:val="vi-VN"/>
+        </w:rPr>
+        <w:fldChar w:fldCharType="separate"/>
+      </w:r>
+      <w:r>
+        <w:rPr>
+          <w:rFonts w:hint="default"/>
+          <w:szCs w:val="26"/>
+        </w:rPr>
+        <w:t xml:space="preserve">3.2.5 </w:t>
+      </w:r>
+      <w:r>
+        <w:rPr>
+          <w:bCs w:val="0"/>
+          <w:szCs w:val="26"/>
+        </w:rPr>
+        <w:t>Tính di động (Portability)</w:t>
+      </w:r>
+      <w:r>
+        <w:tab/>
+      </w:r>
+      <w:r>
+        <w:fldChar w:fldCharType="begin"/>
+      </w:r>
+      <w:r>
+        <w:instrText xml:space="preserve"> PAGEREF _Toc31733 \h </w:instrText>
+      </w:r>
+      <w:r>
+        <w:fldChar w:fldCharType="separate"/>
+      </w:r>
+      <w:r>
+        <w:t>12</w:t>
+      </w:r>
+      <w:r>
+        <w:fldChar w:fldCharType="end"/>
+      </w:r>
+      <w:r>
+        <w:rPr>
+          <w:lang w:val="vi-VN"/>
+        </w:rPr>
+        <w:fldChar w:fldCharType="end"/>
+      </w:r>
+    </w:p>
+    <w:p>
+      <w:pPr>
         <w:pStyle w:val="29"/>
         <w:tabs>
-          <w:tab w:val="left" w:pos="960"/>
-          <w:tab w:val="right" w:leader="dot" w:pos="9062"/>
-        </w:tabs>
-        <w:rPr>
-          <w:rFonts w:asciiTheme="minorHAnsi" w:hAnsiTheme="minorHAnsi"/>
-          <w:kern w:val="2"/>
-          <w:sz w:val="24"/>
-          <w:szCs w:val="24"/>
-          <w:lang w:val="zh-CN" w:eastAsia="ja-JP"/>
-          <w14:ligatures w14:val="standardContextual"/>
-        </w:rPr>
-      </w:pPr>
-      <w:r>
+          <w:tab w:val="right" w:leader="dot" w:pos="9068"/>
+        </w:tabs>
+      </w:pPr>
+      <w:r>
+        <w:rPr>
+          <w:lang w:val="vi-VN"/>
+        </w:rPr>
         <w:fldChar w:fldCharType="begin"/>
       </w:r>
       <w:r>
-        <w:instrText xml:space="preserve"> HYPERLINK \l "_Toc217343326" </w:instrText>
-      </w:r>
-      <w:r>
+        <w:rPr>
+          <w:lang w:val="vi-VN"/>
+        </w:rPr>
+        <w:instrText xml:space="preserve"> HYPERLINK \l _Toc18542 </w:instrText>
+      </w:r>
+      <w:r>
+        <w:rPr>
+          <w:lang w:val="vi-VN"/>
+        </w:rPr>
         <w:fldChar w:fldCharType="separate"/>
       </w:r>
       <w:r>
         <w:rPr>
-          <w:rStyle w:val="21"/>
-          <w:rFonts w:cs="Times New Roman"/>
-        </w:rPr>
-        <w:t>2.2</w:t>
-      </w:r>
-      <w:r>
-        <w:rPr>
-          <w:rFonts w:asciiTheme="minorHAnsi" w:hAnsiTheme="minorHAnsi"/>
-          <w:kern w:val="2"/>
-          <w:sz w:val="24"/>
-          <w:szCs w:val="24"/>
-          <w:lang w:val="zh-CN" w:eastAsia="ja-JP"/>
-          <w14:ligatures w14:val="standardContextual"/>
-        </w:rPr>
+          <w:rFonts w:hint="default" w:cs="Times New Roman"/>
+          <w:bCs/>
+          <w:iCs/>
+          <w:szCs w:val="28"/>
+          <w:lang w:val="en-US"/>
+        </w:rPr>
+        <w:t xml:space="preserve">3.3 </w:t>
+      </w:r>
+      <w:r>
+        <w:t>Phương pháp triển khai</w:t>
+      </w:r>
+      <w:r>
         <w:tab/>
       </w:r>
       <w:r>
-        <w:rPr>
-          <w:rStyle w:val="21"/>
-          <w:rFonts w:cs="Times New Roman"/>
-          <w:lang w:val="vi-VN"/>
-        </w:rPr>
-        <w:t>Tổng Quan về ngôn ngữ lập trình Java</w:t>
-      </w:r>
-      <w:r>
-        <w:tab/>
-      </w:r>
-      <w:r>
         <w:fldChar w:fldCharType="begin"/>
       </w:r>
       <w:r>
-        <w:instrText xml:space="preserve"> PAGEREF _Toc217343326 \h </w:instrText>
+        <w:instrText xml:space="preserve"> PAGEREF _Toc18542 \h </w:instrText>
       </w:r>
       <w:r>
         <w:fldChar w:fldCharType="separate"/>
       </w:r>
       <w:r>
-        <w:t>4</w:t>
+        <w:t>12</w:t>
       </w:r>
       <w:r>
         <w:fldChar w:fldCharType="end"/>
       </w:r>
       <w:r>
+        <w:rPr>
+          <w:lang w:val="vi-VN"/>
+        </w:rPr>
         <w:fldChar w:fldCharType="end"/>
       </w:r>
     </w:p>
     <w:p>
       <w:pPr>
-        <w:pStyle w:val="29"/>
-        <w:tabs>
-          <w:tab w:val="left" w:pos="960"/>
-          <w:tab w:val="right" w:leader="dot" w:pos="9062"/>
-        </w:tabs>
-        <w:rPr>
-          <w:rFonts w:asciiTheme="minorHAnsi" w:hAnsiTheme="minorHAnsi"/>
-          <w:kern w:val="2"/>
-          <w:sz w:val="24"/>
-          <w:szCs w:val="24"/>
-          <w:lang w:val="zh-CN" w:eastAsia="ja-JP"/>
-          <w14:ligatures w14:val="standardContextual"/>
-        </w:rPr>
-      </w:pPr>
-      <w:r>
+        <w:pStyle w:val="28"/>
+        <w:tabs>
+          <w:tab w:val="right" w:leader="dot" w:pos="9068"/>
+          <w:tab w:val="clear" w:pos="1701"/>
+          <w:tab w:val="clear" w:pos="9062"/>
+        </w:tabs>
+      </w:pPr>
+      <w:r>
+        <w:rPr>
+          <w:lang w:val="vi-VN"/>
+        </w:rPr>
         <w:fldChar w:fldCharType="begin"/>
       </w:r>
       <w:r>
-        <w:instrText xml:space="preserve"> HYPERLINK \l "_Toc217343327" </w:instrText>
-      </w:r>
-      <w:r>
+        <w:rPr>
+          <w:lang w:val="vi-VN"/>
+        </w:rPr>
+        <w:instrText xml:space="preserve"> HYPERLINK \l _Toc5159 </w:instrText>
+      </w:r>
+      <w:r>
+        <w:rPr>
+          <w:lang w:val="vi-VN"/>
+        </w:rPr>
         <w:fldChar w:fldCharType="separate"/>
       </w:r>
       <w:r>
         <w:rPr>
-          <w:rStyle w:val="21"/>
-          <w:rFonts w:cs="Times New Roman"/>
-        </w:rPr>
-        <w:t>2.3</w:t>
-      </w:r>
-      <w:r>
-        <w:rPr>
-          <w:rFonts w:asciiTheme="minorHAnsi" w:hAnsiTheme="minorHAnsi"/>
-          <w:kern w:val="2"/>
-          <w:sz w:val="24"/>
-          <w:szCs w:val="24"/>
-          <w:lang w:val="zh-CN" w:eastAsia="ja-JP"/>
-          <w14:ligatures w14:val="standardContextual"/>
-        </w:rPr>
-        <w:tab/>
-      </w:r>
-      <w:r>
-        <w:rPr>
-          <w:rStyle w:val="21"/>
-          <w:lang w:val="vi-VN"/>
-        </w:rPr>
-        <w:t>JavaFX – Thư viện xây dựng giao diện đồ họa</w:t>
-      </w:r>
-      <w:r>
-        <w:tab/>
-      </w:r>
-      <w:r>
-        <w:fldChar w:fldCharType="begin"/>
-      </w:r>
-      <w:r>
-        <w:instrText xml:space="preserve"> PAGEREF _Toc217343327 \h </w:instrText>
-      </w:r>
-      <w:r>
-        <w:fldChar w:fldCharType="separate"/>
-      </w:r>
-      <w:r>
-        <w:t>5</w:t>
-      </w:r>
-      <w:r>
-        <w:fldChar w:fldCharType="end"/>
-      </w:r>
-      <w:r>
-        <w:fldChar w:fldCharType="end"/>
-      </w:r>
-    </w:p>
-    <w:p>
-      <w:pPr>
-        <w:pStyle w:val="29"/>
-        <w:tabs>
-          <w:tab w:val="left" w:pos="960"/>
-          <w:tab w:val="right" w:leader="dot" w:pos="9062"/>
-        </w:tabs>
-        <w:rPr>
-          <w:rFonts w:asciiTheme="minorHAnsi" w:hAnsiTheme="minorHAnsi"/>
-          <w:kern w:val="2"/>
-          <w:sz w:val="24"/>
-          <w:szCs w:val="24"/>
-          <w:lang w:val="zh-CN" w:eastAsia="ja-JP"/>
-          <w14:ligatures w14:val="standardContextual"/>
-        </w:rPr>
-      </w:pPr>
-      <w:r>
-        <w:fldChar w:fldCharType="begin"/>
-      </w:r>
-      <w:r>
-        <w:instrText xml:space="preserve"> HYPERLINK \l "_Toc217343328" </w:instrText>
-      </w:r>
-      <w:r>
-        <w:fldChar w:fldCharType="separate"/>
-      </w:r>
-      <w:r>
-        <w:rPr>
-          <w:rStyle w:val="21"/>
-        </w:rPr>
-        <w:t>2.4</w:t>
-      </w:r>
-      <w:r>
-        <w:rPr>
-          <w:rFonts w:asciiTheme="minorHAnsi" w:hAnsiTheme="minorHAnsi"/>
-          <w:kern w:val="2"/>
-          <w:sz w:val="24"/>
-          <w:szCs w:val="24"/>
-          <w:lang w:val="zh-CN" w:eastAsia="ja-JP"/>
-          <w14:ligatures w14:val="standardContextual"/>
-        </w:rPr>
-        <w:tab/>
-      </w:r>
-      <w:r>
-        <w:rPr>
-          <w:rStyle w:val="21"/>
-          <w:lang w:val="vi-VN"/>
-        </w:rPr>
-        <w:t>FXML và CSS</w:t>
-      </w:r>
-      <w:r>
-        <w:tab/>
-      </w:r>
-      <w:r>
-        <w:fldChar w:fldCharType="begin"/>
-      </w:r>
-      <w:r>
-        <w:instrText xml:space="preserve"> PAGEREF _Toc217343328 \h </w:instrText>
-      </w:r>
-      <w:r>
-        <w:fldChar w:fldCharType="separate"/>
-      </w:r>
-      <w:r>
-        <w:t>6</w:t>
-      </w:r>
-      <w:r>
-        <w:fldChar w:fldCharType="end"/>
-      </w:r>
-      <w:r>
-        <w:fldChar w:fldCharType="end"/>
-      </w:r>
-    </w:p>
-    <w:p>
-      <w:pPr>
-        <w:pStyle w:val="29"/>
-        <w:tabs>
-          <w:tab w:val="left" w:pos="960"/>
-          <w:tab w:val="right" w:leader="dot" w:pos="9062"/>
-        </w:tabs>
-        <w:rPr>
-          <w:rFonts w:asciiTheme="minorHAnsi" w:hAnsiTheme="minorHAnsi"/>
-          <w:kern w:val="2"/>
-          <w:sz w:val="24"/>
-          <w:szCs w:val="24"/>
-          <w:lang w:val="zh-CN" w:eastAsia="ja-JP"/>
-          <w14:ligatures w14:val="standardContextual"/>
-        </w:rPr>
-      </w:pPr>
-      <w:r>
-        <w:fldChar w:fldCharType="begin"/>
-      </w:r>
-      <w:r>
-        <w:instrText xml:space="preserve"> HYPERLINK \l "_Toc217343329" </w:instrText>
-      </w:r>
-      <w:r>
-        <w:fldChar w:fldCharType="separate"/>
-      </w:r>
-      <w:r>
-        <w:rPr>
-          <w:rStyle w:val="21"/>
-        </w:rPr>
-        <w:t>2.5</w:t>
-      </w:r>
-      <w:r>
-        <w:rPr>
-          <w:rFonts w:asciiTheme="minorHAnsi" w:hAnsiTheme="minorHAnsi"/>
-          <w:kern w:val="2"/>
-          <w:sz w:val="24"/>
-          <w:szCs w:val="24"/>
-          <w:lang w:val="zh-CN" w:eastAsia="ja-JP"/>
-          <w14:ligatures w14:val="standardContextual"/>
-        </w:rPr>
-        <w:tab/>
-      </w:r>
-      <w:r>
-        <w:rPr>
-          <w:rStyle w:val="21"/>
-        </w:rPr>
-        <w:t>Mô hình kiến trúc MVC</w:t>
-      </w:r>
-      <w:r>
-        <w:tab/>
-      </w:r>
-      <w:r>
-        <w:fldChar w:fldCharType="begin"/>
-      </w:r>
-      <w:r>
-        <w:instrText xml:space="preserve"> PAGEREF _Toc217343329 \h </w:instrText>
-      </w:r>
-      <w:r>
-        <w:fldChar w:fldCharType="separate"/>
-      </w:r>
-      <w:r>
-        <w:t>6</w:t>
-      </w:r>
-      <w:r>
-        <w:fldChar w:fldCharType="end"/>
-      </w:r>
-      <w:r>
-        <w:fldChar w:fldCharType="end"/>
-      </w:r>
-    </w:p>
-    <w:p>
-      <w:pPr>
-        <w:pStyle w:val="29"/>
-        <w:tabs>
-          <w:tab w:val="left" w:pos="960"/>
-          <w:tab w:val="right" w:leader="dot" w:pos="9062"/>
-        </w:tabs>
-        <w:rPr>
-          <w:rFonts w:asciiTheme="minorHAnsi" w:hAnsiTheme="minorHAnsi"/>
-          <w:kern w:val="2"/>
-          <w:sz w:val="24"/>
-          <w:szCs w:val="24"/>
-          <w:lang w:val="zh-CN" w:eastAsia="ja-JP"/>
-          <w14:ligatures w14:val="standardContextual"/>
-        </w:rPr>
-      </w:pPr>
-      <w:r>
-        <w:fldChar w:fldCharType="begin"/>
-      </w:r>
-      <w:r>
-        <w:instrText xml:space="preserve"> HYPERLINK \l "_Toc217343330" </w:instrText>
-      </w:r>
-      <w:r>
-        <w:fldChar w:fldCharType="separate"/>
-      </w:r>
-      <w:r>
-        <w:rPr>
-          <w:rStyle w:val="21"/>
-        </w:rPr>
-        <w:t>2.6</w:t>
-      </w:r>
-      <w:r>
-        <w:rPr>
-          <w:rFonts w:asciiTheme="minorHAnsi" w:hAnsiTheme="minorHAnsi"/>
-          <w:kern w:val="2"/>
-          <w:sz w:val="24"/>
-          <w:szCs w:val="24"/>
-          <w:lang w:val="zh-CN" w:eastAsia="ja-JP"/>
-          <w14:ligatures w14:val="standardContextual"/>
-        </w:rPr>
-        <w:tab/>
-      </w:r>
-      <w:r>
-        <w:rPr>
-          <w:rStyle w:val="21"/>
-          <w:lang w:val="vi-VN"/>
-        </w:rPr>
-        <w:t>Công nghệ mạng và mô hình chơi nhiều người</w:t>
-      </w:r>
-      <w:r>
-        <w:tab/>
-      </w:r>
-      <w:r>
-        <w:fldChar w:fldCharType="begin"/>
-      </w:r>
-      <w:r>
-        <w:instrText xml:space="preserve"> PAGEREF _Toc217343330 \h </w:instrText>
-      </w:r>
-      <w:r>
-        <w:fldChar w:fldCharType="separate"/>
-      </w:r>
-      <w:r>
-        <w:t>7</w:t>
-      </w:r>
-      <w:r>
-        <w:fldChar w:fldCharType="end"/>
-      </w:r>
-      <w:r>
-        <w:fldChar w:fldCharType="end"/>
-      </w:r>
-    </w:p>
-    <w:p>
-      <w:pPr>
-        <w:pStyle w:val="29"/>
-        <w:tabs>
-          <w:tab w:val="left" w:pos="960"/>
-          <w:tab w:val="right" w:leader="dot" w:pos="9062"/>
-        </w:tabs>
-        <w:rPr>
-          <w:rFonts w:asciiTheme="minorHAnsi" w:hAnsiTheme="minorHAnsi"/>
-          <w:kern w:val="2"/>
-          <w:sz w:val="24"/>
-          <w:szCs w:val="24"/>
-          <w:lang w:val="zh-CN" w:eastAsia="ja-JP"/>
-          <w14:ligatures w14:val="standardContextual"/>
-        </w:rPr>
-      </w:pPr>
-      <w:r>
-        <w:fldChar w:fldCharType="begin"/>
-      </w:r>
-      <w:r>
-        <w:instrText xml:space="preserve"> HYPERLINK \l "_Toc217343331" </w:instrText>
-      </w:r>
-      <w:r>
-        <w:fldChar w:fldCharType="separate"/>
-      </w:r>
-      <w:r>
-        <w:rPr>
-          <w:rStyle w:val="21"/>
-        </w:rPr>
-        <w:t>2.7</w:t>
-      </w:r>
-      <w:r>
-        <w:rPr>
-          <w:rFonts w:asciiTheme="minorHAnsi" w:hAnsiTheme="minorHAnsi"/>
-          <w:kern w:val="2"/>
-          <w:sz w:val="24"/>
-          <w:szCs w:val="24"/>
-          <w:lang w:val="zh-CN" w:eastAsia="ja-JP"/>
-          <w14:ligatures w14:val="standardContextual"/>
-        </w:rPr>
-        <w:tab/>
-      </w:r>
-      <w:r>
-        <w:rPr>
-          <w:rStyle w:val="21"/>
-        </w:rPr>
-        <w:t>Jakarta Mail và cơ chế Email OTP</w:t>
-      </w:r>
-      <w:r>
-        <w:tab/>
-      </w:r>
-      <w:r>
-        <w:fldChar w:fldCharType="begin"/>
-      </w:r>
-      <w:r>
-        <w:instrText xml:space="preserve"> PAGEREF _Toc217343331 \h </w:instrText>
-      </w:r>
-      <w:r>
-        <w:fldChar w:fldCharType="separate"/>
-      </w:r>
-      <w:r>
-        <w:t>7</w:t>
-      </w:r>
-      <w:r>
-        <w:fldChar w:fldCharType="end"/>
-      </w:r>
-      <w:r>
-        <w:fldChar w:fldCharType="end"/>
-      </w:r>
-    </w:p>
-    <w:p>
-      <w:pPr>
-        <w:pStyle w:val="29"/>
-        <w:tabs>
-          <w:tab w:val="left" w:pos="960"/>
-          <w:tab w:val="right" w:leader="dot" w:pos="9062"/>
-        </w:tabs>
-        <w:rPr>
-          <w:rFonts w:asciiTheme="minorHAnsi" w:hAnsiTheme="minorHAnsi"/>
-          <w:kern w:val="2"/>
-          <w:sz w:val="24"/>
-          <w:szCs w:val="24"/>
-          <w:lang w:val="zh-CN" w:eastAsia="ja-JP"/>
-          <w14:ligatures w14:val="standardContextual"/>
-        </w:rPr>
-      </w:pPr>
-      <w:r>
-        <w:fldChar w:fldCharType="begin"/>
-      </w:r>
-      <w:r>
-        <w:instrText xml:space="preserve"> HYPERLINK \l "_Toc217343332" </w:instrText>
-      </w:r>
-      <w:r>
-        <w:fldChar w:fldCharType="separate"/>
-      </w:r>
-      <w:r>
-        <w:rPr>
-          <w:rStyle w:val="21"/>
-        </w:rPr>
-        <w:t>2.8</w:t>
-      </w:r>
-      <w:r>
-        <w:rPr>
-          <w:rFonts w:asciiTheme="minorHAnsi" w:hAnsiTheme="minorHAnsi"/>
-          <w:kern w:val="2"/>
-          <w:sz w:val="24"/>
-          <w:szCs w:val="24"/>
-          <w:lang w:val="zh-CN" w:eastAsia="ja-JP"/>
-          <w14:ligatures w14:val="standardContextual"/>
-        </w:rPr>
-        <w:tab/>
-      </w:r>
-      <w:r>
-        <w:rPr>
-          <w:rStyle w:val="21"/>
-          <w:lang w:val="zh-CN"/>
-        </w:rPr>
-        <w:t>Gson và xử lý dữ liệu JSON</w:t>
-      </w:r>
-      <w:r>
-        <w:tab/>
-      </w:r>
-      <w:r>
-        <w:fldChar w:fldCharType="begin"/>
-      </w:r>
-      <w:r>
-        <w:instrText xml:space="preserve"> PAGEREF _Toc217343332 \h </w:instrText>
-      </w:r>
-      <w:r>
-        <w:fldChar w:fldCharType="separate"/>
-      </w:r>
-      <w:r>
-        <w:t>8</w:t>
-      </w:r>
-      <w:r>
-        <w:fldChar w:fldCharType="end"/>
-      </w:r>
-      <w:r>
-        <w:fldChar w:fldCharType="end"/>
-      </w:r>
-    </w:p>
-    <w:p>
-      <w:pPr>
-        <w:pStyle w:val="29"/>
-        <w:tabs>
-          <w:tab w:val="left" w:pos="960"/>
-          <w:tab w:val="right" w:leader="dot" w:pos="9062"/>
-        </w:tabs>
-        <w:rPr>
-          <w:rFonts w:asciiTheme="minorHAnsi" w:hAnsiTheme="minorHAnsi"/>
-          <w:kern w:val="2"/>
-          <w:sz w:val="24"/>
-          <w:szCs w:val="24"/>
-          <w:lang w:val="zh-CN" w:eastAsia="ja-JP"/>
-          <w14:ligatures w14:val="standardContextual"/>
-        </w:rPr>
-      </w:pPr>
-      <w:r>
-        <w:fldChar w:fldCharType="begin"/>
-      </w:r>
-      <w:r>
-        <w:instrText xml:space="preserve"> HYPERLINK \l "_Toc217343333" </w:instrText>
-      </w:r>
-      <w:r>
-        <w:fldChar w:fldCharType="separate"/>
-      </w:r>
-      <w:r>
-        <w:rPr>
-          <w:rStyle w:val="21"/>
-        </w:rPr>
-        <w:t>2.9</w:t>
-      </w:r>
-      <w:r>
-        <w:rPr>
-          <w:rFonts w:asciiTheme="minorHAnsi" w:hAnsiTheme="minorHAnsi"/>
-          <w:kern w:val="2"/>
-          <w:sz w:val="24"/>
-          <w:szCs w:val="24"/>
-          <w:lang w:val="zh-CN" w:eastAsia="ja-JP"/>
-          <w14:ligatures w14:val="standardContextual"/>
-        </w:rPr>
-        <w:tab/>
-      </w:r>
-      <w:r>
-        <w:rPr>
-          <w:rStyle w:val="21"/>
-        </w:rPr>
-        <w:t>Linux Operating System</w:t>
-      </w:r>
-      <w:r>
-        <w:rPr>
-          <w:rStyle w:val="21"/>
-          <w:lang w:val="vi-VN"/>
-        </w:rPr>
-        <w:t xml:space="preserve"> Fundamentals</w:t>
-      </w:r>
-      <w:r>
-        <w:tab/>
-      </w:r>
-      <w:r>
-        <w:fldChar w:fldCharType="begin"/>
-      </w:r>
-      <w:r>
-        <w:instrText xml:space="preserve"> PAGEREF _Toc217343333 \h </w:instrText>
-      </w:r>
-      <w:r>
-        <w:fldChar w:fldCharType="separate"/>
-      </w:r>
-      <w:r>
-        <w:t>8</w:t>
-      </w:r>
-      <w:r>
-        <w:fldChar w:fldCharType="end"/>
-      </w:r>
-      <w:r>
-        <w:fldChar w:fldCharType="end"/>
-      </w:r>
-    </w:p>
-    <w:p>
-      <w:pPr>
-        <w:pStyle w:val="29"/>
-        <w:tabs>
-          <w:tab w:val="left" w:pos="960"/>
-          <w:tab w:val="right" w:leader="dot" w:pos="9062"/>
-        </w:tabs>
-        <w:rPr>
-          <w:rFonts w:asciiTheme="minorHAnsi" w:hAnsiTheme="minorHAnsi"/>
-          <w:kern w:val="2"/>
-          <w:sz w:val="24"/>
-          <w:szCs w:val="24"/>
-          <w:lang w:val="zh-CN" w:eastAsia="ja-JP"/>
-          <w14:ligatures w14:val="standardContextual"/>
-        </w:rPr>
-      </w:pPr>
-      <w:r>
-        <w:fldChar w:fldCharType="begin"/>
-      </w:r>
-      <w:r>
-        <w:instrText xml:space="preserve"> HYPERLINK \l "_Toc217343334" </w:instrText>
-      </w:r>
-      <w:r>
-        <w:fldChar w:fldCharType="separate"/>
-      </w:r>
-      <w:r>
-        <w:rPr>
-          <w:rStyle w:val="21"/>
-        </w:rPr>
-        <w:t>2.10</w:t>
-      </w:r>
-      <w:r>
-        <w:rPr>
-          <w:rFonts w:asciiTheme="minorHAnsi" w:hAnsiTheme="minorHAnsi"/>
-          <w:kern w:val="2"/>
-          <w:sz w:val="24"/>
-          <w:szCs w:val="24"/>
-          <w:lang w:val="zh-CN" w:eastAsia="ja-JP"/>
-          <w14:ligatures w14:val="standardContextual"/>
-        </w:rPr>
-        <w:tab/>
-      </w:r>
-      <w:r>
-        <w:rPr>
-          <w:rStyle w:val="21"/>
-          <w:lang w:val="vi-VN"/>
-        </w:rPr>
-        <w:t>Môi trường phát triển và công cụ hỗ trợ</w:t>
-      </w:r>
-      <w:r>
-        <w:tab/>
-      </w:r>
-      <w:r>
-        <w:fldChar w:fldCharType="begin"/>
-      </w:r>
-      <w:r>
-        <w:instrText xml:space="preserve"> PAGEREF _Toc217343334 \h </w:instrText>
-      </w:r>
-      <w:r>
-        <w:fldChar w:fldCharType="separate"/>
-      </w:r>
-      <w:r>
-        <w:t>8</w:t>
-      </w:r>
-      <w:r>
-        <w:fldChar w:fldCharType="end"/>
-      </w:r>
-      <w:r>
-        <w:fldChar w:fldCharType="end"/>
-      </w:r>
-    </w:p>
-    <w:p>
-      <w:pPr>
-        <w:pStyle w:val="28"/>
-        <w:rPr>
-          <w:rFonts w:asciiTheme="minorHAnsi" w:hAnsiTheme="minorHAnsi"/>
-          <w:b w:val="0"/>
-          <w:kern w:val="2"/>
-          <w:sz w:val="24"/>
-          <w:szCs w:val="24"/>
-          <w:lang w:val="zh-CN" w:eastAsia="ja-JP"/>
-          <w14:ligatures w14:val="standardContextual"/>
-        </w:rPr>
-      </w:pPr>
-      <w:r>
-        <w:fldChar w:fldCharType="begin"/>
-      </w:r>
-      <w:r>
-        <w:instrText xml:space="preserve"> HYPERLINK \l "_Toc217343335" </w:instrText>
-      </w:r>
-      <w:r>
-        <w:fldChar w:fldCharType="separate"/>
-      </w:r>
-      <w:r>
-        <w:rPr>
-          <w:rStyle w:val="21"/>
+          <w:rFonts w:hint="default" w:cs="Times New Roman"/>
+          <w:bCs/>
+          <w:iCs/>
+          <w:szCs w:val="26"/>
+          <w:lang w:val="vi-VN"/>
+        </w:rPr>
+        <w:t xml:space="preserve">CHƯƠNG 4: </w:t>
+      </w:r>
+      <w:r>
+        <w:rPr>
           <w:rFonts w:cs="Times New Roman"/>
           <w:bCs/>
           <w:iCs/>
-          <w:lang w:val="vi-VN"/>
-        </w:rPr>
-        <w:t>CHƯƠNG 3:</w:t>
-      </w:r>
-      <w:r>
-        <w:rPr>
-          <w:rFonts w:asciiTheme="minorHAnsi" w:hAnsiTheme="minorHAnsi"/>
-          <w:b w:val="0"/>
-          <w:kern w:val="2"/>
-          <w:sz w:val="24"/>
-          <w:szCs w:val="24"/>
-          <w:lang w:val="zh-CN" w:eastAsia="ja-JP"/>
-          <w14:ligatures w14:val="standardContextual"/>
-        </w:rPr>
+          <w:szCs w:val="26"/>
+          <w:lang w:val="vi-VN"/>
+        </w:rPr>
+        <w:t>DEMO CHƯƠNG TRÌNH</w:t>
+      </w:r>
+      <w:r>
         <w:tab/>
       </w:r>
       <w:r>
-        <w:rPr>
-          <w:rStyle w:val="21"/>
-        </w:rPr>
-        <w:t>TRIỂN KHAI VÀ PHÁT TRIỂN</w:t>
+        <w:fldChar w:fldCharType="begin"/>
+      </w:r>
+      <w:r>
+        <w:instrText xml:space="preserve"> PAGEREF _Toc5159 \h </w:instrText>
+      </w:r>
+      <w:r>
+        <w:fldChar w:fldCharType="separate"/>
+      </w:r>
+      <w:r>
+        <w:t>14</w:t>
+      </w:r>
+      <w:r>
+        <w:fldChar w:fldCharType="end"/>
+      </w:r>
+      <w:r>
+        <w:rPr>
+          <w:lang w:val="vi-VN"/>
+        </w:rPr>
+        <w:fldChar w:fldCharType="end"/>
+      </w:r>
+    </w:p>
+    <w:p>
+      <w:pPr>
+        <w:pStyle w:val="29"/>
+        <w:tabs>
+          <w:tab w:val="right" w:leader="dot" w:pos="9068"/>
+        </w:tabs>
+      </w:pPr>
+      <w:r>
+        <w:rPr>
+          <w:lang w:val="vi-VN"/>
+        </w:rPr>
+        <w:fldChar w:fldCharType="begin"/>
+      </w:r>
+      <w:r>
+        <w:rPr>
+          <w:lang w:val="vi-VN"/>
+        </w:rPr>
+        <w:instrText xml:space="preserve"> HYPERLINK \l _Toc14981 </w:instrText>
+      </w:r>
+      <w:r>
+        <w:rPr>
+          <w:lang w:val="vi-VN"/>
+        </w:rPr>
+        <w:fldChar w:fldCharType="separate"/>
+      </w:r>
+      <w:r>
+        <w:rPr>
+          <w:rFonts w:hint="default"/>
+          <w:lang w:val="en-US"/>
+        </w:rPr>
+        <w:t xml:space="preserve">4.1 </w:t>
+      </w:r>
+      <w:r>
+        <w:rPr>
+          <w:bCs w:val="0"/>
+        </w:rPr>
+        <w:t>Chuẩn bị môi trường</w:t>
       </w:r>
       <w:r>
         <w:tab/>
@@ -3758,71 +4673,249 @@
         <w:fldChar w:fldCharType="begin"/>
       </w:r>
       <w:r>
-        <w:instrText xml:space="preserve"> PAGEREF _Toc217343335 \h </w:instrText>
+        <w:instrText xml:space="preserve"> PAGEREF _Toc14981 \h </w:instrText>
       </w:r>
       <w:r>
         <w:fldChar w:fldCharType="separate"/>
       </w:r>
       <w:r>
-        <w:t>10</w:t>
+        <w:t>14</w:t>
       </w:r>
       <w:r>
         <w:fldChar w:fldCharType="end"/>
       </w:r>
       <w:r>
+        <w:rPr>
+          <w:lang w:val="vi-VN"/>
+        </w:rPr>
         <w:fldChar w:fldCharType="end"/>
       </w:r>
     </w:p>
     <w:p>
       <w:pPr>
+        <w:pStyle w:val="30"/>
+        <w:tabs>
+          <w:tab w:val="right" w:leader="dot" w:pos="9068"/>
+        </w:tabs>
+      </w:pPr>
+      <w:r>
+        <w:rPr>
+          <w:lang w:val="vi-VN"/>
+        </w:rPr>
+        <w:fldChar w:fldCharType="begin"/>
+      </w:r>
+      <w:r>
+        <w:rPr>
+          <w:lang w:val="vi-VN"/>
+        </w:rPr>
+        <w:instrText xml:space="preserve"> HYPERLINK \l _Toc5121 </w:instrText>
+      </w:r>
+      <w:r>
+        <w:rPr>
+          <w:lang w:val="vi-VN"/>
+        </w:rPr>
+        <w:fldChar w:fldCharType="separate"/>
+      </w:r>
+      <w:r>
+        <w:rPr>
+          <w:rFonts w:hint="default"/>
+        </w:rPr>
+        <w:t xml:space="preserve">4.1.1 </w:t>
+      </w:r>
+      <w:r>
+        <w:rPr>
+          <w:bCs w:val="0"/>
+        </w:rPr>
+        <w:t>Yêu cầu hệ thống</w:t>
+      </w:r>
+      <w:r>
+        <w:tab/>
+      </w:r>
+      <w:r>
+        <w:fldChar w:fldCharType="begin"/>
+      </w:r>
+      <w:r>
+        <w:instrText xml:space="preserve"> PAGEREF _Toc5121 \h </w:instrText>
+      </w:r>
+      <w:r>
+        <w:fldChar w:fldCharType="separate"/>
+      </w:r>
+      <w:r>
+        <w:t>14</w:t>
+      </w:r>
+      <w:r>
+        <w:fldChar w:fldCharType="end"/>
+      </w:r>
+      <w:r>
+        <w:rPr>
+          <w:lang w:val="vi-VN"/>
+        </w:rPr>
+        <w:fldChar w:fldCharType="end"/>
+      </w:r>
+    </w:p>
+    <w:p>
+      <w:pPr>
+        <w:pStyle w:val="30"/>
+        <w:tabs>
+          <w:tab w:val="right" w:leader="dot" w:pos="9068"/>
+        </w:tabs>
+      </w:pPr>
+      <w:r>
+        <w:rPr>
+          <w:lang w:val="vi-VN"/>
+        </w:rPr>
+        <w:fldChar w:fldCharType="begin"/>
+      </w:r>
+      <w:r>
+        <w:rPr>
+          <w:lang w:val="vi-VN"/>
+        </w:rPr>
+        <w:instrText xml:space="preserve"> HYPERLINK \l _Toc9785 </w:instrText>
+      </w:r>
+      <w:r>
+        <w:rPr>
+          <w:lang w:val="vi-VN"/>
+        </w:rPr>
+        <w:fldChar w:fldCharType="separate"/>
+      </w:r>
+      <w:r>
+        <w:rPr>
+          <w:rFonts w:hint="default"/>
+          <w:lang w:val="vi-VN"/>
+        </w:rPr>
+        <w:t xml:space="preserve">4.1.2 </w:t>
+      </w:r>
+      <w:r>
+        <w:rPr>
+          <w:bCs w:val="0"/>
+          <w:lang w:val="vi-VN"/>
+        </w:rPr>
+        <w:t>Cấu trúc thư mục dự án</w:t>
+      </w:r>
+      <w:r>
+        <w:tab/>
+      </w:r>
+      <w:r>
+        <w:fldChar w:fldCharType="begin"/>
+      </w:r>
+      <w:r>
+        <w:instrText xml:space="preserve"> PAGEREF _Toc9785 \h </w:instrText>
+      </w:r>
+      <w:r>
+        <w:fldChar w:fldCharType="separate"/>
+      </w:r>
+      <w:r>
+        <w:t>14</w:t>
+      </w:r>
+      <w:r>
+        <w:fldChar w:fldCharType="end"/>
+      </w:r>
+      <w:r>
+        <w:rPr>
+          <w:lang w:val="vi-VN"/>
+        </w:rPr>
+        <w:fldChar w:fldCharType="end"/>
+      </w:r>
+    </w:p>
+    <w:p>
+      <w:pPr>
         <w:pStyle w:val="29"/>
         <w:tabs>
-          <w:tab w:val="left" w:pos="960"/>
-          <w:tab w:val="right" w:leader="dot" w:pos="9062"/>
-        </w:tabs>
-        <w:rPr>
-          <w:rFonts w:asciiTheme="minorHAnsi" w:hAnsiTheme="minorHAnsi"/>
-          <w:kern w:val="2"/>
-          <w:sz w:val="24"/>
-          <w:szCs w:val="24"/>
-          <w:lang w:val="zh-CN" w:eastAsia="ja-JP"/>
-          <w14:ligatures w14:val="standardContextual"/>
-        </w:rPr>
-      </w:pPr>
-      <w:r>
+          <w:tab w:val="right" w:leader="dot" w:pos="9068"/>
+        </w:tabs>
+      </w:pPr>
+      <w:r>
+        <w:rPr>
+          <w:lang w:val="vi-VN"/>
+        </w:rPr>
         <w:fldChar w:fldCharType="begin"/>
       </w:r>
       <w:r>
-        <w:instrText xml:space="preserve"> HYPERLINK \l "_Toc217343336" </w:instrText>
-      </w:r>
-      <w:r>
+        <w:rPr>
+          <w:lang w:val="vi-VN"/>
+        </w:rPr>
+        <w:instrText xml:space="preserve"> HYPERLINK \l _Toc17976 </w:instrText>
+      </w:r>
+      <w:r>
+        <w:rPr>
+          <w:lang w:val="vi-VN"/>
+        </w:rPr>
         <w:fldChar w:fldCharType="separate"/>
       </w:r>
       <w:r>
         <w:rPr>
-          <w:rStyle w:val="21"/>
-          <w:rFonts w:cs="Times New Roman"/>
-          <w:bCs/>
-          <w:iCs/>
-        </w:rPr>
-        <w:t>3.1</w:t>
-      </w:r>
-      <w:r>
-        <w:rPr>
-          <w:rFonts w:asciiTheme="minorHAnsi" w:hAnsiTheme="minorHAnsi"/>
-          <w:kern w:val="2"/>
-          <w:sz w:val="24"/>
-          <w:szCs w:val="24"/>
-          <w:lang w:val="zh-CN" w:eastAsia="ja-JP"/>
-          <w14:ligatures w14:val="standardContextual"/>
-        </w:rPr>
+          <w:rFonts w:hint="default"/>
+          <w:lang w:val="en-US"/>
+        </w:rPr>
+        <w:t xml:space="preserve">4.2 </w:t>
+      </w:r>
+      <w:r>
+        <w:rPr>
+          <w:bCs w:val="0"/>
+        </w:rPr>
+        <w:t>Cấu hình và thiết lập môi trường</w:t>
+      </w:r>
+      <w:r>
         <w:tab/>
       </w:r>
       <w:r>
-        <w:rPr>
-          <w:rStyle w:val="21"/>
-        </w:rPr>
-        <w:t>Yêu cầu chức năng</w:t>
+        <w:fldChar w:fldCharType="begin"/>
+      </w:r>
+      <w:r>
+        <w:instrText xml:space="preserve"> PAGEREF _Toc17976 \h </w:instrText>
+      </w:r>
+      <w:r>
+        <w:fldChar w:fldCharType="separate"/>
+      </w:r>
+      <w:r>
+        <w:t>16</w:t>
+      </w:r>
+      <w:r>
+        <w:fldChar w:fldCharType="end"/>
+      </w:r>
+      <w:r>
+        <w:rPr>
+          <w:lang w:val="vi-VN"/>
+        </w:rPr>
+        <w:fldChar w:fldCharType="end"/>
+      </w:r>
+    </w:p>
+    <w:p>
+      <w:pPr>
+        <w:pStyle w:val="30"/>
+        <w:tabs>
+          <w:tab w:val="right" w:leader="dot" w:pos="9068"/>
+        </w:tabs>
+      </w:pPr>
+      <w:r>
+        <w:rPr>
+          <w:lang w:val="vi-VN"/>
+        </w:rPr>
+        <w:fldChar w:fldCharType="begin"/>
+      </w:r>
+      <w:r>
+        <w:rPr>
+          <w:lang w:val="vi-VN"/>
+        </w:rPr>
+        <w:instrText xml:space="preserve"> HYPERLINK \l _Toc2608 </w:instrText>
+      </w:r>
+      <w:r>
+        <w:rPr>
+          <w:lang w:val="vi-VN"/>
+        </w:rPr>
+        <w:fldChar w:fldCharType="separate"/>
+      </w:r>
+      <w:r>
+        <w:rPr>
+          <w:rFonts w:hint="default"/>
+        </w:rPr>
+        <w:t xml:space="preserve">4.2.1 </w:t>
+      </w:r>
+      <w:r>
+        <w:rPr>
+          <w:bCs w:val="0"/>
+        </w:rPr>
+        <w:t>Cấu hình JavaFX và thư viện</w:t>
       </w:r>
       <w:r>
         <w:tab/>
@@ -3831,18 +4924,21 @@
         <w:fldChar w:fldCharType="begin"/>
       </w:r>
       <w:r>
-        <w:instrText xml:space="preserve"> PAGEREF _Toc217343336 \h </w:instrText>
+        <w:instrText xml:space="preserve"> PAGEREF _Toc2608 \h </w:instrText>
       </w:r>
       <w:r>
         <w:fldChar w:fldCharType="separate"/>
       </w:r>
       <w:r>
-        <w:t>10</w:t>
+        <w:t>16</w:t>
       </w:r>
       <w:r>
         <w:fldChar w:fldCharType="end"/>
       </w:r>
       <w:r>
+        <w:rPr>
+          <w:lang w:val="vi-VN"/>
+        </w:rPr>
         <w:fldChar w:fldCharType="end"/>
       </w:r>
     </w:p>
@@ -3850,49 +4946,104 @@
       <w:pPr>
         <w:pStyle w:val="30"/>
         <w:tabs>
-          <w:tab w:val="left" w:pos="1440"/>
-          <w:tab w:val="right" w:leader="dot" w:pos="9062"/>
-        </w:tabs>
-        <w:rPr>
-          <w:rFonts w:asciiTheme="minorHAnsi" w:hAnsiTheme="minorHAnsi"/>
-          <w:kern w:val="2"/>
-          <w:sz w:val="24"/>
-          <w:szCs w:val="24"/>
-          <w:lang w:val="zh-CN" w:eastAsia="ja-JP"/>
-          <w14:ligatures w14:val="standardContextual"/>
-        </w:rPr>
-      </w:pPr>
-      <w:r>
+          <w:tab w:val="right" w:leader="dot" w:pos="9068"/>
+        </w:tabs>
+      </w:pPr>
+      <w:r>
+        <w:rPr>
+          <w:lang w:val="vi-VN"/>
+        </w:rPr>
         <w:fldChar w:fldCharType="begin"/>
       </w:r>
       <w:r>
-        <w:instrText xml:space="preserve"> HYPERLINK \l "_Toc217343337" </w:instrText>
-      </w:r>
-      <w:r>
+        <w:rPr>
+          <w:lang w:val="vi-VN"/>
+        </w:rPr>
+        <w:instrText xml:space="preserve"> HYPERLINK \l _Toc6813 </w:instrText>
+      </w:r>
+      <w:r>
+        <w:rPr>
+          <w:lang w:val="vi-VN"/>
+        </w:rPr>
         <w:fldChar w:fldCharType="separate"/>
       </w:r>
       <w:r>
         <w:rPr>
-          <w:rStyle w:val="21"/>
-        </w:rPr>
-        <w:t>3.1.1</w:t>
-      </w:r>
-      <w:r>
-        <w:rPr>
-          <w:rFonts w:asciiTheme="minorHAnsi" w:hAnsiTheme="minorHAnsi"/>
-          <w:kern w:val="2"/>
-          <w:sz w:val="24"/>
-          <w:szCs w:val="24"/>
-          <w:lang w:val="zh-CN" w:eastAsia="ja-JP"/>
-          <w14:ligatures w14:val="standardContextual"/>
-        </w:rPr>
+          <w:rFonts w:hint="default"/>
+          <w:bCs w:val="0"/>
+          <w:lang w:val="vi-VN"/>
+        </w:rPr>
+        <w:t xml:space="preserve">4.2.2 </w:t>
+      </w:r>
+      <w:r>
+        <w:rPr>
+          <w:bCs w:val="0"/>
+        </w:rPr>
+        <w:t>Giải thích các tham số cấu hình chính</w:t>
+      </w:r>
+      <w:r>
         <w:tab/>
       </w:r>
       <w:r>
-        <w:rPr>
-          <w:rStyle w:val="21"/>
-        </w:rPr>
-        <w:t>Quản lý người chơi (Player Management)</w:t>
+        <w:fldChar w:fldCharType="begin"/>
+      </w:r>
+      <w:r>
+        <w:instrText xml:space="preserve"> PAGEREF _Toc6813 \h </w:instrText>
+      </w:r>
+      <w:r>
+        <w:fldChar w:fldCharType="separate"/>
+      </w:r>
+      <w:r>
+        <w:t>16</w:t>
+      </w:r>
+      <w:r>
+        <w:fldChar w:fldCharType="end"/>
+      </w:r>
+      <w:r>
+        <w:rPr>
+          <w:lang w:val="vi-VN"/>
+        </w:rPr>
+        <w:fldChar w:fldCharType="end"/>
+      </w:r>
+    </w:p>
+    <w:p>
+      <w:pPr>
+        <w:pStyle w:val="30"/>
+        <w:tabs>
+          <w:tab w:val="right" w:leader="dot" w:pos="9068"/>
+        </w:tabs>
+      </w:pPr>
+      <w:r>
+        <w:rPr>
+          <w:lang w:val="vi-VN"/>
+        </w:rPr>
+        <w:fldChar w:fldCharType="begin"/>
+      </w:r>
+      <w:r>
+        <w:rPr>
+          <w:lang w:val="vi-VN"/>
+        </w:rPr>
+        <w:instrText xml:space="preserve"> HYPERLINK \l _Toc15309 </w:instrText>
+      </w:r>
+      <w:r>
+        <w:rPr>
+          <w:lang w:val="vi-VN"/>
+        </w:rPr>
+        <w:fldChar w:fldCharType="separate"/>
+      </w:r>
+      <w:r>
+        <w:rPr>
+          <w:rFonts w:hint="default"/>
+          <w:lang w:val="vi-VN"/>
+        </w:rPr>
+        <w:t xml:space="preserve">4.2.3 </w:t>
+      </w:r>
+      <w:r>
+        <w:rPr>
+          <w:bCs w:val="0"/>
+          <w:lang w:val="vi-VN"/>
+        </w:rPr>
+        <w:t>Các cấu hình demo (Tùy chọn)</w:t>
       </w:r>
       <w:r>
         <w:tab/>
@@ -3901,68 +5052,189 @@
         <w:fldChar w:fldCharType="begin"/>
       </w:r>
       <w:r>
-        <w:instrText xml:space="preserve"> PAGEREF _Toc217343337 \h </w:instrText>
+        <w:instrText xml:space="preserve"> PAGEREF _Toc15309 \h </w:instrText>
       </w:r>
       <w:r>
         <w:fldChar w:fldCharType="separate"/>
       </w:r>
       <w:r>
-        <w:t>10</w:t>
+        <w:t>16</w:t>
       </w:r>
       <w:r>
         <w:fldChar w:fldCharType="end"/>
       </w:r>
       <w:r>
+        <w:rPr>
+          <w:lang w:val="vi-VN"/>
+        </w:rPr>
         <w:fldChar w:fldCharType="end"/>
       </w:r>
     </w:p>
     <w:p>
       <w:pPr>
+        <w:pStyle w:val="29"/>
+        <w:tabs>
+          <w:tab w:val="right" w:leader="dot" w:pos="9068"/>
+        </w:tabs>
+      </w:pPr>
+      <w:r>
+        <w:rPr>
+          <w:lang w:val="vi-VN"/>
+        </w:rPr>
+        <w:fldChar w:fldCharType="begin"/>
+      </w:r>
+      <w:r>
+        <w:rPr>
+          <w:lang w:val="vi-VN"/>
+        </w:rPr>
+        <w:instrText xml:space="preserve"> HYPERLINK \l _Toc27273 </w:instrText>
+      </w:r>
+      <w:r>
+        <w:rPr>
+          <w:lang w:val="vi-VN"/>
+        </w:rPr>
+        <w:fldChar w:fldCharType="separate"/>
+      </w:r>
+      <w:r>
+        <w:rPr>
+          <w:rFonts w:hint="default"/>
+          <w:lang w:val="en-US"/>
+        </w:rPr>
+        <w:t xml:space="preserve">4.3 </w:t>
+      </w:r>
+      <w:r>
+        <w:rPr>
+          <w:bCs w:val="0"/>
+        </w:rPr>
+        <w:t>Demo quá trình chạy chương trình</w:t>
+      </w:r>
+      <w:r>
+        <w:tab/>
+      </w:r>
+      <w:r>
+        <w:fldChar w:fldCharType="begin"/>
+      </w:r>
+      <w:r>
+        <w:instrText xml:space="preserve"> PAGEREF _Toc27273 \h </w:instrText>
+      </w:r>
+      <w:r>
+        <w:fldChar w:fldCharType="separate"/>
+      </w:r>
+      <w:r>
+        <w:t>17</w:t>
+      </w:r>
+      <w:r>
+        <w:fldChar w:fldCharType="end"/>
+      </w:r>
+      <w:r>
+        <w:rPr>
+          <w:lang w:val="vi-VN"/>
+        </w:rPr>
+        <w:fldChar w:fldCharType="end"/>
+      </w:r>
+    </w:p>
+    <w:p>
+      <w:pPr>
         <w:pStyle w:val="30"/>
         <w:tabs>
-          <w:tab w:val="left" w:pos="1440"/>
-          <w:tab w:val="right" w:leader="dot" w:pos="9062"/>
-        </w:tabs>
-        <w:rPr>
-          <w:rFonts w:asciiTheme="minorHAnsi" w:hAnsiTheme="minorHAnsi"/>
-          <w:kern w:val="2"/>
-          <w:sz w:val="24"/>
-          <w:szCs w:val="24"/>
-          <w:lang w:val="zh-CN" w:eastAsia="ja-JP"/>
-          <w14:ligatures w14:val="standardContextual"/>
-        </w:rPr>
-      </w:pPr>
-      <w:r>
+          <w:tab w:val="right" w:leader="dot" w:pos="9068"/>
+        </w:tabs>
+      </w:pPr>
+      <w:r>
+        <w:rPr>
+          <w:lang w:val="vi-VN"/>
+        </w:rPr>
         <w:fldChar w:fldCharType="begin"/>
       </w:r>
       <w:r>
-        <w:instrText xml:space="preserve"> HYPERLINK \l "_Toc217343338" </w:instrText>
-      </w:r>
-      <w:r>
+        <w:rPr>
+          <w:lang w:val="vi-VN"/>
+        </w:rPr>
+        <w:instrText xml:space="preserve"> HYPERLINK \l _Toc19039 </w:instrText>
+      </w:r>
+      <w:r>
+        <w:rPr>
+          <w:lang w:val="vi-VN"/>
+        </w:rPr>
         <w:fldChar w:fldCharType="separate"/>
       </w:r>
       <w:r>
         <w:rPr>
-          <w:rStyle w:val="21"/>
-        </w:rPr>
-        <w:t>3.1.2</w:t>
-      </w:r>
-      <w:r>
-        <w:rPr>
-          <w:rFonts w:asciiTheme="minorHAnsi" w:hAnsiTheme="minorHAnsi"/>
-          <w:kern w:val="2"/>
-          <w:sz w:val="24"/>
-          <w:szCs w:val="24"/>
-          <w:lang w:val="zh-CN" w:eastAsia="ja-JP"/>
-          <w14:ligatures w14:val="standardContextual"/>
-        </w:rPr>
+          <w:rFonts w:hint="default"/>
+          <w:szCs w:val="26"/>
+        </w:rPr>
+        <w:t xml:space="preserve">4.3.1 </w:t>
+      </w:r>
+      <w:r>
+        <w:rPr>
+          <w:bCs w:val="0"/>
+          <w:szCs w:val="26"/>
+        </w:rPr>
+        <w:t>Khởi động ứng dụng</w:t>
+      </w:r>
+      <w:r>
         <w:tab/>
       </w:r>
       <w:r>
-        <w:rPr>
-          <w:rStyle w:val="21"/>
-        </w:rPr>
-        <w:t>Quản lý phòng chơi (Lobby / Room Management)</w:t>
+        <w:fldChar w:fldCharType="begin"/>
+      </w:r>
+      <w:r>
+        <w:instrText xml:space="preserve"> PAGEREF _Toc19039 \h </w:instrText>
+      </w:r>
+      <w:r>
+        <w:fldChar w:fldCharType="separate"/>
+      </w:r>
+      <w:r>
+        <w:t>17</w:t>
+      </w:r>
+      <w:r>
+        <w:fldChar w:fldCharType="end"/>
+      </w:r>
+      <w:r>
+        <w:rPr>
+          <w:lang w:val="vi-VN"/>
+        </w:rPr>
+        <w:fldChar w:fldCharType="end"/>
+      </w:r>
+    </w:p>
+    <w:p>
+      <w:pPr>
+        <w:pStyle w:val="30"/>
+        <w:tabs>
+          <w:tab w:val="right" w:leader="dot" w:pos="9068"/>
+        </w:tabs>
+      </w:pPr>
+      <w:r>
+        <w:rPr>
+          <w:lang w:val="vi-VN"/>
+        </w:rPr>
+        <w:fldChar w:fldCharType="begin"/>
+      </w:r>
+      <w:r>
+        <w:rPr>
+          <w:lang w:val="vi-VN"/>
+        </w:rPr>
+        <w:instrText xml:space="preserve"> HYPERLINK \l _Toc15849 </w:instrText>
+      </w:r>
+      <w:r>
+        <w:rPr>
+          <w:lang w:val="vi-VN"/>
+        </w:rPr>
+        <w:fldChar w:fldCharType="separate"/>
+      </w:r>
+      <w:r>
+        <w:rPr>
+          <w:rFonts w:hint="default"/>
+          <w:lang w:val="vi-VN"/>
+        </w:rPr>
+        <w:t xml:space="preserve">4.3.2 </w:t>
+      </w:r>
+      <w:r>
+        <w:rPr>
+          <w:bCs w:val="0"/>
+          <w:lang w:val="vi-VN"/>
+        </w:rPr>
+        <w:t>Đăng nhập và tạo phòng chơi</w:t>
       </w:r>
       <w:r>
         <w:tab/>
@@ -3971,18 +5243,21 @@
         <w:fldChar w:fldCharType="begin"/>
       </w:r>
       <w:r>
-        <w:instrText xml:space="preserve"> PAGEREF _Toc217343338 \h </w:instrText>
+        <w:instrText xml:space="preserve"> PAGEREF _Toc15849 \h </w:instrText>
       </w:r>
       <w:r>
         <w:fldChar w:fldCharType="separate"/>
       </w:r>
       <w:r>
-        <w:t>10</w:t>
+        <w:t>17</w:t>
       </w:r>
       <w:r>
         <w:fldChar w:fldCharType="end"/>
       </w:r>
       <w:r>
+        <w:rPr>
+          <w:lang w:val="vi-VN"/>
+        </w:rPr>
         <w:fldChar w:fldCharType="end"/>
       </w:r>
     </w:p>
@@ -3990,49 +5265,102 @@
       <w:pPr>
         <w:pStyle w:val="30"/>
         <w:tabs>
-          <w:tab w:val="left" w:pos="1440"/>
-          <w:tab w:val="right" w:leader="dot" w:pos="9062"/>
-        </w:tabs>
-        <w:rPr>
-          <w:rFonts w:asciiTheme="minorHAnsi" w:hAnsiTheme="minorHAnsi"/>
-          <w:kern w:val="2"/>
-          <w:sz w:val="24"/>
-          <w:szCs w:val="24"/>
-          <w:lang w:val="zh-CN" w:eastAsia="ja-JP"/>
-          <w14:ligatures w14:val="standardContextual"/>
-        </w:rPr>
-      </w:pPr>
-      <w:r>
+          <w:tab w:val="right" w:leader="dot" w:pos="9068"/>
+        </w:tabs>
+      </w:pPr>
+      <w:r>
+        <w:rPr>
+          <w:lang w:val="vi-VN"/>
+        </w:rPr>
         <w:fldChar w:fldCharType="begin"/>
       </w:r>
       <w:r>
-        <w:instrText xml:space="preserve"> HYPERLINK \l "_Toc217343339" </w:instrText>
-      </w:r>
-      <w:r>
+        <w:rPr>
+          <w:lang w:val="vi-VN"/>
+        </w:rPr>
+        <w:instrText xml:space="preserve"> HYPERLINK \l _Toc25753 </w:instrText>
+      </w:r>
+      <w:r>
+        <w:rPr>
+          <w:lang w:val="vi-VN"/>
+        </w:rPr>
         <w:fldChar w:fldCharType="separate"/>
       </w:r>
       <w:r>
         <w:rPr>
-          <w:rStyle w:val="21"/>
-        </w:rPr>
-        <w:t>3.1.3</w:t>
-      </w:r>
-      <w:r>
-        <w:rPr>
-          <w:rFonts w:asciiTheme="minorHAnsi" w:hAnsiTheme="minorHAnsi"/>
-          <w:kern w:val="2"/>
-          <w:sz w:val="24"/>
-          <w:szCs w:val="24"/>
-          <w:lang w:val="zh-CN" w:eastAsia="ja-JP"/>
-          <w14:ligatures w14:val="standardContextual"/>
-        </w:rPr>
+          <w:rFonts w:hint="default"/>
+          <w:lang w:val="vi-VN"/>
+        </w:rPr>
+        <w:t xml:space="preserve">4.3.3 </w:t>
+      </w:r>
+      <w:r>
+        <w:rPr>
+          <w:bCs w:val="0"/>
+          <w:lang w:val="vi-VN"/>
+        </w:rPr>
+        <w:t>Bắt đầu ván chơi UNO</w:t>
+      </w:r>
+      <w:r>
         <w:tab/>
       </w:r>
       <w:r>
-        <w:rPr>
-          <w:rStyle w:val="21"/>
-        </w:rPr>
-        <w:t>Mô phỏng luật chơi UNO (UNO Game Logic Simulation)</w:t>
+        <w:fldChar w:fldCharType="begin"/>
+      </w:r>
+      <w:r>
+        <w:instrText xml:space="preserve"> PAGEREF _Toc25753 \h </w:instrText>
+      </w:r>
+      <w:r>
+        <w:fldChar w:fldCharType="separate"/>
+      </w:r>
+      <w:r>
+        <w:t>19</w:t>
+      </w:r>
+      <w:r>
+        <w:fldChar w:fldCharType="end"/>
+      </w:r>
+      <w:r>
+        <w:rPr>
+          <w:lang w:val="vi-VN"/>
+        </w:rPr>
+        <w:fldChar w:fldCharType="end"/>
+      </w:r>
+    </w:p>
+    <w:p>
+      <w:pPr>
+        <w:pStyle w:val="30"/>
+        <w:tabs>
+          <w:tab w:val="right" w:leader="dot" w:pos="9068"/>
+        </w:tabs>
+      </w:pPr>
+      <w:r>
+        <w:rPr>
+          <w:lang w:val="vi-VN"/>
+        </w:rPr>
+        <w:fldChar w:fldCharType="begin"/>
+      </w:r>
+      <w:r>
+        <w:rPr>
+          <w:lang w:val="vi-VN"/>
+        </w:rPr>
+        <w:instrText xml:space="preserve"> HYPERLINK \l _Toc32082 </w:instrText>
+      </w:r>
+      <w:r>
+        <w:rPr>
+          <w:lang w:val="vi-VN"/>
+        </w:rPr>
+        <w:fldChar w:fldCharType="separate"/>
+      </w:r>
+      <w:r>
+        <w:rPr>
+          <w:rFonts w:hint="default"/>
+        </w:rPr>
+        <w:t xml:space="preserve">4.3.4 </w:t>
+      </w:r>
+      <w:r>
+        <w:rPr>
+          <w:bCs w:val="0"/>
+        </w:rPr>
+        <w:t>Thực hiện lượt chơi</w:t>
       </w:r>
       <w:r>
         <w:tab/>
@@ -4041,18 +5369,21 @@
         <w:fldChar w:fldCharType="begin"/>
       </w:r>
       <w:r>
-        <w:instrText xml:space="preserve"> PAGEREF _Toc217343339 \h </w:instrText>
+        <w:instrText xml:space="preserve"> PAGEREF _Toc32082 \h </w:instrText>
       </w:r>
       <w:r>
         <w:fldChar w:fldCharType="separate"/>
       </w:r>
       <w:r>
-        <w:t>10</w:t>
+        <w:t>19</w:t>
       </w:r>
       <w:r>
         <w:fldChar w:fldCharType="end"/>
       </w:r>
       <w:r>
+        <w:rPr>
+          <w:lang w:val="vi-VN"/>
+        </w:rPr>
         <w:fldChar w:fldCharType="end"/>
       </w:r>
     </w:p>
@@ -4060,49 +5391,102 @@
       <w:pPr>
         <w:pStyle w:val="30"/>
         <w:tabs>
-          <w:tab w:val="left" w:pos="1440"/>
-          <w:tab w:val="right" w:leader="dot" w:pos="9062"/>
-        </w:tabs>
-        <w:rPr>
-          <w:rFonts w:asciiTheme="minorHAnsi" w:hAnsiTheme="minorHAnsi"/>
-          <w:kern w:val="2"/>
-          <w:sz w:val="24"/>
-          <w:szCs w:val="24"/>
-          <w:lang w:val="zh-CN" w:eastAsia="ja-JP"/>
-          <w14:ligatures w14:val="standardContextual"/>
-        </w:rPr>
-      </w:pPr>
-      <w:r>
+          <w:tab w:val="right" w:leader="dot" w:pos="9068"/>
+        </w:tabs>
+      </w:pPr>
+      <w:r>
+        <w:rPr>
+          <w:lang w:val="vi-VN"/>
+        </w:rPr>
         <w:fldChar w:fldCharType="begin"/>
       </w:r>
       <w:r>
-        <w:instrText xml:space="preserve"> HYPERLINK \l "_Toc217343340" </w:instrText>
-      </w:r>
-      <w:r>
+        <w:rPr>
+          <w:lang w:val="vi-VN"/>
+        </w:rPr>
+        <w:instrText xml:space="preserve"> HYPERLINK \l _Toc6841 </w:instrText>
+      </w:r>
+      <w:r>
+        <w:rPr>
+          <w:lang w:val="vi-VN"/>
+        </w:rPr>
         <w:fldChar w:fldCharType="separate"/>
       </w:r>
       <w:r>
         <w:rPr>
-          <w:rStyle w:val="21"/>
-        </w:rPr>
-        <w:t>3.1.4</w:t>
-      </w:r>
-      <w:r>
-        <w:rPr>
-          <w:rFonts w:asciiTheme="minorHAnsi" w:hAnsiTheme="minorHAnsi"/>
-          <w:kern w:val="2"/>
-          <w:sz w:val="24"/>
-          <w:szCs w:val="24"/>
-          <w:lang w:val="zh-CN" w:eastAsia="ja-JP"/>
-          <w14:ligatures w14:val="standardContextual"/>
-        </w:rPr>
+          <w:rFonts w:hint="default"/>
+          <w:lang w:val="vi-VN"/>
+        </w:rPr>
+        <w:t xml:space="preserve">4.3.5 </w:t>
+      </w:r>
+      <w:r>
+        <w:rPr>
+          <w:bCs w:val="0"/>
+        </w:rPr>
+        <w:t>Kết thúc ván chơi</w:t>
+      </w:r>
+      <w:r>
         <w:tab/>
       </w:r>
       <w:r>
-        <w:rPr>
-          <w:rStyle w:val="21"/>
-        </w:rPr>
-        <w:t>Kiểm tra điều kiện thắng (Win Condition Handling)</w:t>
+        <w:fldChar w:fldCharType="begin"/>
+      </w:r>
+      <w:r>
+        <w:instrText xml:space="preserve"> PAGEREF _Toc6841 \h </w:instrText>
+      </w:r>
+      <w:r>
+        <w:fldChar w:fldCharType="separate"/>
+      </w:r>
+      <w:r>
+        <w:t>22</w:t>
+      </w:r>
+      <w:r>
+        <w:fldChar w:fldCharType="end"/>
+      </w:r>
+      <w:r>
+        <w:rPr>
+          <w:lang w:val="vi-VN"/>
+        </w:rPr>
+        <w:fldChar w:fldCharType="end"/>
+      </w:r>
+    </w:p>
+    <w:p>
+      <w:pPr>
+        <w:pStyle w:val="30"/>
+        <w:tabs>
+          <w:tab w:val="right" w:leader="dot" w:pos="9068"/>
+        </w:tabs>
+      </w:pPr>
+      <w:r>
+        <w:rPr>
+          <w:lang w:val="vi-VN"/>
+        </w:rPr>
+        <w:fldChar w:fldCharType="begin"/>
+      </w:r>
+      <w:r>
+        <w:rPr>
+          <w:lang w:val="vi-VN"/>
+        </w:rPr>
+        <w:instrText xml:space="preserve"> HYPERLINK \l _Toc8708 </w:instrText>
+      </w:r>
+      <w:r>
+        <w:rPr>
+          <w:lang w:val="vi-VN"/>
+        </w:rPr>
+        <w:fldChar w:fldCharType="separate"/>
+      </w:r>
+      <w:r>
+        <w:rPr>
+          <w:rFonts w:hint="default"/>
+          <w:lang w:val="vi-VN"/>
+        </w:rPr>
+        <w:t xml:space="preserve">4.3.6 </w:t>
+      </w:r>
+      <w:r>
+        <w:rPr>
+          <w:lang w:val="vi-VN"/>
+        </w:rPr>
+        <w:t>Giao diện Cộng Đồng</w:t>
       </w:r>
       <w:r>
         <w:tab/>
@@ -4111,18 +5495,21 @@
         <w:fldChar w:fldCharType="begin"/>
       </w:r>
       <w:r>
-        <w:instrText xml:space="preserve"> PAGEREF _Toc217343340 \h </w:instrText>
+        <w:instrText xml:space="preserve"> PAGEREF _Toc8708 \h </w:instrText>
       </w:r>
       <w:r>
         <w:fldChar w:fldCharType="separate"/>
       </w:r>
       <w:r>
-        <w:t>11</w:t>
+        <w:t>23</w:t>
       </w:r>
       <w:r>
         <w:fldChar w:fldCharType="end"/>
       </w:r>
       <w:r>
+        <w:rPr>
+          <w:lang w:val="vi-VN"/>
+        </w:rPr>
         <w:fldChar w:fldCharType="end"/>
       </w:r>
     </w:p>
@@ -4130,49 +5517,105 @@
       <w:pPr>
         <w:pStyle w:val="30"/>
         <w:tabs>
-          <w:tab w:val="left" w:pos="1440"/>
-          <w:tab w:val="right" w:leader="dot" w:pos="9062"/>
-        </w:tabs>
-        <w:rPr>
-          <w:rFonts w:asciiTheme="minorHAnsi" w:hAnsiTheme="minorHAnsi"/>
-          <w:kern w:val="2"/>
-          <w:sz w:val="24"/>
-          <w:szCs w:val="24"/>
-          <w:lang w:val="zh-CN" w:eastAsia="ja-JP"/>
-          <w14:ligatures w14:val="standardContextual"/>
-        </w:rPr>
-      </w:pPr>
-      <w:r>
+          <w:tab w:val="right" w:leader="dot" w:pos="9068"/>
+        </w:tabs>
+      </w:pPr>
+      <w:r>
+        <w:rPr>
+          <w:lang w:val="vi-VN"/>
+        </w:rPr>
         <w:fldChar w:fldCharType="begin"/>
       </w:r>
       <w:r>
-        <w:instrText xml:space="preserve"> HYPERLINK \l "_Toc217343341" </w:instrText>
-      </w:r>
-      <w:r>
+        <w:rPr>
+          <w:lang w:val="vi-VN"/>
+        </w:rPr>
+        <w:instrText xml:space="preserve"> HYPERLINK \l _Toc27410 </w:instrText>
+      </w:r>
+      <w:r>
+        <w:rPr>
+          <w:lang w:val="vi-VN"/>
+        </w:rPr>
         <w:fldChar w:fldCharType="separate"/>
       </w:r>
       <w:r>
         <w:rPr>
-          <w:rStyle w:val="21"/>
-        </w:rPr>
-        <w:t>3.1.5</w:t>
-      </w:r>
-      <w:r>
-        <w:rPr>
-          <w:rFonts w:asciiTheme="minorHAnsi" w:hAnsiTheme="minorHAnsi"/>
-          <w:kern w:val="2"/>
-          <w:sz w:val="24"/>
-          <w:szCs w:val="24"/>
-          <w:lang w:val="zh-CN" w:eastAsia="ja-JP"/>
-          <w14:ligatures w14:val="standardContextual"/>
-        </w:rPr>
+          <w:rFonts w:hint="default"/>
+          <w:szCs w:val="26"/>
+          <w:lang w:val="vi-VN"/>
+        </w:rPr>
+        <w:t xml:space="preserve">4.3.7 </w:t>
+      </w:r>
+      <w:r>
+        <w:rPr>
+          <w:szCs w:val="26"/>
+          <w:lang w:val="vi-VN"/>
+        </w:rPr>
+        <w:t>Giao diện News</w:t>
+      </w:r>
+      <w:r>
         <w:tab/>
       </w:r>
       <w:r>
-        <w:rPr>
-          <w:rStyle w:val="21"/>
-        </w:rPr>
-        <w:t>Giao diện người dùng (User Interface – UI)</w:t>
+        <w:fldChar w:fldCharType="begin"/>
+      </w:r>
+      <w:r>
+        <w:instrText xml:space="preserve"> PAGEREF _Toc27410 \h </w:instrText>
+      </w:r>
+      <w:r>
+        <w:fldChar w:fldCharType="separate"/>
+      </w:r>
+      <w:r>
+        <w:t>24</w:t>
+      </w:r>
+      <w:r>
+        <w:fldChar w:fldCharType="end"/>
+      </w:r>
+      <w:r>
+        <w:rPr>
+          <w:lang w:val="vi-VN"/>
+        </w:rPr>
+        <w:fldChar w:fldCharType="end"/>
+      </w:r>
+    </w:p>
+    <w:p>
+      <w:pPr>
+        <w:pStyle w:val="29"/>
+        <w:tabs>
+          <w:tab w:val="right" w:leader="dot" w:pos="9068"/>
+        </w:tabs>
+      </w:pPr>
+      <w:r>
+        <w:rPr>
+          <w:lang w:val="vi-VN"/>
+        </w:rPr>
+        <w:fldChar w:fldCharType="begin"/>
+      </w:r>
+      <w:r>
+        <w:rPr>
+          <w:lang w:val="vi-VN"/>
+        </w:rPr>
+        <w:instrText xml:space="preserve"> HYPERLINK \l _Toc15053 </w:instrText>
+      </w:r>
+      <w:r>
+        <w:rPr>
+          <w:lang w:val="vi-VN"/>
+        </w:rPr>
+        <w:fldChar w:fldCharType="separate"/>
+      </w:r>
+      <w:r>
+        <w:rPr>
+          <w:rFonts w:hint="default"/>
+          <w:lang w:val="en-US"/>
+        </w:rPr>
+        <w:t xml:space="preserve">4.4 </w:t>
+      </w:r>
+      <w:r>
+        <w:rPr>
+          <w:bCs w:val="0"/>
+          <w:lang w:val="vi-VN"/>
+        </w:rPr>
+        <w:t>Quan sát hiệu năng và trạng thái hệ thống</w:t>
       </w:r>
       <w:r>
         <w:tab/>
@@ -4181,68 +5624,126 @@
         <w:fldChar w:fldCharType="begin"/>
       </w:r>
       <w:r>
-        <w:instrText xml:space="preserve"> PAGEREF _Toc217343341 \h </w:instrText>
+        <w:instrText xml:space="preserve"> PAGEREF _Toc15053 \h </w:instrText>
       </w:r>
       <w:r>
         <w:fldChar w:fldCharType="separate"/>
       </w:r>
       <w:r>
-        <w:t>11</w:t>
+        <w:t>25</w:t>
       </w:r>
       <w:r>
         <w:fldChar w:fldCharType="end"/>
       </w:r>
       <w:r>
+        <w:rPr>
+          <w:lang w:val="vi-VN"/>
+        </w:rPr>
         <w:fldChar w:fldCharType="end"/>
       </w:r>
     </w:p>
     <w:p>
       <w:pPr>
-        <w:pStyle w:val="30"/>
-        <w:tabs>
-          <w:tab w:val="left" w:pos="1440"/>
-          <w:tab w:val="right" w:leader="dot" w:pos="9062"/>
-        </w:tabs>
-        <w:rPr>
-          <w:rFonts w:asciiTheme="minorHAnsi" w:hAnsiTheme="minorHAnsi"/>
-          <w:kern w:val="2"/>
-          <w:sz w:val="24"/>
-          <w:szCs w:val="24"/>
-          <w:lang w:val="zh-CN" w:eastAsia="ja-JP"/>
-          <w14:ligatures w14:val="standardContextual"/>
-        </w:rPr>
-      </w:pPr>
-      <w:r>
+        <w:pStyle w:val="28"/>
+        <w:tabs>
+          <w:tab w:val="right" w:leader="dot" w:pos="9068"/>
+          <w:tab w:val="clear" w:pos="1701"/>
+          <w:tab w:val="clear" w:pos="9062"/>
+        </w:tabs>
+      </w:pPr>
+      <w:r>
+        <w:rPr>
+          <w:lang w:val="vi-VN"/>
+        </w:rPr>
         <w:fldChar w:fldCharType="begin"/>
       </w:r>
       <w:r>
-        <w:instrText xml:space="preserve"> HYPERLINK \l "_Toc217343342" </w:instrText>
-      </w:r>
-      <w:r>
+        <w:rPr>
+          <w:lang w:val="vi-VN"/>
+        </w:rPr>
+        <w:instrText xml:space="preserve"> HYPERLINK \l _Toc13275 </w:instrText>
+      </w:r>
+      <w:r>
+        <w:rPr>
+          <w:lang w:val="vi-VN"/>
+        </w:rPr>
         <w:fldChar w:fldCharType="separate"/>
       </w:r>
       <w:r>
         <w:rPr>
-          <w:rStyle w:val="21"/>
-        </w:rPr>
-        <w:t>3.1.6</w:t>
-      </w:r>
-      <w:r>
-        <w:rPr>
-          <w:rFonts w:asciiTheme="minorHAnsi" w:hAnsiTheme="minorHAnsi"/>
-          <w:kern w:val="2"/>
-          <w:sz w:val="24"/>
-          <w:szCs w:val="24"/>
-          <w:lang w:val="zh-CN" w:eastAsia="ja-JP"/>
-          <w14:ligatures w14:val="standardContextual"/>
-        </w:rPr>
+          <w:rFonts w:hint="default"/>
+          <w:lang w:val="vi-VN"/>
+        </w:rPr>
+        <w:t xml:space="preserve">CHƯƠNG 5: </w:t>
+      </w:r>
+      <w:r>
+        <w:rPr>
+          <w:lang w:val="vi-VN"/>
+        </w:rPr>
+        <w:t>KẾT LUẬN VÀ HƯỚNG PHÁT TRIỂN</w:t>
+      </w:r>
+      <w:r>
         <w:tab/>
       </w:r>
       <w:r>
-        <w:rPr>
-          <w:rStyle w:val="21"/>
-        </w:rPr>
-        <w:t>Các chức năng hỗ trợ khác</w:t>
+        <w:fldChar w:fldCharType="begin"/>
+      </w:r>
+      <w:r>
+        <w:instrText xml:space="preserve"> PAGEREF _Toc13275 \h </w:instrText>
+      </w:r>
+      <w:r>
+        <w:fldChar w:fldCharType="separate"/>
+      </w:r>
+      <w:r>
+        <w:t>26</w:t>
+      </w:r>
+      <w:r>
+        <w:fldChar w:fldCharType="end"/>
+      </w:r>
+      <w:r>
+        <w:rPr>
+          <w:lang w:val="vi-VN"/>
+        </w:rPr>
+        <w:fldChar w:fldCharType="end"/>
+      </w:r>
+    </w:p>
+    <w:p>
+      <w:pPr>
+        <w:pStyle w:val="29"/>
+        <w:tabs>
+          <w:tab w:val="right" w:leader="dot" w:pos="9068"/>
+        </w:tabs>
+      </w:pPr>
+      <w:r>
+        <w:rPr>
+          <w:lang w:val="vi-VN"/>
+        </w:rPr>
+        <w:fldChar w:fldCharType="begin"/>
+      </w:r>
+      <w:r>
+        <w:rPr>
+          <w:lang w:val="vi-VN"/>
+        </w:rPr>
+        <w:instrText xml:space="preserve"> HYPERLINK \l _Toc5409 </w:instrText>
+      </w:r>
+      <w:r>
+        <w:rPr>
+          <w:lang w:val="vi-VN"/>
+        </w:rPr>
+        <w:fldChar w:fldCharType="separate"/>
+      </w:r>
+      <w:r>
+        <w:rPr>
+          <w:rFonts w:hint="default"/>
+          <w:lang w:val="en-US"/>
+        </w:rPr>
+        <w:t xml:space="preserve">5.1 </w:t>
+      </w:r>
+      <w:r>
+        <w:rPr>
+          <w:bCs w:val="0"/>
+        </w:rPr>
+        <w:t>Kết luận</w:t>
       </w:r>
       <w:r>
         <w:tab/>
@@ -4251,18 +5752,21 @@
         <w:fldChar w:fldCharType="begin"/>
       </w:r>
       <w:r>
-        <w:instrText xml:space="preserve"> PAGEREF _Toc217343342 \h </w:instrText>
+        <w:instrText xml:space="preserve"> PAGEREF _Toc5409 \h </w:instrText>
       </w:r>
       <w:r>
         <w:fldChar w:fldCharType="separate"/>
       </w:r>
       <w:r>
-        <w:t>11</w:t>
+        <w:t>26</w:t>
       </w:r>
       <w:r>
         <w:fldChar w:fldCharType="end"/>
       </w:r>
       <w:r>
+        <w:rPr>
+          <w:lang w:val="vi-VN"/>
+        </w:rPr>
         <w:fldChar w:fldCharType="end"/>
       </w:r>
     </w:p>
@@ -4270,52 +5774,102 @@
       <w:pPr>
         <w:pStyle w:val="29"/>
         <w:tabs>
-          <w:tab w:val="left" w:pos="960"/>
-          <w:tab w:val="right" w:leader="dot" w:pos="9062"/>
-        </w:tabs>
-        <w:rPr>
-          <w:rFonts w:asciiTheme="minorHAnsi" w:hAnsiTheme="minorHAnsi"/>
-          <w:kern w:val="2"/>
-          <w:sz w:val="24"/>
-          <w:szCs w:val="24"/>
-          <w:lang w:val="zh-CN" w:eastAsia="ja-JP"/>
-          <w14:ligatures w14:val="standardContextual"/>
-        </w:rPr>
-      </w:pPr>
-      <w:r>
+          <w:tab w:val="right" w:leader="dot" w:pos="9068"/>
+        </w:tabs>
+      </w:pPr>
+      <w:r>
+        <w:rPr>
+          <w:lang w:val="vi-VN"/>
+        </w:rPr>
         <w:fldChar w:fldCharType="begin"/>
       </w:r>
       <w:r>
-        <w:instrText xml:space="preserve"> HYPERLINK \l "_Toc217343343" </w:instrText>
-      </w:r>
-      <w:r>
+        <w:rPr>
+          <w:lang w:val="vi-VN"/>
+        </w:rPr>
+        <w:instrText xml:space="preserve"> HYPERLINK \l _Toc15466 </w:instrText>
+      </w:r>
+      <w:r>
+        <w:rPr>
+          <w:lang w:val="vi-VN"/>
+        </w:rPr>
         <w:fldChar w:fldCharType="separate"/>
       </w:r>
       <w:r>
         <w:rPr>
-          <w:rStyle w:val="21"/>
-          <w:rFonts w:cs="Times New Roman"/>
-          <w:bCs/>
-          <w:iCs/>
-        </w:rPr>
-        <w:t>3.2</w:t>
-      </w:r>
-      <w:r>
-        <w:rPr>
-          <w:rFonts w:asciiTheme="minorHAnsi" w:hAnsiTheme="minorHAnsi"/>
-          <w:kern w:val="2"/>
-          <w:sz w:val="24"/>
-          <w:szCs w:val="24"/>
-          <w:lang w:val="zh-CN" w:eastAsia="ja-JP"/>
-          <w14:ligatures w14:val="standardContextual"/>
-        </w:rPr>
+          <w:rFonts w:hint="default"/>
+          <w:lang w:val="en-US"/>
+        </w:rPr>
+        <w:t xml:space="preserve">5.2 </w:t>
+      </w:r>
+      <w:r>
+        <w:rPr>
+          <w:bCs w:val="0"/>
+        </w:rPr>
+        <w:t>Hướng phát triển trong tương lai</w:t>
+      </w:r>
+      <w:r>
         <w:tab/>
       </w:r>
       <w:r>
-        <w:rPr>
-          <w:rStyle w:val="21"/>
-        </w:rPr>
-        <w:t>Yêu cầu phi chức năng</w:t>
+        <w:fldChar w:fldCharType="begin"/>
+      </w:r>
+      <w:r>
+        <w:instrText xml:space="preserve"> PAGEREF _Toc15466 \h </w:instrText>
+      </w:r>
+      <w:r>
+        <w:fldChar w:fldCharType="separate"/>
+      </w:r>
+      <w:r>
+        <w:t>26</w:t>
+      </w:r>
+      <w:r>
+        <w:fldChar w:fldCharType="end"/>
+      </w:r>
+      <w:r>
+        <w:rPr>
+          <w:lang w:val="vi-VN"/>
+        </w:rPr>
+        <w:fldChar w:fldCharType="end"/>
+      </w:r>
+    </w:p>
+    <w:p>
+      <w:pPr>
+        <w:pStyle w:val="29"/>
+        <w:tabs>
+          <w:tab w:val="right" w:leader="dot" w:pos="9068"/>
+        </w:tabs>
+      </w:pPr>
+      <w:r>
+        <w:rPr>
+          <w:lang w:val="vi-VN"/>
+        </w:rPr>
+        <w:fldChar w:fldCharType="begin"/>
+      </w:r>
+      <w:r>
+        <w:rPr>
+          <w:lang w:val="vi-VN"/>
+        </w:rPr>
+        <w:instrText xml:space="preserve"> HYPERLINK \l _Toc5100 </w:instrText>
+      </w:r>
+      <w:r>
+        <w:rPr>
+          <w:lang w:val="vi-VN"/>
+        </w:rPr>
+        <w:fldChar w:fldCharType="separate"/>
+      </w:r>
+      <w:r>
+        <w:rPr>
+          <w:rFonts w:hint="default"/>
+          <w:lang w:val="en-US"/>
+        </w:rPr>
+        <w:t xml:space="preserve">5.3 </w:t>
+      </w:r>
+      <w:r>
+        <w:rPr>
+          <w:bCs w:val="0"/>
+        </w:rPr>
+        <w:t>Tổng kết</w:t>
       </w:r>
       <w:r>
         <w:tab/>
@@ -4324,1982 +5878,76 @@
         <w:fldChar w:fldCharType="begin"/>
       </w:r>
       <w:r>
-        <w:instrText xml:space="preserve"> PAGEREF _Toc217343343 \h </w:instrText>
+        <w:instrText xml:space="preserve"> PAGEREF _Toc5100 \h </w:instrText>
       </w:r>
       <w:r>
         <w:fldChar w:fldCharType="separate"/>
       </w:r>
       <w:r>
-        <w:t>11</w:t>
+        <w:t>27</w:t>
       </w:r>
       <w:r>
         <w:fldChar w:fldCharType="end"/>
       </w:r>
       <w:r>
+        <w:rPr>
+          <w:lang w:val="vi-VN"/>
+        </w:rPr>
         <w:fldChar w:fldCharType="end"/>
       </w:r>
     </w:p>
     <w:p>
       <w:pPr>
-        <w:pStyle w:val="30"/>
-        <w:tabs>
-          <w:tab w:val="left" w:pos="1440"/>
-          <w:tab w:val="right" w:leader="dot" w:pos="9062"/>
-        </w:tabs>
-        <w:rPr>
-          <w:rFonts w:asciiTheme="minorHAnsi" w:hAnsiTheme="minorHAnsi"/>
-          <w:kern w:val="2"/>
-          <w:sz w:val="24"/>
-          <w:szCs w:val="24"/>
-          <w:lang w:val="zh-CN" w:eastAsia="ja-JP"/>
-          <w14:ligatures w14:val="standardContextual"/>
-        </w:rPr>
-      </w:pPr>
-      <w:r>
+        <w:pStyle w:val="28"/>
+        <w:tabs>
+          <w:tab w:val="right" w:leader="dot" w:pos="9068"/>
+          <w:tab w:val="clear" w:pos="1701"/>
+          <w:tab w:val="clear" w:pos="9062"/>
+        </w:tabs>
+      </w:pPr>
+      <w:r>
+        <w:rPr>
+          <w:lang w:val="vi-VN"/>
+        </w:rPr>
         <w:fldChar w:fldCharType="begin"/>
       </w:r>
       <w:r>
-        <w:instrText xml:space="preserve"> HYPERLINK \l "_Toc217343344" </w:instrText>
-      </w:r>
-      <w:r>
+        <w:rPr>
+          <w:lang w:val="vi-VN"/>
+        </w:rPr>
+        <w:instrText xml:space="preserve"> HYPERLINK \l _Toc22850 </w:instrText>
+      </w:r>
+      <w:r>
+        <w:rPr>
+          <w:lang w:val="vi-VN"/>
+        </w:rPr>
         <w:fldChar w:fldCharType="separate"/>
       </w:r>
       <w:r>
-        <w:rPr>
-          <w:rStyle w:val="21"/>
-        </w:rPr>
-        <w:t>3.2.1</w:t>
-      </w:r>
-      <w:r>
-        <w:rPr>
-          <w:rFonts w:asciiTheme="minorHAnsi" w:hAnsiTheme="minorHAnsi"/>
-          <w:kern w:val="2"/>
-          <w:sz w:val="24"/>
-          <w:szCs w:val="24"/>
-          <w:lang w:val="zh-CN" w:eastAsia="ja-JP"/>
-          <w14:ligatures w14:val="standardContextual"/>
-        </w:rPr>
+        <w:t>TÀI LIỆU THAM KHẢO</w:t>
+      </w:r>
+      <w:r>
         <w:tab/>
       </w:r>
       <w:r>
-        <w:rPr>
-          <w:rStyle w:val="21"/>
-        </w:rPr>
-        <w:t>Hiệu năng (Performance)</w:t>
-      </w:r>
-      <w:r>
-        <w:tab/>
-      </w:r>
-      <w:r>
         <w:fldChar w:fldCharType="begin"/>
       </w:r>
       <w:r>
-        <w:instrText xml:space="preserve"> PAGEREF _Toc217343344 \h </w:instrText>
+        <w:instrText xml:space="preserve"> PAGEREF _Toc22850 \h </w:instrText>
       </w:r>
       <w:r>
         <w:fldChar w:fldCharType="separate"/>
       </w:r>
       <w:r>
-        <w:t>12</w:t>
+        <w:t>28</w:t>
       </w:r>
       <w:r>
         <w:fldChar w:fldCharType="end"/>
       </w:r>
       <w:r>
-        <w:fldChar w:fldCharType="end"/>
-      </w:r>
-    </w:p>
-    <w:p>
-      <w:pPr>
-        <w:pStyle w:val="30"/>
-        <w:tabs>
-          <w:tab w:val="left" w:pos="1440"/>
-          <w:tab w:val="right" w:leader="dot" w:pos="9062"/>
-        </w:tabs>
-        <w:rPr>
-          <w:rFonts w:asciiTheme="minorHAnsi" w:hAnsiTheme="minorHAnsi"/>
-          <w:kern w:val="2"/>
-          <w:sz w:val="24"/>
-          <w:szCs w:val="24"/>
-          <w:lang w:val="zh-CN" w:eastAsia="ja-JP"/>
-          <w14:ligatures w14:val="standardContextual"/>
-        </w:rPr>
-      </w:pPr>
-      <w:r>
-        <w:fldChar w:fldCharType="begin"/>
-      </w:r>
-      <w:r>
-        <w:instrText xml:space="preserve"> HYPERLINK \l "_Toc217343345" </w:instrText>
-      </w:r>
-      <w:r>
-        <w:fldChar w:fldCharType="separate"/>
-      </w:r>
-      <w:r>
-        <w:rPr>
-          <w:rStyle w:val="21"/>
-        </w:rPr>
-        <w:t>3.2.2</w:t>
-      </w:r>
-      <w:r>
-        <w:rPr>
-          <w:rFonts w:asciiTheme="minorHAnsi" w:hAnsiTheme="minorHAnsi"/>
-          <w:kern w:val="2"/>
-          <w:sz w:val="24"/>
-          <w:szCs w:val="24"/>
-          <w:lang w:val="zh-CN" w:eastAsia="ja-JP"/>
-          <w14:ligatures w14:val="standardContextual"/>
-        </w:rPr>
-        <w:tab/>
-      </w:r>
-      <w:r>
-        <w:rPr>
-          <w:rStyle w:val="21"/>
-        </w:rPr>
-        <w:t>Tính ổn định và độ tin cậy (Stability &amp; Reliability)</w:t>
-      </w:r>
-      <w:r>
-        <w:tab/>
-      </w:r>
-      <w:r>
-        <w:fldChar w:fldCharType="begin"/>
-      </w:r>
-      <w:r>
-        <w:instrText xml:space="preserve"> PAGEREF _Toc217343345 \h </w:instrText>
-      </w:r>
-      <w:r>
-        <w:fldChar w:fldCharType="separate"/>
-      </w:r>
-      <w:r>
-        <w:t>12</w:t>
-      </w:r>
-      <w:r>
-        <w:fldChar w:fldCharType="end"/>
-      </w:r>
-      <w:r>
-        <w:fldChar w:fldCharType="end"/>
-      </w:r>
-    </w:p>
-    <w:p>
-      <w:pPr>
-        <w:pStyle w:val="30"/>
-        <w:tabs>
-          <w:tab w:val="left" w:pos="1440"/>
-          <w:tab w:val="right" w:leader="dot" w:pos="9062"/>
-        </w:tabs>
-        <w:rPr>
-          <w:rFonts w:asciiTheme="minorHAnsi" w:hAnsiTheme="minorHAnsi"/>
-          <w:kern w:val="2"/>
-          <w:sz w:val="24"/>
-          <w:szCs w:val="24"/>
-          <w:lang w:val="zh-CN" w:eastAsia="ja-JP"/>
-          <w14:ligatures w14:val="standardContextual"/>
-        </w:rPr>
-      </w:pPr>
-      <w:r>
-        <w:fldChar w:fldCharType="begin"/>
-      </w:r>
-      <w:r>
-        <w:instrText xml:space="preserve"> HYPERLINK \l "_Toc217343346" </w:instrText>
-      </w:r>
-      <w:r>
-        <w:fldChar w:fldCharType="separate"/>
-      </w:r>
-      <w:r>
-        <w:rPr>
-          <w:rStyle w:val="21"/>
-        </w:rPr>
-        <w:t>3.2.3</w:t>
-      </w:r>
-      <w:r>
-        <w:rPr>
-          <w:rFonts w:asciiTheme="minorHAnsi" w:hAnsiTheme="minorHAnsi"/>
-          <w:kern w:val="2"/>
-          <w:sz w:val="24"/>
-          <w:szCs w:val="24"/>
-          <w:lang w:val="zh-CN" w:eastAsia="ja-JP"/>
-          <w14:ligatures w14:val="standardContextual"/>
-        </w:rPr>
-        <w:tab/>
-      </w:r>
-      <w:r>
-        <w:rPr>
-          <w:rStyle w:val="21"/>
-        </w:rPr>
-        <w:t>Khả năng mở rộng (Scalability)</w:t>
-      </w:r>
-      <w:r>
-        <w:tab/>
-      </w:r>
-      <w:r>
-        <w:fldChar w:fldCharType="begin"/>
-      </w:r>
-      <w:r>
-        <w:instrText xml:space="preserve"> PAGEREF _Toc217343346 \h </w:instrText>
-      </w:r>
-      <w:r>
-        <w:fldChar w:fldCharType="separate"/>
-      </w:r>
-      <w:r>
-        <w:t>12</w:t>
-      </w:r>
-      <w:r>
-        <w:fldChar w:fldCharType="end"/>
-      </w:r>
-      <w:r>
-        <w:fldChar w:fldCharType="end"/>
-      </w:r>
-    </w:p>
-    <w:p>
-      <w:pPr>
-        <w:pStyle w:val="30"/>
-        <w:tabs>
-          <w:tab w:val="left" w:pos="1440"/>
-          <w:tab w:val="right" w:leader="dot" w:pos="9062"/>
-        </w:tabs>
-        <w:rPr>
-          <w:rFonts w:asciiTheme="minorHAnsi" w:hAnsiTheme="minorHAnsi"/>
-          <w:kern w:val="2"/>
-          <w:sz w:val="24"/>
-          <w:szCs w:val="24"/>
-          <w:lang w:val="zh-CN" w:eastAsia="ja-JP"/>
-          <w14:ligatures w14:val="standardContextual"/>
-        </w:rPr>
-      </w:pPr>
-      <w:r>
-        <w:fldChar w:fldCharType="begin"/>
-      </w:r>
-      <w:r>
-        <w:instrText xml:space="preserve"> HYPERLINK \l "_Toc217343347" </w:instrText>
-      </w:r>
-      <w:r>
-        <w:fldChar w:fldCharType="separate"/>
-      </w:r>
-      <w:r>
-        <w:rPr>
-          <w:rStyle w:val="21"/>
-        </w:rPr>
-        <w:t>3.2.4</w:t>
-      </w:r>
-      <w:r>
-        <w:rPr>
-          <w:rFonts w:asciiTheme="minorHAnsi" w:hAnsiTheme="minorHAnsi"/>
-          <w:kern w:val="2"/>
-          <w:sz w:val="24"/>
-          <w:szCs w:val="24"/>
-          <w:lang w:val="zh-CN" w:eastAsia="ja-JP"/>
-          <w14:ligatures w14:val="standardContextual"/>
-        </w:rPr>
-        <w:tab/>
-      </w:r>
-      <w:r>
-        <w:rPr>
-          <w:rStyle w:val="21"/>
-        </w:rPr>
-        <w:t>Tính dễ bảo trì (Maintainability)</w:t>
-      </w:r>
-      <w:r>
-        <w:tab/>
-      </w:r>
-      <w:r>
-        <w:fldChar w:fldCharType="begin"/>
-      </w:r>
-      <w:r>
-        <w:instrText xml:space="preserve"> PAGEREF _Toc217343347 \h </w:instrText>
-      </w:r>
-      <w:r>
-        <w:fldChar w:fldCharType="separate"/>
-      </w:r>
-      <w:r>
-        <w:t>12</w:t>
-      </w:r>
-      <w:r>
-        <w:fldChar w:fldCharType="end"/>
-      </w:r>
-      <w:r>
-        <w:fldChar w:fldCharType="end"/>
-      </w:r>
-    </w:p>
-    <w:p>
-      <w:pPr>
-        <w:pStyle w:val="30"/>
-        <w:tabs>
-          <w:tab w:val="left" w:pos="1440"/>
-          <w:tab w:val="right" w:leader="dot" w:pos="9062"/>
-        </w:tabs>
-        <w:rPr>
-          <w:rFonts w:asciiTheme="minorHAnsi" w:hAnsiTheme="minorHAnsi"/>
-          <w:kern w:val="2"/>
-          <w:sz w:val="24"/>
-          <w:szCs w:val="24"/>
-          <w:lang w:val="zh-CN" w:eastAsia="ja-JP"/>
-          <w14:ligatures w14:val="standardContextual"/>
-        </w:rPr>
-      </w:pPr>
-      <w:r>
-        <w:fldChar w:fldCharType="begin"/>
-      </w:r>
-      <w:r>
-        <w:instrText xml:space="preserve"> HYPERLINK \l "_Toc217343348" </w:instrText>
-      </w:r>
-      <w:r>
-        <w:fldChar w:fldCharType="separate"/>
-      </w:r>
-      <w:r>
-        <w:rPr>
-          <w:rStyle w:val="21"/>
-        </w:rPr>
-        <w:t>3.2.5</w:t>
-      </w:r>
-      <w:r>
-        <w:rPr>
-          <w:rFonts w:asciiTheme="minorHAnsi" w:hAnsiTheme="minorHAnsi"/>
-          <w:kern w:val="2"/>
-          <w:sz w:val="24"/>
-          <w:szCs w:val="24"/>
-          <w:lang w:val="zh-CN" w:eastAsia="ja-JP"/>
-          <w14:ligatures w14:val="standardContextual"/>
-        </w:rPr>
-        <w:tab/>
-      </w:r>
-      <w:r>
-        <w:rPr>
-          <w:rStyle w:val="21"/>
-        </w:rPr>
-        <w:t>Tính di động (Portability)</w:t>
-      </w:r>
-      <w:r>
-        <w:tab/>
-      </w:r>
-      <w:r>
-        <w:fldChar w:fldCharType="begin"/>
-      </w:r>
-      <w:r>
-        <w:instrText xml:space="preserve"> PAGEREF _Toc217343348 \h </w:instrText>
-      </w:r>
-      <w:r>
-        <w:fldChar w:fldCharType="separate"/>
-      </w:r>
-      <w:r>
-        <w:t>12</w:t>
-      </w:r>
-      <w:r>
-        <w:fldChar w:fldCharType="end"/>
-      </w:r>
-      <w:r>
-        <w:fldChar w:fldCharType="end"/>
-      </w:r>
-    </w:p>
-    <w:p>
-      <w:pPr>
-        <w:pStyle w:val="29"/>
-        <w:tabs>
-          <w:tab w:val="left" w:pos="960"/>
-          <w:tab w:val="right" w:leader="dot" w:pos="9062"/>
-        </w:tabs>
-        <w:rPr>
-          <w:rFonts w:asciiTheme="minorHAnsi" w:hAnsiTheme="minorHAnsi"/>
-          <w:kern w:val="2"/>
-          <w:sz w:val="24"/>
-          <w:szCs w:val="24"/>
-          <w:lang w:val="zh-CN" w:eastAsia="ja-JP"/>
-          <w14:ligatures w14:val="standardContextual"/>
-        </w:rPr>
-      </w:pPr>
-      <w:r>
-        <w:fldChar w:fldCharType="begin"/>
-      </w:r>
-      <w:r>
-        <w:instrText xml:space="preserve"> HYPERLINK \l "_Toc217343349" </w:instrText>
-      </w:r>
-      <w:r>
-        <w:fldChar w:fldCharType="separate"/>
-      </w:r>
-      <w:r>
-        <w:rPr>
-          <w:rStyle w:val="21"/>
-          <w:rFonts w:cs="Times New Roman"/>
-          <w:bCs/>
-          <w:iCs/>
-        </w:rPr>
-        <w:t>3.3</w:t>
-      </w:r>
-      <w:r>
-        <w:rPr>
-          <w:rFonts w:asciiTheme="minorHAnsi" w:hAnsiTheme="minorHAnsi"/>
-          <w:kern w:val="2"/>
-          <w:sz w:val="24"/>
-          <w:szCs w:val="24"/>
-          <w:lang w:val="zh-CN" w:eastAsia="ja-JP"/>
-          <w14:ligatures w14:val="standardContextual"/>
-        </w:rPr>
-        <w:tab/>
-      </w:r>
-      <w:r>
-        <w:rPr>
-          <w:rStyle w:val="21"/>
-        </w:rPr>
-        <w:t>Phương pháp triển khai</w:t>
-      </w:r>
-      <w:r>
-        <w:tab/>
-      </w:r>
-      <w:r>
-        <w:fldChar w:fldCharType="begin"/>
-      </w:r>
-      <w:r>
-        <w:instrText xml:space="preserve"> PAGEREF _Toc217343349 \h </w:instrText>
-      </w:r>
-      <w:r>
-        <w:fldChar w:fldCharType="separate"/>
-      </w:r>
-      <w:r>
-        <w:t>12</w:t>
-      </w:r>
-      <w:r>
-        <w:fldChar w:fldCharType="end"/>
-      </w:r>
-      <w:r>
-        <w:fldChar w:fldCharType="end"/>
-      </w:r>
-    </w:p>
-    <w:p>
-      <w:pPr>
-        <w:pStyle w:val="28"/>
-        <w:rPr>
-          <w:rFonts w:asciiTheme="minorHAnsi" w:hAnsiTheme="minorHAnsi"/>
-          <w:b w:val="0"/>
-          <w:kern w:val="2"/>
-          <w:sz w:val="24"/>
-          <w:szCs w:val="24"/>
-          <w:lang w:val="zh-CN" w:eastAsia="ja-JP"/>
-          <w14:ligatures w14:val="standardContextual"/>
-        </w:rPr>
-      </w:pPr>
-      <w:r>
-        <w:fldChar w:fldCharType="begin"/>
-      </w:r>
-      <w:r>
-        <w:instrText xml:space="preserve"> HYPERLINK \l "_Toc217343350" </w:instrText>
-      </w:r>
-      <w:r>
-        <w:fldChar w:fldCharType="separate"/>
-      </w:r>
-      <w:r>
-        <w:rPr>
-          <w:rStyle w:val="21"/>
-          <w:rFonts w:cs="Times New Roman"/>
-          <w:bCs/>
-          <w:iCs/>
-          <w:lang w:val="vi-VN"/>
-        </w:rPr>
-        <w:t>CHƯƠNG 4:</w:t>
-      </w:r>
-      <w:r>
-        <w:rPr>
-          <w:rFonts w:asciiTheme="minorHAnsi" w:hAnsiTheme="minorHAnsi"/>
-          <w:b w:val="0"/>
-          <w:kern w:val="2"/>
-          <w:sz w:val="24"/>
-          <w:szCs w:val="24"/>
-          <w:lang w:val="zh-CN" w:eastAsia="ja-JP"/>
-          <w14:ligatures w14:val="standardContextual"/>
-        </w:rPr>
-        <w:tab/>
-      </w:r>
-      <w:r>
-        <w:rPr>
-          <w:rStyle w:val="21"/>
-          <w:rFonts w:cs="Times New Roman"/>
-          <w:bCs/>
-          <w:iCs/>
-          <w:lang w:val="vi-VN"/>
-        </w:rPr>
-        <w:t>DEMO CHƯƠNG TRÌNH</w:t>
-      </w:r>
-      <w:r>
-        <w:tab/>
-      </w:r>
-      <w:r>
-        <w:fldChar w:fldCharType="begin"/>
-      </w:r>
-      <w:r>
-        <w:instrText xml:space="preserve"> PAGEREF _Toc217343350 \h </w:instrText>
-      </w:r>
-      <w:r>
-        <w:fldChar w:fldCharType="separate"/>
-      </w:r>
-      <w:r>
-        <w:t>14</w:t>
-      </w:r>
-      <w:r>
-        <w:fldChar w:fldCharType="end"/>
-      </w:r>
-      <w:r>
-        <w:fldChar w:fldCharType="end"/>
-      </w:r>
-    </w:p>
-    <w:p>
-      <w:pPr>
-        <w:pStyle w:val="29"/>
-        <w:tabs>
-          <w:tab w:val="left" w:pos="960"/>
-          <w:tab w:val="right" w:leader="dot" w:pos="9062"/>
-        </w:tabs>
-        <w:rPr>
-          <w:rFonts w:asciiTheme="minorHAnsi" w:hAnsiTheme="minorHAnsi"/>
-          <w:kern w:val="2"/>
-          <w:sz w:val="24"/>
-          <w:szCs w:val="24"/>
-          <w:lang w:val="zh-CN" w:eastAsia="ja-JP"/>
-          <w14:ligatures w14:val="standardContextual"/>
-        </w:rPr>
-      </w:pPr>
-      <w:r>
-        <w:fldChar w:fldCharType="begin"/>
-      </w:r>
-      <w:r>
-        <w:instrText xml:space="preserve"> HYPERLINK \l "_Toc217343351" </w:instrText>
-      </w:r>
-      <w:r>
-        <w:fldChar w:fldCharType="separate"/>
-      </w:r>
-      <w:r>
-        <w:rPr>
-          <w:rStyle w:val="21"/>
-        </w:rPr>
-        <w:t>4.1</w:t>
-      </w:r>
-      <w:r>
-        <w:rPr>
-          <w:rFonts w:asciiTheme="minorHAnsi" w:hAnsiTheme="minorHAnsi"/>
-          <w:kern w:val="2"/>
-          <w:sz w:val="24"/>
-          <w:szCs w:val="24"/>
-          <w:lang w:val="zh-CN" w:eastAsia="ja-JP"/>
-          <w14:ligatures w14:val="standardContextual"/>
-        </w:rPr>
-        <w:tab/>
-      </w:r>
-      <w:r>
-        <w:rPr>
-          <w:rStyle w:val="21"/>
-        </w:rPr>
-        <w:t>Chuẩn bị môi trường</w:t>
-      </w:r>
-      <w:r>
-        <w:tab/>
-      </w:r>
-      <w:r>
-        <w:fldChar w:fldCharType="begin"/>
-      </w:r>
-      <w:r>
-        <w:instrText xml:space="preserve"> PAGEREF _Toc217343351 \h </w:instrText>
-      </w:r>
-      <w:r>
-        <w:fldChar w:fldCharType="separate"/>
-      </w:r>
-      <w:r>
-        <w:t>14</w:t>
-      </w:r>
-      <w:r>
-        <w:fldChar w:fldCharType="end"/>
-      </w:r>
-      <w:r>
-        <w:fldChar w:fldCharType="end"/>
-      </w:r>
-    </w:p>
-    <w:p>
-      <w:pPr>
-        <w:pStyle w:val="30"/>
-        <w:tabs>
-          <w:tab w:val="left" w:pos="1440"/>
-          <w:tab w:val="right" w:leader="dot" w:pos="9062"/>
-        </w:tabs>
-        <w:rPr>
-          <w:rFonts w:asciiTheme="minorHAnsi" w:hAnsiTheme="minorHAnsi"/>
-          <w:kern w:val="2"/>
-          <w:sz w:val="24"/>
-          <w:szCs w:val="24"/>
-          <w:lang w:val="zh-CN" w:eastAsia="ja-JP"/>
-          <w14:ligatures w14:val="standardContextual"/>
-        </w:rPr>
-      </w:pPr>
-      <w:r>
-        <w:fldChar w:fldCharType="begin"/>
-      </w:r>
-      <w:r>
-        <w:instrText xml:space="preserve"> HYPERLINK \l "_Toc217343352" </w:instrText>
-      </w:r>
-      <w:r>
-        <w:fldChar w:fldCharType="separate"/>
-      </w:r>
-      <w:r>
-        <w:rPr>
-          <w:rStyle w:val="21"/>
-        </w:rPr>
-        <w:t>4.1.1</w:t>
-      </w:r>
-      <w:r>
-        <w:rPr>
-          <w:rFonts w:asciiTheme="minorHAnsi" w:hAnsiTheme="minorHAnsi"/>
-          <w:kern w:val="2"/>
-          <w:sz w:val="24"/>
-          <w:szCs w:val="24"/>
-          <w:lang w:val="zh-CN" w:eastAsia="ja-JP"/>
-          <w14:ligatures w14:val="standardContextual"/>
-        </w:rPr>
-        <w:tab/>
-      </w:r>
-      <w:r>
-        <w:rPr>
-          <w:rStyle w:val="21"/>
-        </w:rPr>
-        <w:t>Yêu cầu hệ thống</w:t>
-      </w:r>
-      <w:r>
-        <w:tab/>
-      </w:r>
-      <w:r>
-        <w:fldChar w:fldCharType="begin"/>
-      </w:r>
-      <w:r>
-        <w:instrText xml:space="preserve"> PAGEREF _Toc217343352 \h </w:instrText>
-      </w:r>
-      <w:r>
-        <w:fldChar w:fldCharType="separate"/>
-      </w:r>
-      <w:r>
-        <w:t>14</w:t>
-      </w:r>
-      <w:r>
-        <w:fldChar w:fldCharType="end"/>
-      </w:r>
-      <w:r>
-        <w:fldChar w:fldCharType="end"/>
-      </w:r>
-    </w:p>
-    <w:p>
-      <w:pPr>
-        <w:pStyle w:val="30"/>
-        <w:tabs>
-          <w:tab w:val="left" w:pos="1440"/>
-          <w:tab w:val="right" w:leader="dot" w:pos="9062"/>
-        </w:tabs>
-        <w:rPr>
-          <w:rFonts w:asciiTheme="minorHAnsi" w:hAnsiTheme="minorHAnsi"/>
-          <w:kern w:val="2"/>
-          <w:sz w:val="24"/>
-          <w:szCs w:val="24"/>
-          <w:lang w:val="zh-CN" w:eastAsia="ja-JP"/>
-          <w14:ligatures w14:val="standardContextual"/>
-        </w:rPr>
-      </w:pPr>
-      <w:r>
-        <w:fldChar w:fldCharType="begin"/>
-      </w:r>
-      <w:r>
-        <w:instrText xml:space="preserve"> HYPERLINK \l "_Toc217343353" </w:instrText>
-      </w:r>
-      <w:r>
-        <w:fldChar w:fldCharType="separate"/>
-      </w:r>
-      <w:r>
-        <w:rPr>
-          <w:rStyle w:val="21"/>
-          <w:lang w:val="vi-VN"/>
-        </w:rPr>
-        <w:t>4.1.2</w:t>
-      </w:r>
-      <w:r>
-        <w:rPr>
-          <w:rFonts w:asciiTheme="minorHAnsi" w:hAnsiTheme="minorHAnsi"/>
-          <w:kern w:val="2"/>
-          <w:sz w:val="24"/>
-          <w:szCs w:val="24"/>
-          <w:lang w:val="zh-CN" w:eastAsia="ja-JP"/>
-          <w14:ligatures w14:val="standardContextual"/>
-        </w:rPr>
-        <w:tab/>
-      </w:r>
-      <w:r>
-        <w:rPr>
-          <w:rStyle w:val="21"/>
-          <w:lang w:val="vi-VN"/>
-        </w:rPr>
-        <w:t>Cấu trúc thư mục dự án</w:t>
-      </w:r>
-      <w:r>
-        <w:tab/>
-      </w:r>
-      <w:r>
-        <w:fldChar w:fldCharType="begin"/>
-      </w:r>
-      <w:r>
-        <w:instrText xml:space="preserve"> PAGEREF _Toc217343353 \h </w:instrText>
-      </w:r>
-      <w:r>
-        <w:fldChar w:fldCharType="separate"/>
-      </w:r>
-      <w:r>
-        <w:t>14</w:t>
-      </w:r>
-      <w:r>
-        <w:fldChar w:fldCharType="end"/>
-      </w:r>
-      <w:r>
-        <w:fldChar w:fldCharType="end"/>
-      </w:r>
-    </w:p>
-    <w:p>
-      <w:pPr>
-        <w:pStyle w:val="29"/>
-        <w:tabs>
-          <w:tab w:val="left" w:pos="960"/>
-          <w:tab w:val="right" w:leader="dot" w:pos="9062"/>
-        </w:tabs>
-        <w:rPr>
-          <w:rFonts w:asciiTheme="minorHAnsi" w:hAnsiTheme="minorHAnsi"/>
-          <w:kern w:val="2"/>
-          <w:sz w:val="24"/>
-          <w:szCs w:val="24"/>
-          <w:lang w:val="zh-CN" w:eastAsia="ja-JP"/>
-          <w14:ligatures w14:val="standardContextual"/>
-        </w:rPr>
-      </w:pPr>
-      <w:r>
-        <w:fldChar w:fldCharType="begin"/>
-      </w:r>
-      <w:r>
-        <w:instrText xml:space="preserve"> HYPERLINK \l "_Toc217343354" </w:instrText>
-      </w:r>
-      <w:r>
-        <w:fldChar w:fldCharType="separate"/>
-      </w:r>
-      <w:r>
-        <w:rPr>
-          <w:rStyle w:val="21"/>
-        </w:rPr>
-        <w:t>4.2</w:t>
-      </w:r>
-      <w:r>
-        <w:rPr>
-          <w:rFonts w:asciiTheme="minorHAnsi" w:hAnsiTheme="minorHAnsi"/>
-          <w:kern w:val="2"/>
-          <w:sz w:val="24"/>
-          <w:szCs w:val="24"/>
-          <w:lang w:val="zh-CN" w:eastAsia="ja-JP"/>
-          <w14:ligatures w14:val="standardContextual"/>
-        </w:rPr>
-        <w:tab/>
-      </w:r>
-      <w:r>
-        <w:rPr>
-          <w:rStyle w:val="21"/>
-        </w:rPr>
-        <w:t>Cấu hình và thiết lập môi trường</w:t>
-      </w:r>
-      <w:r>
-        <w:tab/>
-      </w:r>
-      <w:r>
-        <w:fldChar w:fldCharType="begin"/>
-      </w:r>
-      <w:r>
-        <w:instrText xml:space="preserve"> PAGEREF _Toc217343354 \h </w:instrText>
-      </w:r>
-      <w:r>
-        <w:fldChar w:fldCharType="separate"/>
-      </w:r>
-      <w:r>
-        <w:t>16</w:t>
-      </w:r>
-      <w:r>
-        <w:fldChar w:fldCharType="end"/>
-      </w:r>
-      <w:r>
-        <w:fldChar w:fldCharType="end"/>
-      </w:r>
-    </w:p>
-    <w:p>
-      <w:pPr>
-        <w:pStyle w:val="30"/>
-        <w:tabs>
-          <w:tab w:val="left" w:pos="1440"/>
-          <w:tab w:val="right" w:leader="dot" w:pos="9062"/>
-        </w:tabs>
-        <w:rPr>
-          <w:rFonts w:asciiTheme="minorHAnsi" w:hAnsiTheme="minorHAnsi"/>
-          <w:kern w:val="2"/>
-          <w:sz w:val="24"/>
-          <w:szCs w:val="24"/>
-          <w:lang w:val="zh-CN" w:eastAsia="ja-JP"/>
-          <w14:ligatures w14:val="standardContextual"/>
-        </w:rPr>
-      </w:pPr>
-      <w:r>
-        <w:fldChar w:fldCharType="begin"/>
-      </w:r>
-      <w:r>
-        <w:instrText xml:space="preserve"> HYPERLINK \l "_Toc217343355" </w:instrText>
-      </w:r>
-      <w:r>
-        <w:fldChar w:fldCharType="separate"/>
-      </w:r>
-      <w:r>
-        <w:rPr>
-          <w:rStyle w:val="21"/>
-        </w:rPr>
-        <w:t>4.2.1</w:t>
-      </w:r>
-      <w:r>
-        <w:rPr>
-          <w:rFonts w:asciiTheme="minorHAnsi" w:hAnsiTheme="minorHAnsi"/>
-          <w:kern w:val="2"/>
-          <w:sz w:val="24"/>
-          <w:szCs w:val="24"/>
-          <w:lang w:val="zh-CN" w:eastAsia="ja-JP"/>
-          <w14:ligatures w14:val="standardContextual"/>
-        </w:rPr>
-        <w:tab/>
-      </w:r>
-      <w:r>
-        <w:rPr>
-          <w:rStyle w:val="21"/>
-        </w:rPr>
-        <w:t>Cấu hình JavaFX và thư viện</w:t>
-      </w:r>
-      <w:r>
-        <w:tab/>
-      </w:r>
-      <w:r>
-        <w:fldChar w:fldCharType="begin"/>
-      </w:r>
-      <w:r>
-        <w:instrText xml:space="preserve"> PAGEREF _Toc217343355 \h </w:instrText>
-      </w:r>
-      <w:r>
-        <w:fldChar w:fldCharType="separate"/>
-      </w:r>
-      <w:r>
-        <w:t>16</w:t>
-      </w:r>
-      <w:r>
-        <w:fldChar w:fldCharType="end"/>
-      </w:r>
-      <w:r>
-        <w:fldChar w:fldCharType="end"/>
-      </w:r>
-    </w:p>
-    <w:p>
-      <w:pPr>
-        <w:pStyle w:val="30"/>
-        <w:tabs>
-          <w:tab w:val="left" w:pos="1440"/>
-          <w:tab w:val="right" w:leader="dot" w:pos="9062"/>
-        </w:tabs>
-        <w:rPr>
-          <w:rFonts w:asciiTheme="minorHAnsi" w:hAnsiTheme="minorHAnsi"/>
-          <w:kern w:val="2"/>
-          <w:sz w:val="24"/>
-          <w:szCs w:val="24"/>
-          <w:lang w:val="zh-CN" w:eastAsia="ja-JP"/>
-          <w14:ligatures w14:val="standardContextual"/>
-        </w:rPr>
-      </w:pPr>
-      <w:r>
-        <w:fldChar w:fldCharType="begin"/>
-      </w:r>
-      <w:r>
-        <w:instrText xml:space="preserve"> HYPERLINK \l "_Toc217343356" </w:instrText>
-      </w:r>
-      <w:r>
-        <w:fldChar w:fldCharType="separate"/>
-      </w:r>
-      <w:r>
-        <w:rPr>
-          <w:rStyle w:val="21"/>
-          <w:lang w:val="vi-VN"/>
-        </w:rPr>
-        <w:t>4.2.2</w:t>
-      </w:r>
-      <w:r>
-        <w:rPr>
-          <w:rFonts w:asciiTheme="minorHAnsi" w:hAnsiTheme="minorHAnsi"/>
-          <w:kern w:val="2"/>
-          <w:sz w:val="24"/>
-          <w:szCs w:val="24"/>
-          <w:lang w:val="zh-CN" w:eastAsia="ja-JP"/>
-          <w14:ligatures w14:val="standardContextual"/>
-        </w:rPr>
-        <w:tab/>
-      </w:r>
-      <w:r>
-        <w:rPr>
-          <w:rStyle w:val="21"/>
-        </w:rPr>
-        <w:t>Giải thích các tham số cấu hình chính</w:t>
-      </w:r>
-      <w:r>
-        <w:tab/>
-      </w:r>
-      <w:r>
-        <w:fldChar w:fldCharType="begin"/>
-      </w:r>
-      <w:r>
-        <w:instrText xml:space="preserve"> PAGEREF _Toc217343356 \h </w:instrText>
-      </w:r>
-      <w:r>
-        <w:fldChar w:fldCharType="separate"/>
-      </w:r>
-      <w:r>
-        <w:t>16</w:t>
-      </w:r>
-      <w:r>
-        <w:fldChar w:fldCharType="end"/>
-      </w:r>
-      <w:r>
-        <w:fldChar w:fldCharType="end"/>
-      </w:r>
-    </w:p>
-    <w:p>
-      <w:pPr>
-        <w:pStyle w:val="30"/>
-        <w:tabs>
-          <w:tab w:val="left" w:pos="1440"/>
-          <w:tab w:val="right" w:leader="dot" w:pos="9062"/>
-        </w:tabs>
-        <w:rPr>
-          <w:rFonts w:asciiTheme="minorHAnsi" w:hAnsiTheme="minorHAnsi"/>
-          <w:kern w:val="2"/>
-          <w:sz w:val="24"/>
-          <w:szCs w:val="24"/>
-          <w:lang w:val="zh-CN" w:eastAsia="ja-JP"/>
-          <w14:ligatures w14:val="standardContextual"/>
-        </w:rPr>
-      </w:pPr>
-      <w:r>
-        <w:fldChar w:fldCharType="begin"/>
-      </w:r>
-      <w:r>
-        <w:instrText xml:space="preserve"> HYPERLINK \l "_Toc217343357" </w:instrText>
-      </w:r>
-      <w:r>
-        <w:fldChar w:fldCharType="separate"/>
-      </w:r>
-      <w:r>
-        <w:rPr>
-          <w:rStyle w:val="21"/>
-          <w:lang w:val="vi-VN"/>
-        </w:rPr>
-        <w:t>4.2.3</w:t>
-      </w:r>
-      <w:r>
-        <w:rPr>
-          <w:rFonts w:asciiTheme="minorHAnsi" w:hAnsiTheme="minorHAnsi"/>
-          <w:kern w:val="2"/>
-          <w:sz w:val="24"/>
-          <w:szCs w:val="24"/>
-          <w:lang w:val="zh-CN" w:eastAsia="ja-JP"/>
-          <w14:ligatures w14:val="standardContextual"/>
-        </w:rPr>
-        <w:tab/>
-      </w:r>
-      <w:r>
-        <w:rPr>
-          <w:rStyle w:val="21"/>
-          <w:lang w:val="vi-VN"/>
-        </w:rPr>
-        <w:t>Các cấu hình demo (Tùy chọn)</w:t>
-      </w:r>
-      <w:r>
-        <w:tab/>
-      </w:r>
-      <w:r>
-        <w:fldChar w:fldCharType="begin"/>
-      </w:r>
-      <w:r>
-        <w:instrText xml:space="preserve"> PAGEREF _Toc217343357 \h </w:instrText>
-      </w:r>
-      <w:r>
-        <w:fldChar w:fldCharType="separate"/>
-      </w:r>
-      <w:r>
-        <w:t>16</w:t>
-      </w:r>
-      <w:r>
-        <w:fldChar w:fldCharType="end"/>
-      </w:r>
-      <w:r>
-        <w:fldChar w:fldCharType="end"/>
-      </w:r>
-    </w:p>
-    <w:p>
-      <w:pPr>
-        <w:pStyle w:val="29"/>
-        <w:tabs>
-          <w:tab w:val="left" w:pos="960"/>
-          <w:tab w:val="right" w:leader="dot" w:pos="9062"/>
-        </w:tabs>
-        <w:rPr>
-          <w:rFonts w:asciiTheme="minorHAnsi" w:hAnsiTheme="minorHAnsi"/>
-          <w:kern w:val="2"/>
-          <w:sz w:val="24"/>
-          <w:szCs w:val="24"/>
-          <w:lang w:val="zh-CN" w:eastAsia="ja-JP"/>
-          <w14:ligatures w14:val="standardContextual"/>
-        </w:rPr>
-      </w:pPr>
-      <w:r>
-        <w:fldChar w:fldCharType="begin"/>
-      </w:r>
-      <w:r>
-        <w:instrText xml:space="preserve"> HYPERLINK \l "_Toc217343358" </w:instrText>
-      </w:r>
-      <w:r>
-        <w:fldChar w:fldCharType="separate"/>
-      </w:r>
-      <w:r>
-        <w:rPr>
-          <w:rStyle w:val="21"/>
-        </w:rPr>
-        <w:t>4.3</w:t>
-      </w:r>
-      <w:r>
-        <w:rPr>
-          <w:rFonts w:asciiTheme="minorHAnsi" w:hAnsiTheme="minorHAnsi"/>
-          <w:kern w:val="2"/>
-          <w:sz w:val="24"/>
-          <w:szCs w:val="24"/>
-          <w:lang w:val="zh-CN" w:eastAsia="ja-JP"/>
-          <w14:ligatures w14:val="standardContextual"/>
-        </w:rPr>
-        <w:tab/>
-      </w:r>
-      <w:r>
-        <w:rPr>
-          <w:rStyle w:val="21"/>
-        </w:rPr>
-        <w:t>Demo quá trình chạy chương trình</w:t>
-      </w:r>
-      <w:r>
-        <w:tab/>
-      </w:r>
-      <w:r>
-        <w:fldChar w:fldCharType="begin"/>
-      </w:r>
-      <w:r>
-        <w:instrText xml:space="preserve"> PAGEREF _Toc217343358 \h </w:instrText>
-      </w:r>
-      <w:r>
-        <w:fldChar w:fldCharType="separate"/>
-      </w:r>
-      <w:r>
-        <w:t>16</w:t>
-      </w:r>
-      <w:r>
-        <w:fldChar w:fldCharType="end"/>
-      </w:r>
-      <w:r>
-        <w:fldChar w:fldCharType="end"/>
-      </w:r>
-    </w:p>
-    <w:p>
-      <w:pPr>
-        <w:pStyle w:val="30"/>
-        <w:tabs>
-          <w:tab w:val="left" w:pos="1440"/>
-          <w:tab w:val="right" w:leader="dot" w:pos="9062"/>
-        </w:tabs>
-        <w:rPr>
-          <w:rFonts w:asciiTheme="minorHAnsi" w:hAnsiTheme="minorHAnsi"/>
-          <w:kern w:val="2"/>
-          <w:sz w:val="24"/>
-          <w:szCs w:val="24"/>
-          <w:lang w:val="zh-CN" w:eastAsia="ja-JP"/>
-          <w14:ligatures w14:val="standardContextual"/>
-        </w:rPr>
-      </w:pPr>
-      <w:r>
-        <w:fldChar w:fldCharType="begin"/>
-      </w:r>
-      <w:r>
-        <w:instrText xml:space="preserve"> HYPERLINK \l "_Toc217343359" </w:instrText>
-      </w:r>
-      <w:r>
-        <w:fldChar w:fldCharType="separate"/>
-      </w:r>
-      <w:r>
-        <w:rPr>
-          <w:rStyle w:val="21"/>
-        </w:rPr>
-        <w:t>4.3.1</w:t>
-      </w:r>
-      <w:r>
-        <w:rPr>
-          <w:rFonts w:asciiTheme="minorHAnsi" w:hAnsiTheme="minorHAnsi"/>
-          <w:kern w:val="2"/>
-          <w:sz w:val="24"/>
-          <w:szCs w:val="24"/>
-          <w:lang w:val="zh-CN" w:eastAsia="ja-JP"/>
-          <w14:ligatures w14:val="standardContextual"/>
-        </w:rPr>
-        <w:tab/>
-      </w:r>
-      <w:r>
-        <w:rPr>
-          <w:rStyle w:val="21"/>
-        </w:rPr>
-        <w:t>Khởi động ứng dụng</w:t>
-      </w:r>
-      <w:r>
-        <w:tab/>
-      </w:r>
-      <w:r>
-        <w:fldChar w:fldCharType="begin"/>
-      </w:r>
-      <w:r>
-        <w:instrText xml:space="preserve"> PAGEREF _Toc217343359 \h </w:instrText>
-      </w:r>
-      <w:r>
-        <w:fldChar w:fldCharType="separate"/>
-      </w:r>
-      <w:r>
-        <w:t>16</w:t>
-      </w:r>
-      <w:r>
-        <w:fldChar w:fldCharType="end"/>
-      </w:r>
-      <w:r>
-        <w:fldChar w:fldCharType="end"/>
-      </w:r>
-    </w:p>
-    <w:p>
-      <w:pPr>
-        <w:pStyle w:val="30"/>
-        <w:tabs>
-          <w:tab w:val="left" w:pos="1440"/>
-          <w:tab w:val="right" w:leader="dot" w:pos="9062"/>
-        </w:tabs>
-        <w:rPr>
-          <w:rFonts w:asciiTheme="minorHAnsi" w:hAnsiTheme="minorHAnsi"/>
-          <w:kern w:val="2"/>
-          <w:sz w:val="24"/>
-          <w:szCs w:val="24"/>
-          <w:lang w:val="zh-CN" w:eastAsia="ja-JP"/>
-          <w14:ligatures w14:val="standardContextual"/>
-        </w:rPr>
-      </w:pPr>
-      <w:r>
-        <w:fldChar w:fldCharType="begin"/>
-      </w:r>
-      <w:r>
-        <w:instrText xml:space="preserve"> HYPERLINK \l "_Toc217343360" </w:instrText>
-      </w:r>
-      <w:r>
-        <w:fldChar w:fldCharType="separate"/>
-      </w:r>
-      <w:r>
-        <w:rPr>
-          <w:rStyle w:val="21"/>
-          <w:lang w:val="vi-VN"/>
-        </w:rPr>
-        <w:t>4.3.2</w:t>
-      </w:r>
-      <w:r>
-        <w:rPr>
-          <w:rFonts w:asciiTheme="minorHAnsi" w:hAnsiTheme="minorHAnsi"/>
-          <w:kern w:val="2"/>
-          <w:sz w:val="24"/>
-          <w:szCs w:val="24"/>
-          <w:lang w:val="zh-CN" w:eastAsia="ja-JP"/>
-          <w14:ligatures w14:val="standardContextual"/>
-        </w:rPr>
-        <w:tab/>
-      </w:r>
-      <w:r>
-        <w:rPr>
-          <w:rStyle w:val="21"/>
-          <w:lang w:val="vi-VN"/>
-        </w:rPr>
-        <w:t>Đăng nhập và tạo phòng chơi</w:t>
-      </w:r>
-      <w:r>
-        <w:tab/>
-      </w:r>
-      <w:r>
-        <w:fldChar w:fldCharType="begin"/>
-      </w:r>
-      <w:r>
-        <w:instrText xml:space="preserve"> PAGEREF _Toc217343360 \h </w:instrText>
-      </w:r>
-      <w:r>
-        <w:fldChar w:fldCharType="separate"/>
-      </w:r>
-      <w:r>
-        <w:t>17</w:t>
-      </w:r>
-      <w:r>
-        <w:fldChar w:fldCharType="end"/>
-      </w:r>
-      <w:r>
-        <w:fldChar w:fldCharType="end"/>
-      </w:r>
-    </w:p>
-    <w:p>
-      <w:pPr>
-        <w:pStyle w:val="30"/>
-        <w:tabs>
-          <w:tab w:val="left" w:pos="1440"/>
-          <w:tab w:val="right" w:leader="dot" w:pos="9062"/>
-        </w:tabs>
-        <w:rPr>
-          <w:rFonts w:asciiTheme="minorHAnsi" w:hAnsiTheme="minorHAnsi"/>
-          <w:kern w:val="2"/>
-          <w:sz w:val="24"/>
-          <w:szCs w:val="24"/>
-          <w:lang w:val="zh-CN" w:eastAsia="ja-JP"/>
-          <w14:ligatures w14:val="standardContextual"/>
-        </w:rPr>
-      </w:pPr>
-      <w:r>
-        <w:fldChar w:fldCharType="begin"/>
-      </w:r>
-      <w:r>
-        <w:instrText xml:space="preserve"> HYPERLINK \l "_Toc217343361" </w:instrText>
-      </w:r>
-      <w:r>
-        <w:fldChar w:fldCharType="separate"/>
-      </w:r>
-      <w:r>
-        <w:rPr>
-          <w:rStyle w:val="21"/>
-          <w:lang w:val="vi-VN"/>
-        </w:rPr>
-        <w:t>4.3.3</w:t>
-      </w:r>
-      <w:r>
-        <w:rPr>
-          <w:rFonts w:asciiTheme="minorHAnsi" w:hAnsiTheme="minorHAnsi"/>
-          <w:kern w:val="2"/>
-          <w:sz w:val="24"/>
-          <w:szCs w:val="24"/>
-          <w:lang w:val="zh-CN" w:eastAsia="ja-JP"/>
-          <w14:ligatures w14:val="standardContextual"/>
-        </w:rPr>
-        <w:tab/>
-      </w:r>
-      <w:r>
-        <w:rPr>
-          <w:rStyle w:val="21"/>
-          <w:lang w:val="vi-VN"/>
-        </w:rPr>
-        <w:t>Bắt đầu ván chơi UNO</w:t>
-      </w:r>
-      <w:r>
-        <w:tab/>
-      </w:r>
-      <w:r>
-        <w:fldChar w:fldCharType="begin"/>
-      </w:r>
-      <w:r>
-        <w:instrText xml:space="preserve"> PAGEREF _Toc217343361 \h </w:instrText>
-      </w:r>
-      <w:r>
-        <w:fldChar w:fldCharType="separate"/>
-      </w:r>
-      <w:r>
-        <w:t>18</w:t>
-      </w:r>
-      <w:r>
-        <w:fldChar w:fldCharType="end"/>
-      </w:r>
-      <w:r>
-        <w:fldChar w:fldCharType="end"/>
-      </w:r>
-    </w:p>
-    <w:p>
-      <w:pPr>
-        <w:pStyle w:val="30"/>
-        <w:tabs>
-          <w:tab w:val="left" w:pos="1440"/>
-          <w:tab w:val="right" w:leader="dot" w:pos="9062"/>
-        </w:tabs>
-        <w:rPr>
-          <w:rFonts w:asciiTheme="minorHAnsi" w:hAnsiTheme="minorHAnsi"/>
-          <w:kern w:val="2"/>
-          <w:sz w:val="24"/>
-          <w:szCs w:val="24"/>
-          <w:lang w:val="zh-CN" w:eastAsia="ja-JP"/>
-          <w14:ligatures w14:val="standardContextual"/>
-        </w:rPr>
-      </w:pPr>
-      <w:r>
-        <w:fldChar w:fldCharType="begin"/>
-      </w:r>
-      <w:r>
-        <w:instrText xml:space="preserve"> HYPERLINK \l "_Toc217343362" </w:instrText>
-      </w:r>
-      <w:r>
-        <w:fldChar w:fldCharType="separate"/>
-      </w:r>
-      <w:r>
-        <w:rPr>
-          <w:rStyle w:val="21"/>
-        </w:rPr>
-        <w:t>4.3.4</w:t>
-      </w:r>
-      <w:r>
-        <w:rPr>
-          <w:rFonts w:asciiTheme="minorHAnsi" w:hAnsiTheme="minorHAnsi"/>
-          <w:kern w:val="2"/>
-          <w:sz w:val="24"/>
-          <w:szCs w:val="24"/>
-          <w:lang w:val="zh-CN" w:eastAsia="ja-JP"/>
-          <w14:ligatures w14:val="standardContextual"/>
-        </w:rPr>
-        <w:tab/>
-      </w:r>
-      <w:r>
-        <w:rPr>
-          <w:rStyle w:val="21"/>
-        </w:rPr>
-        <w:t>Thực hiện lượt chơi</w:t>
-      </w:r>
-      <w:r>
-        <w:tab/>
-      </w:r>
-      <w:r>
-        <w:fldChar w:fldCharType="begin"/>
-      </w:r>
-      <w:r>
-        <w:instrText xml:space="preserve"> PAGEREF _Toc217343362 \h </w:instrText>
-      </w:r>
-      <w:r>
-        <w:fldChar w:fldCharType="separate"/>
-      </w:r>
-      <w:r>
-        <w:t>18</w:t>
-      </w:r>
-      <w:r>
-        <w:fldChar w:fldCharType="end"/>
-      </w:r>
-      <w:r>
-        <w:fldChar w:fldCharType="end"/>
-      </w:r>
-    </w:p>
-    <w:p>
-      <w:pPr>
-        <w:pStyle w:val="30"/>
-        <w:tabs>
-          <w:tab w:val="left" w:pos="1440"/>
-          <w:tab w:val="right" w:leader="dot" w:pos="9062"/>
-        </w:tabs>
-        <w:rPr>
-          <w:rFonts w:asciiTheme="minorHAnsi" w:hAnsiTheme="minorHAnsi"/>
-          <w:kern w:val="2"/>
-          <w:sz w:val="24"/>
-          <w:szCs w:val="24"/>
-          <w:lang w:val="zh-CN" w:eastAsia="ja-JP"/>
-          <w14:ligatures w14:val="standardContextual"/>
-        </w:rPr>
-      </w:pPr>
-      <w:r>
-        <w:fldChar w:fldCharType="begin"/>
-      </w:r>
-      <w:r>
-        <w:instrText xml:space="preserve"> HYPERLINK \l "_Toc217343363" </w:instrText>
-      </w:r>
-      <w:r>
-        <w:fldChar w:fldCharType="separate"/>
-      </w:r>
-      <w:r>
-        <w:rPr>
-          <w:rStyle w:val="21"/>
-          <w:lang w:val="vi-VN"/>
-        </w:rPr>
-        <w:t>4.3.5</w:t>
-      </w:r>
-      <w:r>
-        <w:rPr>
-          <w:rFonts w:asciiTheme="minorHAnsi" w:hAnsiTheme="minorHAnsi"/>
-          <w:kern w:val="2"/>
-          <w:sz w:val="24"/>
-          <w:szCs w:val="24"/>
-          <w:lang w:val="zh-CN" w:eastAsia="ja-JP"/>
-          <w14:ligatures w14:val="standardContextual"/>
-        </w:rPr>
-        <w:tab/>
-      </w:r>
-      <w:r>
-        <w:rPr>
-          <w:rStyle w:val="21"/>
-        </w:rPr>
-        <w:t>Kết thúc ván chơi</w:t>
-      </w:r>
-      <w:r>
-        <w:tab/>
-      </w:r>
-      <w:r>
-        <w:fldChar w:fldCharType="begin"/>
-      </w:r>
-      <w:r>
-        <w:instrText xml:space="preserve"> PAGEREF _Toc217343363 \h </w:instrText>
-      </w:r>
-      <w:r>
-        <w:fldChar w:fldCharType="separate"/>
-      </w:r>
-      <w:r>
-        <w:t>18</w:t>
-      </w:r>
-      <w:r>
-        <w:fldChar w:fldCharType="end"/>
-      </w:r>
-      <w:r>
-        <w:fldChar w:fldCharType="end"/>
-      </w:r>
-    </w:p>
-    <w:p>
-      <w:pPr>
-        <w:pStyle w:val="30"/>
-        <w:tabs>
-          <w:tab w:val="left" w:pos="1440"/>
-          <w:tab w:val="right" w:leader="dot" w:pos="9062"/>
-        </w:tabs>
-        <w:rPr>
-          <w:rFonts w:asciiTheme="minorHAnsi" w:hAnsiTheme="minorHAnsi"/>
-          <w:kern w:val="2"/>
-          <w:sz w:val="24"/>
-          <w:szCs w:val="24"/>
-          <w:lang w:val="zh-CN" w:eastAsia="ja-JP"/>
-          <w14:ligatures w14:val="standardContextual"/>
-        </w:rPr>
-      </w:pPr>
-      <w:r>
-        <w:fldChar w:fldCharType="begin"/>
-      </w:r>
-      <w:r>
-        <w:instrText xml:space="preserve"> HYPERLINK \l "_Toc217343364" </w:instrText>
-      </w:r>
-      <w:r>
-        <w:fldChar w:fldCharType="separate"/>
-      </w:r>
-      <w:r>
-        <w:rPr>
-          <w:rStyle w:val="21"/>
-          <w:lang w:val="vi-VN"/>
-        </w:rPr>
-        <w:t>4.3.6</w:t>
-      </w:r>
-      <w:r>
-        <w:rPr>
-          <w:rFonts w:asciiTheme="minorHAnsi" w:hAnsiTheme="minorHAnsi"/>
-          <w:kern w:val="2"/>
-          <w:sz w:val="24"/>
-          <w:szCs w:val="24"/>
-          <w:lang w:val="zh-CN" w:eastAsia="ja-JP"/>
-          <w14:ligatures w14:val="standardContextual"/>
-        </w:rPr>
-        <w:tab/>
-      </w:r>
-      <w:r>
-        <w:rPr>
-          <w:rStyle w:val="21"/>
-          <w:lang w:val="vi-VN"/>
-        </w:rPr>
-        <w:t>Giao diện Cộng Đồng</w:t>
-      </w:r>
-      <w:r>
-        <w:tab/>
-      </w:r>
-      <w:r>
-        <w:fldChar w:fldCharType="begin"/>
-      </w:r>
-      <w:r>
-        <w:instrText xml:space="preserve"> PAGEREF _Toc217343364 \h </w:instrText>
-      </w:r>
-      <w:r>
-        <w:fldChar w:fldCharType="separate"/>
-      </w:r>
-      <w:r>
-        <w:t>19</w:t>
-      </w:r>
-      <w:r>
-        <w:fldChar w:fldCharType="end"/>
-      </w:r>
-      <w:r>
-        <w:fldChar w:fldCharType="end"/>
-      </w:r>
-    </w:p>
-    <w:p>
-      <w:pPr>
-        <w:pStyle w:val="30"/>
-        <w:tabs>
-          <w:tab w:val="left" w:pos="1440"/>
-          <w:tab w:val="right" w:leader="dot" w:pos="9062"/>
-        </w:tabs>
-        <w:rPr>
-          <w:rFonts w:asciiTheme="minorHAnsi" w:hAnsiTheme="minorHAnsi"/>
-          <w:kern w:val="2"/>
-          <w:sz w:val="24"/>
-          <w:szCs w:val="24"/>
-          <w:lang w:val="zh-CN" w:eastAsia="ja-JP"/>
-          <w14:ligatures w14:val="standardContextual"/>
-        </w:rPr>
-      </w:pPr>
-      <w:r>
-        <w:fldChar w:fldCharType="begin"/>
-      </w:r>
-      <w:r>
-        <w:instrText xml:space="preserve"> HYPERLINK \l "_Toc217343365" </w:instrText>
-      </w:r>
-      <w:r>
-        <w:fldChar w:fldCharType="separate"/>
-      </w:r>
-      <w:r>
-        <w:rPr>
-          <w:rStyle w:val="21"/>
-          <w:lang w:val="vi-VN"/>
-        </w:rPr>
-        <w:t>4.3.7</w:t>
-      </w:r>
-      <w:r>
-        <w:rPr>
-          <w:rFonts w:asciiTheme="minorHAnsi" w:hAnsiTheme="minorHAnsi"/>
-          <w:kern w:val="2"/>
-          <w:sz w:val="24"/>
-          <w:szCs w:val="24"/>
-          <w:lang w:val="zh-CN" w:eastAsia="ja-JP"/>
-          <w14:ligatures w14:val="standardContextual"/>
-        </w:rPr>
-        <w:tab/>
-      </w:r>
-      <w:r>
-        <w:rPr>
-          <w:rStyle w:val="21"/>
-          <w:lang w:val="vi-VN"/>
-        </w:rPr>
-        <w:t>Giao diện News</w:t>
-      </w:r>
-      <w:r>
-        <w:tab/>
-      </w:r>
-      <w:r>
-        <w:fldChar w:fldCharType="begin"/>
-      </w:r>
-      <w:r>
-        <w:instrText xml:space="preserve"> PAGEREF _Toc217343365 \h </w:instrText>
-      </w:r>
-      <w:r>
-        <w:fldChar w:fldCharType="separate"/>
-      </w:r>
-      <w:r>
-        <w:t>19</w:t>
-      </w:r>
-      <w:r>
-        <w:fldChar w:fldCharType="end"/>
-      </w:r>
-      <w:r>
-        <w:fldChar w:fldCharType="end"/>
-      </w:r>
-    </w:p>
-    <w:p>
-      <w:pPr>
-        <w:pStyle w:val="29"/>
-        <w:tabs>
-          <w:tab w:val="left" w:pos="960"/>
-          <w:tab w:val="right" w:leader="dot" w:pos="9062"/>
-        </w:tabs>
-        <w:rPr>
-          <w:rFonts w:asciiTheme="minorHAnsi" w:hAnsiTheme="minorHAnsi"/>
-          <w:kern w:val="2"/>
-          <w:sz w:val="24"/>
-          <w:szCs w:val="24"/>
-          <w:lang w:val="zh-CN" w:eastAsia="ja-JP"/>
-          <w14:ligatures w14:val="standardContextual"/>
-        </w:rPr>
-      </w:pPr>
-      <w:r>
-        <w:fldChar w:fldCharType="begin"/>
-      </w:r>
-      <w:r>
-        <w:instrText xml:space="preserve"> HYPERLINK \l "_Toc217343366" </w:instrText>
-      </w:r>
-      <w:r>
-        <w:fldChar w:fldCharType="separate"/>
-      </w:r>
-      <w:r>
-        <w:rPr>
-          <w:rStyle w:val="21"/>
-        </w:rPr>
-        <w:t>4.4</w:t>
-      </w:r>
-      <w:r>
-        <w:rPr>
-          <w:rFonts w:asciiTheme="minorHAnsi" w:hAnsiTheme="minorHAnsi"/>
-          <w:kern w:val="2"/>
-          <w:sz w:val="24"/>
-          <w:szCs w:val="24"/>
-          <w:lang w:val="zh-CN" w:eastAsia="ja-JP"/>
-          <w14:ligatures w14:val="standardContextual"/>
-        </w:rPr>
-        <w:tab/>
-      </w:r>
-      <w:r>
-        <w:rPr>
-          <w:rStyle w:val="21"/>
-          <w:lang w:val="vi-VN"/>
-        </w:rPr>
-        <w:t>Quan sát hiệu năng và trạng thái hệ thống</w:t>
-      </w:r>
-      <w:r>
-        <w:tab/>
-      </w:r>
-      <w:r>
-        <w:fldChar w:fldCharType="begin"/>
-      </w:r>
-      <w:r>
-        <w:instrText xml:space="preserve"> PAGEREF _Toc217343366 \h </w:instrText>
-      </w:r>
-      <w:r>
-        <w:fldChar w:fldCharType="separate"/>
-      </w:r>
-      <w:r>
-        <w:t>20</w:t>
-      </w:r>
-      <w:r>
-        <w:fldChar w:fldCharType="end"/>
-      </w:r>
-      <w:r>
-        <w:fldChar w:fldCharType="end"/>
-      </w:r>
-    </w:p>
-    <w:p>
-      <w:pPr>
-        <w:pStyle w:val="28"/>
-        <w:rPr>
-          <w:rFonts w:asciiTheme="minorHAnsi" w:hAnsiTheme="minorHAnsi"/>
-          <w:b w:val="0"/>
-          <w:kern w:val="2"/>
-          <w:sz w:val="24"/>
-          <w:szCs w:val="24"/>
-          <w:lang w:val="zh-CN" w:eastAsia="ja-JP"/>
-          <w14:ligatures w14:val="standardContextual"/>
-        </w:rPr>
-      </w:pPr>
-      <w:r>
-        <w:fldChar w:fldCharType="begin"/>
-      </w:r>
-      <w:r>
-        <w:instrText xml:space="preserve"> HYPERLINK \l "_Toc217343367" </w:instrText>
-      </w:r>
-      <w:r>
-        <w:fldChar w:fldCharType="separate"/>
-      </w:r>
-      <w:r>
-        <w:rPr>
-          <w:rStyle w:val="21"/>
-          <w:lang w:val="vi-VN"/>
-        </w:rPr>
-        <w:t>CHƯƠNG 5:</w:t>
-      </w:r>
-      <w:r>
-        <w:rPr>
-          <w:rFonts w:asciiTheme="minorHAnsi" w:hAnsiTheme="minorHAnsi"/>
-          <w:b w:val="0"/>
-          <w:kern w:val="2"/>
-          <w:sz w:val="24"/>
-          <w:szCs w:val="24"/>
-          <w:lang w:val="zh-CN" w:eastAsia="ja-JP"/>
-          <w14:ligatures w14:val="standardContextual"/>
-        </w:rPr>
-        <w:tab/>
-      </w:r>
-      <w:r>
-        <w:rPr>
-          <w:rStyle w:val="21"/>
-          <w:lang w:val="vi-VN"/>
-        </w:rPr>
-        <w:t>KẾT LUẬN VÀ HƯỚNG PHÁT TRIỂN</w:t>
-      </w:r>
-      <w:r>
-        <w:tab/>
-      </w:r>
-      <w:r>
-        <w:fldChar w:fldCharType="begin"/>
-      </w:r>
-      <w:r>
-        <w:instrText xml:space="preserve"> PAGEREF _Toc217343367 \h </w:instrText>
-      </w:r>
-      <w:r>
-        <w:fldChar w:fldCharType="separate"/>
-      </w:r>
-      <w:r>
-        <w:t>22</w:t>
-      </w:r>
-      <w:r>
-        <w:fldChar w:fldCharType="end"/>
-      </w:r>
-      <w:r>
-        <w:fldChar w:fldCharType="end"/>
-      </w:r>
-    </w:p>
-    <w:p>
-      <w:pPr>
-        <w:pStyle w:val="29"/>
-        <w:tabs>
-          <w:tab w:val="left" w:pos="960"/>
-          <w:tab w:val="right" w:leader="dot" w:pos="9062"/>
-        </w:tabs>
-        <w:rPr>
-          <w:rFonts w:asciiTheme="minorHAnsi" w:hAnsiTheme="minorHAnsi"/>
-          <w:kern w:val="2"/>
-          <w:sz w:val="24"/>
-          <w:szCs w:val="24"/>
-          <w:lang w:val="zh-CN" w:eastAsia="ja-JP"/>
-          <w14:ligatures w14:val="standardContextual"/>
-        </w:rPr>
-      </w:pPr>
-      <w:r>
-        <w:fldChar w:fldCharType="begin"/>
-      </w:r>
-      <w:r>
-        <w:instrText xml:space="preserve"> HYPERLINK \l "_Toc217343368" </w:instrText>
-      </w:r>
-      <w:r>
-        <w:fldChar w:fldCharType="separate"/>
-      </w:r>
-      <w:r>
-        <w:rPr>
-          <w:rStyle w:val="21"/>
-        </w:rPr>
-        <w:t>5.1</w:t>
-      </w:r>
-      <w:r>
-        <w:rPr>
-          <w:rFonts w:asciiTheme="minorHAnsi" w:hAnsiTheme="minorHAnsi"/>
-          <w:kern w:val="2"/>
-          <w:sz w:val="24"/>
-          <w:szCs w:val="24"/>
-          <w:lang w:val="zh-CN" w:eastAsia="ja-JP"/>
-          <w14:ligatures w14:val="standardContextual"/>
-        </w:rPr>
-        <w:tab/>
-      </w:r>
-      <w:r>
-        <w:rPr>
-          <w:rStyle w:val="21"/>
-        </w:rPr>
-        <w:t>Kết luận</w:t>
-      </w:r>
-      <w:r>
-        <w:tab/>
-      </w:r>
-      <w:r>
-        <w:fldChar w:fldCharType="begin"/>
-      </w:r>
-      <w:r>
-        <w:instrText xml:space="preserve"> PAGEREF _Toc217343368 \h </w:instrText>
-      </w:r>
-      <w:r>
-        <w:fldChar w:fldCharType="separate"/>
-      </w:r>
-      <w:r>
-        <w:t>22</w:t>
-      </w:r>
-      <w:r>
-        <w:fldChar w:fldCharType="end"/>
-      </w:r>
-      <w:r>
-        <w:fldChar w:fldCharType="end"/>
-      </w:r>
-    </w:p>
-    <w:p>
-      <w:pPr>
-        <w:pStyle w:val="29"/>
-        <w:tabs>
-          <w:tab w:val="left" w:pos="960"/>
-          <w:tab w:val="right" w:leader="dot" w:pos="9062"/>
-        </w:tabs>
-        <w:rPr>
-          <w:rFonts w:asciiTheme="minorHAnsi" w:hAnsiTheme="minorHAnsi"/>
-          <w:kern w:val="2"/>
-          <w:sz w:val="24"/>
-          <w:szCs w:val="24"/>
-          <w:lang w:val="zh-CN" w:eastAsia="ja-JP"/>
-          <w14:ligatures w14:val="standardContextual"/>
-        </w:rPr>
-      </w:pPr>
-      <w:r>
-        <w:fldChar w:fldCharType="begin"/>
-      </w:r>
-      <w:r>
-        <w:instrText xml:space="preserve"> HYPERLINK \l "_Toc217343369" </w:instrText>
-      </w:r>
-      <w:r>
-        <w:fldChar w:fldCharType="separate"/>
-      </w:r>
-      <w:r>
-        <w:rPr>
-          <w:rStyle w:val="21"/>
-        </w:rPr>
-        <w:t>5.2</w:t>
-      </w:r>
-      <w:r>
-        <w:rPr>
-          <w:rFonts w:asciiTheme="minorHAnsi" w:hAnsiTheme="minorHAnsi"/>
-          <w:kern w:val="2"/>
-          <w:sz w:val="24"/>
-          <w:szCs w:val="24"/>
-          <w:lang w:val="zh-CN" w:eastAsia="ja-JP"/>
-          <w14:ligatures w14:val="standardContextual"/>
-        </w:rPr>
-        <w:tab/>
-      </w:r>
-      <w:r>
-        <w:rPr>
-          <w:rStyle w:val="21"/>
-        </w:rPr>
-        <w:t>Hướng phát triển trong tương lai</w:t>
-      </w:r>
-      <w:r>
-        <w:tab/>
-      </w:r>
-      <w:r>
-        <w:fldChar w:fldCharType="begin"/>
-      </w:r>
-      <w:r>
-        <w:instrText xml:space="preserve"> PAGEREF _Toc217343369 \h </w:instrText>
-      </w:r>
-      <w:r>
-        <w:fldChar w:fldCharType="separate"/>
-      </w:r>
-      <w:r>
-        <w:t>22</w:t>
-      </w:r>
-      <w:r>
-        <w:fldChar w:fldCharType="end"/>
-      </w:r>
-      <w:r>
-        <w:fldChar w:fldCharType="end"/>
-      </w:r>
-    </w:p>
-    <w:p>
-      <w:pPr>
-        <w:pStyle w:val="29"/>
-        <w:tabs>
-          <w:tab w:val="left" w:pos="960"/>
-          <w:tab w:val="right" w:leader="dot" w:pos="9062"/>
-        </w:tabs>
-        <w:rPr>
-          <w:rFonts w:asciiTheme="minorHAnsi" w:hAnsiTheme="minorHAnsi"/>
-          <w:kern w:val="2"/>
-          <w:sz w:val="24"/>
-          <w:szCs w:val="24"/>
-          <w:lang w:val="zh-CN" w:eastAsia="ja-JP"/>
-          <w14:ligatures w14:val="standardContextual"/>
-        </w:rPr>
-      </w:pPr>
-      <w:r>
-        <w:fldChar w:fldCharType="begin"/>
-      </w:r>
-      <w:r>
-        <w:instrText xml:space="preserve"> HYPERLINK \l "_Toc217343370" </w:instrText>
-      </w:r>
-      <w:r>
-        <w:fldChar w:fldCharType="separate"/>
-      </w:r>
-      <w:r>
-        <w:rPr>
-          <w:rStyle w:val="21"/>
-        </w:rPr>
-        <w:t>5.3</w:t>
-      </w:r>
-      <w:r>
-        <w:rPr>
-          <w:rFonts w:asciiTheme="minorHAnsi" w:hAnsiTheme="minorHAnsi"/>
-          <w:kern w:val="2"/>
-          <w:sz w:val="24"/>
-          <w:szCs w:val="24"/>
-          <w:lang w:val="zh-CN" w:eastAsia="ja-JP"/>
-          <w14:ligatures w14:val="standardContextual"/>
-        </w:rPr>
-        <w:tab/>
-      </w:r>
-      <w:r>
-        <w:rPr>
-          <w:rStyle w:val="21"/>
-        </w:rPr>
-        <w:t>Tổng kết</w:t>
-      </w:r>
-      <w:r>
-        <w:tab/>
-      </w:r>
-      <w:r>
-        <w:fldChar w:fldCharType="begin"/>
-      </w:r>
-      <w:r>
-        <w:instrText xml:space="preserve"> PAGEREF _Toc217343370 \h </w:instrText>
-      </w:r>
-      <w:r>
-        <w:fldChar w:fldCharType="separate"/>
-      </w:r>
-      <w:r>
-        <w:t>23</w:t>
-      </w:r>
-      <w:r>
-        <w:fldChar w:fldCharType="end"/>
-      </w:r>
-      <w:r>
-        <w:fldChar w:fldCharType="end"/>
-      </w:r>
-    </w:p>
-    <w:p>
-      <w:pPr>
-        <w:pStyle w:val="28"/>
-        <w:rPr>
-          <w:rFonts w:asciiTheme="minorHAnsi" w:hAnsiTheme="minorHAnsi"/>
-          <w:b w:val="0"/>
-          <w:kern w:val="2"/>
-          <w:sz w:val="24"/>
-          <w:szCs w:val="24"/>
-          <w:lang w:val="zh-CN" w:eastAsia="ja-JP"/>
-          <w14:ligatures w14:val="standardContextual"/>
-        </w:rPr>
-      </w:pPr>
-      <w:r>
-        <w:fldChar w:fldCharType="begin"/>
-      </w:r>
-      <w:r>
-        <w:instrText xml:space="preserve"> HYPERLINK \l "_Toc217343371" </w:instrText>
-      </w:r>
-      <w:r>
-        <w:fldChar w:fldCharType="separate"/>
-      </w:r>
-      <w:r>
-        <w:rPr>
-          <w:rStyle w:val="21"/>
-        </w:rPr>
-        <w:t>TÀI LIỆU THAM KHẢO</w:t>
-      </w:r>
-      <w:r>
-        <w:tab/>
-      </w:r>
-      <w:r>
-        <w:fldChar w:fldCharType="begin"/>
-      </w:r>
-      <w:r>
-        <w:instrText xml:space="preserve"> PAGEREF _Toc217343371 \h </w:instrText>
-      </w:r>
-      <w:r>
-        <w:fldChar w:fldCharType="separate"/>
-      </w:r>
-      <w:r>
-        <w:t>24</w:t>
-      </w:r>
-      <w:r>
-        <w:fldChar w:fldCharType="end"/>
-      </w:r>
-      <w:r>
+        <w:rPr>
+          <w:lang w:val="vi-VN"/>
+        </w:rPr>
         <w:fldChar w:fldCharType="end"/>
       </w:r>
     </w:p>
@@ -6363,12 +6011,12 @@
           <w:lang w:val="vi-VN"/>
         </w:rPr>
       </w:pPr>
-      <w:bookmarkStart w:id="18" w:name="_Toc217343315"/>
-      <w:bookmarkStart w:id="19" w:name="_Toc207537651"/>
-      <w:bookmarkStart w:id="20" w:name="_Toc207753799"/>
-      <w:bookmarkStart w:id="21" w:name="_Toc210824423"/>
-      <w:bookmarkStart w:id="22" w:name="_Toc207530498"/>
-      <w:bookmarkStart w:id="23" w:name="_Toc207530423"/>
+      <w:bookmarkStart w:id="18" w:name="_Toc14224"/>
+      <w:bookmarkStart w:id="19" w:name="_Toc210824423"/>
+      <w:bookmarkStart w:id="20" w:name="_Toc207530498"/>
+      <w:bookmarkStart w:id="21" w:name="_Toc207530423"/>
+      <w:bookmarkStart w:id="22" w:name="_Toc207537651"/>
+      <w:bookmarkStart w:id="23" w:name="_Toc207753799"/>
       <w:r>
         <w:rPr>
           <w:rFonts w:cs="Times New Roman"/>
@@ -6413,6 +6061,14 @@
       </w:tblGrid>
       <w:tr>
         <w:tblPrEx>
+          <w:tblBorders>
+            <w:top w:val="single" w:color="auto" w:sz="4" w:space="0"/>
+            <w:left w:val="single" w:color="auto" w:sz="4" w:space="0"/>
+            <w:bottom w:val="single" w:color="auto" w:sz="4" w:space="0"/>
+            <w:right w:val="single" w:color="auto" w:sz="4" w:space="0"/>
+            <w:insideH w:val="single" w:color="auto" w:sz="4" w:space="0"/>
+            <w:insideV w:val="single" w:color="auto" w:sz="4" w:space="0"/>
+          </w:tblBorders>
           <w:tblCellMar>
             <w:top w:w="0" w:type="dxa"/>
             <w:left w:w="108" w:type="dxa"/>
@@ -8859,7 +8515,7 @@
           <w:lang w:val="vi-VN"/>
         </w:rPr>
       </w:pPr>
-      <w:bookmarkStart w:id="24" w:name="_Toc217343316"/>
+      <w:bookmarkStart w:id="24" w:name="_Toc11454"/>
       <w:r>
         <w:rPr>
           <w:rFonts w:cs="Times New Roman"/>
@@ -11175,7 +10831,7 @@
           <w:lang w:val="vi-VN"/>
         </w:rPr>
       </w:pPr>
-      <w:bookmarkStart w:id="25" w:name="_Toc217343317"/>
+      <w:bookmarkStart w:id="25" w:name="_Toc13347"/>
       <w:r>
         <w:rPr>
           <w:rFonts w:cs="Times New Roman"/>
@@ -11554,7 +11210,7 @@
           <w:lang w:val="vi-VN"/>
         </w:rPr>
       </w:pPr>
-      <w:bookmarkStart w:id="26" w:name="_Toc217343318"/>
+      <w:bookmarkStart w:id="26" w:name="_Toc31954"/>
       <w:r>
         <w:t>GIỚI THIỆU ĐỀ TÀI</w:t>
       </w:r>
@@ -11567,7 +11223,7 @@
           <w:lang w:val="vi-VN"/>
         </w:rPr>
       </w:pPr>
-      <w:bookmarkStart w:id="27" w:name="_Toc217343319"/>
+      <w:bookmarkStart w:id="27" w:name="_Toc2849"/>
       <w:r>
         <w:t>T</w:t>
       </w:r>
@@ -11604,7 +11260,7 @@
           <w:lang w:val="vi-VN"/>
         </w:rPr>
       </w:pPr>
-      <w:bookmarkStart w:id="28" w:name="_Toc217343320"/>
+      <w:bookmarkStart w:id="28" w:name="_Toc22611"/>
       <w:r>
         <w:rPr>
           <w:lang w:val="vi-VN"/>
@@ -11972,7 +11628,7 @@
           <w:lang w:val="vi-VN"/>
         </w:rPr>
       </w:pPr>
-      <w:bookmarkStart w:id="29" w:name="_Toc217343321"/>
+      <w:bookmarkStart w:id="29" w:name="_Toc13516"/>
       <w:r>
         <w:rPr>
           <w:lang w:val="vi-VN"/>
@@ -12226,7 +11882,7 @@
           <w:lang w:val="vi-VN"/>
         </w:rPr>
       </w:pPr>
-      <w:bookmarkStart w:id="30" w:name="_Toc217343322"/>
+      <w:bookmarkStart w:id="30" w:name="_Toc3556"/>
       <w:r>
         <w:rPr>
           <w:lang w:val="vi-VN"/>
@@ -12460,7 +12116,7 @@
           <w:lang w:val="zh-CN"/>
         </w:rPr>
       </w:pPr>
-      <w:bookmarkStart w:id="31" w:name="_Toc217343323"/>
+      <w:bookmarkStart w:id="31" w:name="_Toc18177"/>
       <w:r>
         <w:rPr>
           <w:lang w:val="zh-CN"/>
@@ -12825,7 +12481,7 @@
           <w:lang w:val="vi-VN"/>
         </w:rPr>
       </w:pPr>
-      <w:bookmarkStart w:id="32" w:name="_Toc217343324"/>
+      <w:bookmarkStart w:id="32" w:name="_Toc24231"/>
       <w:r>
         <w:rPr>
           <w:lang w:val="vi-VN"/>
@@ -12844,7 +12500,7 @@
           <w:lang w:val="vi-VN"/>
         </w:rPr>
       </w:pPr>
-      <w:bookmarkStart w:id="33" w:name="_Toc217343325"/>
+      <w:bookmarkStart w:id="33" w:name="_Toc24110"/>
       <w:r>
         <w:rPr>
           <w:rFonts w:cs="Times New Roman"/>
@@ -13155,7 +12811,7 @@
           <w:lang w:val="vi-VN"/>
         </w:rPr>
       </w:pPr>
-      <w:bookmarkStart w:id="34" w:name="_Toc217343326"/>
+      <w:bookmarkStart w:id="34" w:name="_Toc7648"/>
       <w:r>
         <w:rPr>
           <w:rFonts w:cs="Times New Roman"/>
@@ -13523,7 +13179,7 @@
           <w:lang w:val="vi-VN"/>
         </w:rPr>
       </w:pPr>
-      <w:bookmarkStart w:id="38" w:name="_Toc217343327"/>
+      <w:bookmarkStart w:id="38" w:name="_Toc12007"/>
       <w:r>
         <w:rPr>
           <w:lang w:val="vi-VN"/>
@@ -13871,7 +13527,7 @@
           <w:lang w:val="vi-VN"/>
         </w:rPr>
       </w:pPr>
-      <w:bookmarkStart w:id="43" w:name="_Toc217343328"/>
+      <w:bookmarkStart w:id="43" w:name="_Toc10921"/>
       <w:r>
         <w:rPr>
           <w:rFonts w:cstheme="minorBidi"/>
@@ -14226,9 +13882,9 @@
         </w:rPr>
       </w:pPr>
       <w:bookmarkStart w:id="44" w:name="_Toc214575719"/>
-      <w:bookmarkStart w:id="45" w:name="_Toc217346346"/>
+      <w:bookmarkStart w:id="45" w:name="_Toc15885"/>
       <w:bookmarkStart w:id="46" w:name="_Toc3938"/>
-      <w:bookmarkStart w:id="47" w:name="_Toc15885"/>
+      <w:bookmarkStart w:id="47" w:name="_Toc217346346"/>
       <w:r>
         <w:t xml:space="preserve">Hình ảnh </w:t>
       </w:r>
@@ -14290,7 +13946,7 @@
           <w:lang w:val="vi-VN"/>
         </w:rPr>
       </w:pPr>
-      <w:bookmarkStart w:id="48" w:name="_Toc217343329"/>
+      <w:bookmarkStart w:id="48" w:name="_Toc3410"/>
       <w:r>
         <w:t>Mô hình kiến trúc MVC</w:t>
       </w:r>
@@ -14678,7 +14334,7 @@
           <w:lang w:val="vi-VN"/>
         </w:rPr>
       </w:pPr>
-      <w:bookmarkStart w:id="52" w:name="_Toc217343330"/>
+      <w:bookmarkStart w:id="52" w:name="_Toc31805"/>
       <w:r>
         <w:rPr>
           <w:lang w:val="vi-VN"/>
@@ -14797,8 +14453,8 @@
           <w:lang w:val="vi-VN"/>
         </w:rPr>
       </w:pPr>
-      <w:bookmarkStart w:id="53" w:name="_Toc217346348"/>
-      <w:bookmarkStart w:id="54" w:name="_Toc19976"/>
+      <w:bookmarkStart w:id="53" w:name="_Toc19976"/>
+      <w:bookmarkStart w:id="54" w:name="_Toc217346348"/>
       <w:bookmarkStart w:id="55" w:name="_Toc20232"/>
       <w:r>
         <w:rPr>
@@ -14889,7 +14545,7 @@
           <w:lang w:val="vi-VN"/>
         </w:rPr>
       </w:pPr>
-      <w:bookmarkStart w:id="56" w:name="_Toc217343331"/>
+      <w:bookmarkStart w:id="56" w:name="_Toc24766"/>
       <w:r>
         <w:t>Jakarta Mail và cơ chế Email OTP</w:t>
       </w:r>
@@ -15042,7 +14698,7 @@
           <w:lang w:val="vi-VN"/>
         </w:rPr>
       </w:pPr>
-      <w:bookmarkStart w:id="57" w:name="_Toc217343332"/>
+      <w:bookmarkStart w:id="57" w:name="_Toc32165"/>
       <w:r>
         <w:rPr>
           <w:lang w:val="zh-CN"/>
@@ -15160,7 +14816,7 @@
           <w:lang w:val="vi-VN"/>
         </w:rPr>
       </w:pPr>
-      <w:bookmarkStart w:id="58" w:name="_Toc217343333"/>
+      <w:bookmarkStart w:id="58" w:name="_Toc27935"/>
       <w:r>
         <w:t>Linux Operating System</w:t>
       </w:r>
@@ -15369,7 +15025,7 @@
           <w:lang w:val="vi-VN"/>
         </w:rPr>
       </w:pPr>
-      <w:bookmarkStart w:id="59" w:name="_Toc217343334"/>
+      <w:bookmarkStart w:id="59" w:name="_Toc7122"/>
       <w:r>
         <w:rPr>
           <w:lang w:val="vi-VN"/>
@@ -15574,12 +15230,6 @@
             <w:insideH w:val="none" w:color="auto" w:sz="0" w:space="0"/>
             <w:insideV w:val="none" w:color="auto" w:sz="0" w:space="0"/>
           </w:tblBorders>
-          <w:tblCellMar>
-            <w:top w:w="0" w:type="dxa"/>
-            <w:left w:w="108" w:type="dxa"/>
-            <w:bottom w:w="0" w:type="dxa"/>
-            <w:right w:w="108" w:type="dxa"/>
-          </w:tblCellMar>
         </w:tblPrEx>
         <w:tc>
           <w:tcPr>
@@ -16199,7 +15849,7 @@
           <w:lang w:val="vi-VN"/>
         </w:rPr>
       </w:pPr>
-      <w:bookmarkStart w:id="65" w:name="_Toc217343335"/>
+      <w:bookmarkStart w:id="65" w:name="_Toc26954"/>
       <w:r>
         <w:t>TRIỂN KHAI VÀ PHÁT TRIỂN</w:t>
       </w:r>
@@ -16217,7 +15867,7 @@
           <w:lang w:val="vi-VN"/>
         </w:rPr>
       </w:pPr>
-      <w:bookmarkStart w:id="66" w:name="_Toc217343336"/>
+      <w:bookmarkStart w:id="66" w:name="_Toc16734"/>
       <w:r>
         <w:t>Yêu cầu chức năng</w:t>
       </w:r>
@@ -16235,10 +15885,10 @@
         </w:rPr>
       </w:pPr>
       <w:bookmarkStart w:id="67" w:name="_Toc207530313"/>
-      <w:bookmarkStart w:id="68" w:name="_Toc207530455"/>
-      <w:bookmarkStart w:id="69" w:name="_Toc207753820"/>
+      <w:bookmarkStart w:id="68" w:name="_Toc207537683"/>
+      <w:bookmarkStart w:id="69" w:name="_Toc207530455"/>
       <w:bookmarkStart w:id="70" w:name="_Toc210824444"/>
-      <w:bookmarkStart w:id="71" w:name="_Toc207537683"/>
+      <w:bookmarkStart w:id="71" w:name="_Toc207753820"/>
       <w:bookmarkStart w:id="72" w:name="_Toc207530530"/>
       <w:r>
         <w:rPr>
@@ -16289,7 +15939,7 @@
       <w:pPr>
         <w:pStyle w:val="4"/>
       </w:pPr>
-      <w:bookmarkStart w:id="73" w:name="_Toc217343337"/>
+      <w:bookmarkStart w:id="73" w:name="_Toc20512"/>
       <w:r>
         <w:rPr>
           <w:rStyle w:val="24"/>
@@ -16506,7 +16156,7 @@
           <w:szCs w:val="26"/>
         </w:rPr>
       </w:pPr>
-      <w:bookmarkStart w:id="74" w:name="_Toc217343338"/>
+      <w:bookmarkStart w:id="74" w:name="_Toc5520"/>
       <w:r>
         <w:rPr>
           <w:rStyle w:val="24"/>
@@ -16724,7 +16374,7 @@
           <w:szCs w:val="26"/>
         </w:rPr>
       </w:pPr>
-      <w:bookmarkStart w:id="75" w:name="_Toc217343339"/>
+      <w:bookmarkStart w:id="75" w:name="_Toc3085"/>
       <w:r>
         <w:rPr>
           <w:rStyle w:val="24"/>
@@ -17118,7 +16768,7 @@
           <w:szCs w:val="26"/>
         </w:rPr>
       </w:pPr>
-      <w:bookmarkStart w:id="76" w:name="_Toc217343340"/>
+      <w:bookmarkStart w:id="76" w:name="_Toc16476"/>
       <w:r>
         <w:rPr>
           <w:rStyle w:val="24"/>
@@ -17292,7 +16942,7 @@
           <w:szCs w:val="26"/>
         </w:rPr>
       </w:pPr>
-      <w:bookmarkStart w:id="77" w:name="_Toc217343341"/>
+      <w:bookmarkStart w:id="77" w:name="_Toc22407"/>
       <w:r>
         <w:rPr>
           <w:rStyle w:val="24"/>
@@ -17576,7 +17226,7 @@
           <w:szCs w:val="26"/>
         </w:rPr>
       </w:pPr>
-      <w:bookmarkStart w:id="78" w:name="_Toc217343342"/>
+      <w:bookmarkStart w:id="78" w:name="_Toc17263"/>
       <w:r>
         <w:rPr>
           <w:rStyle w:val="24"/>
@@ -17820,7 +17470,7 @@
           <w:lang w:val="vi-VN"/>
         </w:rPr>
       </w:pPr>
-      <w:bookmarkStart w:id="79" w:name="_Toc217343343"/>
+      <w:bookmarkStart w:id="79" w:name="_Toc17004"/>
       <w:r>
         <w:t>Yêu cầu phi chức năng</w:t>
       </w:r>
@@ -17860,7 +17510,7 @@
           <w:szCs w:val="26"/>
         </w:rPr>
       </w:pPr>
-      <w:bookmarkStart w:id="80" w:name="_Toc217343344"/>
+      <w:bookmarkStart w:id="80" w:name="_Toc14471"/>
       <w:r>
         <w:rPr>
           <w:rStyle w:val="24"/>
@@ -17990,7 +17640,7 @@
           <w:szCs w:val="26"/>
         </w:rPr>
       </w:pPr>
-      <w:bookmarkStart w:id="81" w:name="_Toc217343345"/>
+      <w:bookmarkStart w:id="81" w:name="_Toc2930"/>
       <w:r>
         <w:rPr>
           <w:rStyle w:val="24"/>
@@ -18098,7 +17748,7 @@
           <w:szCs w:val="26"/>
         </w:rPr>
       </w:pPr>
-      <w:bookmarkStart w:id="82" w:name="_Toc217343346"/>
+      <w:bookmarkStart w:id="82" w:name="_Toc1961"/>
       <w:r>
         <w:rPr>
           <w:rStyle w:val="24"/>
@@ -18272,7 +17922,7 @@
           <w:szCs w:val="26"/>
         </w:rPr>
       </w:pPr>
-      <w:bookmarkStart w:id="83" w:name="_Toc217343347"/>
+      <w:bookmarkStart w:id="83" w:name="_Toc13838"/>
       <w:r>
         <w:rPr>
           <w:rStyle w:val="24"/>
@@ -18424,7 +18074,7 @@
           <w:szCs w:val="26"/>
         </w:rPr>
       </w:pPr>
-      <w:bookmarkStart w:id="84" w:name="_Toc217343348"/>
+      <w:bookmarkStart w:id="84" w:name="_Toc31733"/>
       <w:r>
         <w:rPr>
           <w:rStyle w:val="24"/>
@@ -18557,7 +18207,7 @@
           <w:lang w:val="vi-VN"/>
         </w:rPr>
       </w:pPr>
-      <w:bookmarkStart w:id="85" w:name="_Toc217343349"/>
+      <w:bookmarkStart w:id="85" w:name="_Toc18542"/>
       <w:r>
         <w:t>Phương pháp triển khai</w:t>
       </w:r>
@@ -18574,11 +18224,11 @@
           <w:lang w:val="vi-VN"/>
         </w:rPr>
       </w:pPr>
-      <w:bookmarkStart w:id="86" w:name="_Toc207537697"/>
-      <w:bookmarkStart w:id="87" w:name="_Toc210824456"/>
-      <w:bookmarkStart w:id="88" w:name="_Toc207530543"/>
+      <w:bookmarkStart w:id="86" w:name="_Toc210824456"/>
+      <w:bookmarkStart w:id="87" w:name="_Toc207537697"/>
+      <w:bookmarkStart w:id="88" w:name="_Toc207530468"/>
       <w:bookmarkStart w:id="89" w:name="_Toc207753832"/>
-      <w:bookmarkStart w:id="90" w:name="_Toc207530468"/>
+      <w:bookmarkStart w:id="90" w:name="_Toc207530543"/>
       <w:bookmarkStart w:id="91" w:name="_Toc207530327"/>
       <w:r>
         <w:rPr>
@@ -19416,9 +19066,7 @@
           <w:lang w:val="vi-VN"/>
         </w:rPr>
       </w:pPr>
-      <w:bookmarkStart w:id="163" w:name="_GoBack"/>
-      <w:bookmarkEnd w:id="163"/>
-      <w:bookmarkStart w:id="92" w:name="_Toc217343350"/>
+      <w:bookmarkStart w:id="92" w:name="_Toc5159"/>
       <w:r>
         <w:rPr>
           <w:rFonts w:cs="Times New Roman"/>
@@ -19435,7 +19083,7 @@
       <w:pPr>
         <w:pStyle w:val="3"/>
       </w:pPr>
-      <w:bookmarkStart w:id="93" w:name="_Toc217343351"/>
+      <w:bookmarkStart w:id="93" w:name="_Toc14981"/>
       <w:r>
         <w:rPr>
           <w:rStyle w:val="24"/>
@@ -19450,7 +19098,7 @@
       <w:pPr>
         <w:pStyle w:val="4"/>
       </w:pPr>
-      <w:bookmarkStart w:id="94" w:name="_Toc217343352"/>
+      <w:bookmarkStart w:id="94" w:name="_Toc5121"/>
       <w:r>
         <w:rPr>
           <w:rStyle w:val="24"/>
@@ -19909,7 +19557,7 @@
         </w:rPr>
         <w:t xml:space="preserve"> </w:t>
       </w:r>
-      <w:bookmarkStart w:id="95" w:name="_Toc217343353"/>
+      <w:bookmarkStart w:id="95" w:name="_Toc9785"/>
       <w:r>
         <w:rPr>
           <w:rStyle w:val="24"/>
@@ -20244,7 +19892,7 @@
       <w:pPr>
         <w:pStyle w:val="3"/>
       </w:pPr>
-      <w:bookmarkStart w:id="99" w:name="_Toc217343354"/>
+      <w:bookmarkStart w:id="99" w:name="_Toc17976"/>
       <w:r>
         <w:rPr>
           <w:rStyle w:val="24"/>
@@ -20259,7 +19907,7 @@
       <w:pPr>
         <w:pStyle w:val="4"/>
       </w:pPr>
-      <w:bookmarkStart w:id="100" w:name="_Toc217343355"/>
+      <w:bookmarkStart w:id="100" w:name="_Toc2608"/>
       <w:r>
         <w:rPr>
           <w:rStyle w:val="24"/>
@@ -20499,7 +20147,7 @@
           <w:lang w:val="vi-VN"/>
         </w:rPr>
       </w:pPr>
-      <w:bookmarkStart w:id="101" w:name="_Toc217343356"/>
+      <w:bookmarkStart w:id="101" w:name="_Toc6813"/>
       <w:r>
         <w:rPr>
           <w:rStyle w:val="24"/>
@@ -21078,6 +20726,12 @@
             <w:insideH w:val="single" w:color="auto" w:sz="4" w:space="0"/>
             <w:insideV w:val="single" w:color="auto" w:sz="4" w:space="0"/>
           </w:tblBorders>
+          <w:tblCellMar>
+            <w:top w:w="0" w:type="dxa"/>
+            <w:left w:w="108" w:type="dxa"/>
+            <w:bottom w:w="0" w:type="dxa"/>
+            <w:right w:w="108" w:type="dxa"/>
+          </w:tblCellMar>
         </w:tblPrEx>
         <w:trPr>
           <w:jc w:val="center"/>
@@ -21281,7 +20935,7 @@
           <w:lang w:val="vi-VN"/>
         </w:rPr>
       </w:pPr>
-      <w:bookmarkStart w:id="102" w:name="_Toc217343357"/>
+      <w:bookmarkStart w:id="102" w:name="_Toc15309"/>
       <w:r>
         <w:rPr>
           <w:rStyle w:val="24"/>
@@ -21472,6 +21126,7 @@
       <w:pPr>
         <w:pStyle w:val="22"/>
         <w:numPr>
+          <w:ilvl w:val="0"/>
           <w:numId w:val="0"/>
         </w:numPr>
         <w:spacing w:before="100" w:beforeAutospacing="1" w:after="100" w:afterAutospacing="1" w:line="240" w:lineRule="auto"/>
@@ -21482,7 +21137,7 @@
       <w:pPr>
         <w:pStyle w:val="3"/>
       </w:pPr>
-      <w:bookmarkStart w:id="103" w:name="_Toc217343358"/>
+      <w:bookmarkStart w:id="103" w:name="_Toc27273"/>
       <w:r>
         <w:rPr>
           <w:rStyle w:val="24"/>
@@ -21500,7 +21155,7 @@
           <w:szCs w:val="26"/>
         </w:rPr>
       </w:pPr>
-      <w:bookmarkStart w:id="104" w:name="_Toc217343359"/>
+      <w:bookmarkStart w:id="104" w:name="_Toc19039"/>
       <w:r>
         <w:rPr>
           <w:rStyle w:val="24"/>
@@ -21922,7 +21577,7 @@
           <w:lang w:val="vi-VN"/>
         </w:rPr>
       </w:pPr>
-      <w:bookmarkStart w:id="108" w:name="_Toc217343360"/>
+      <w:bookmarkStart w:id="108" w:name="_Toc15849"/>
       <w:r>
         <w:rPr>
           <w:rStyle w:val="24"/>
@@ -22141,8 +21796,8 @@
           <w:lang w:val="vi-VN"/>
         </w:rPr>
       </w:pPr>
-      <w:bookmarkStart w:id="112" w:name="_Toc16941"/>
-      <w:bookmarkStart w:id="113" w:name="_Toc10865"/>
+      <w:bookmarkStart w:id="112" w:name="_Toc10865"/>
+      <w:bookmarkStart w:id="113" w:name="_Toc16941"/>
       <w:r>
         <w:drawing>
           <wp:inline distT="0" distB="0" distL="114300" distR="114300">
@@ -22322,8 +21977,8 @@
           <w:lang w:val="vi-VN"/>
         </w:rPr>
       </w:pPr>
-      <w:bookmarkStart w:id="116" w:name="_Toc924"/>
-      <w:bookmarkStart w:id="117" w:name="_Toc4264"/>
+      <w:bookmarkStart w:id="116" w:name="_Toc4264"/>
+      <w:bookmarkStart w:id="117" w:name="_Toc924"/>
       <w:r>
         <w:rPr>
           <w:lang w:val="vi-VN"/>
@@ -22387,7 +22042,7 @@
           <w:lang w:val="vi-VN"/>
         </w:rPr>
       </w:pPr>
-      <w:bookmarkStart w:id="118" w:name="_Toc217343361"/>
+      <w:bookmarkStart w:id="118" w:name="_Toc25753"/>
       <w:r>
         <w:rPr>
           <w:rStyle w:val="24"/>
@@ -22489,6 +22144,7 @@
       <w:pPr>
         <w:pStyle w:val="22"/>
         <w:numPr>
+          <w:ilvl w:val="0"/>
           <w:numId w:val="0"/>
         </w:numPr>
         <w:spacing w:before="100" w:beforeAutospacing="1" w:after="100" w:afterAutospacing="1" w:line="240" w:lineRule="auto"/>
@@ -22622,7 +22278,7 @@
       <w:pPr>
         <w:pStyle w:val="4"/>
       </w:pPr>
-      <w:bookmarkStart w:id="122" w:name="_Toc217343362"/>
+      <w:bookmarkStart w:id="122" w:name="_Toc32082"/>
       <w:r>
         <w:rPr>
           <w:rStyle w:val="24"/>
@@ -22832,8 +22488,8 @@
       <w:pPr>
         <w:pStyle w:val="14"/>
       </w:pPr>
-      <w:bookmarkStart w:id="123" w:name="_Toc30844"/>
-      <w:bookmarkStart w:id="124" w:name="_Toc2322"/>
+      <w:bookmarkStart w:id="123" w:name="_Toc2322"/>
+      <w:bookmarkStart w:id="124" w:name="_Toc30844"/>
       <w:r>
         <w:rPr>
           <w:lang w:val="vi-VN"/>
@@ -22909,6 +22565,7 @@
       <w:pPr>
         <w:pStyle w:val="22"/>
         <w:numPr>
+          <w:ilvl w:val="0"/>
           <w:numId w:val="0"/>
         </w:numPr>
         <w:spacing w:before="100" w:beforeAutospacing="1" w:after="100" w:afterAutospacing="1" w:line="240" w:lineRule="auto"/>
@@ -23291,8 +22948,8 @@
           <w:lang w:val="vi-VN"/>
         </w:rPr>
       </w:pPr>
-      <w:bookmarkStart w:id="131" w:name="_Toc8848"/>
-      <w:bookmarkStart w:id="132" w:name="_Toc1852"/>
+      <w:bookmarkStart w:id="131" w:name="_Toc1852"/>
+      <w:bookmarkStart w:id="132" w:name="_Toc8848"/>
       <w:r>
         <w:drawing>
           <wp:inline distT="0" distB="0" distL="114300" distR="114300">
@@ -23347,8 +23004,8 @@
           <w:lang w:val="vi-VN"/>
         </w:rPr>
       </w:pPr>
-      <w:bookmarkStart w:id="133" w:name="_Toc20251"/>
-      <w:bookmarkStart w:id="134" w:name="_Toc7055"/>
+      <w:bookmarkStart w:id="133" w:name="_Toc7055"/>
+      <w:bookmarkStart w:id="134" w:name="_Toc20251"/>
       <w:r>
         <w:rPr>
           <w:lang w:val="vi-VN"/>
@@ -23418,8 +23075,8 @@
       <w:pPr>
         <w:pStyle w:val="14"/>
       </w:pPr>
-      <w:bookmarkStart w:id="135" w:name="_Toc17575"/>
-      <w:bookmarkStart w:id="136" w:name="_Toc18477"/>
+      <w:bookmarkStart w:id="135" w:name="_Toc18477"/>
+      <w:bookmarkStart w:id="136" w:name="_Toc17575"/>
       <w:r>
         <w:drawing>
           <wp:inline distT="0" distB="0" distL="114300" distR="114300">
@@ -23535,7 +23192,7 @@
           <w:lang w:val="vi-VN"/>
         </w:rPr>
       </w:pPr>
-      <w:bookmarkStart w:id="137" w:name="_Toc217343363"/>
+      <w:bookmarkStart w:id="137" w:name="_Toc6841"/>
       <w:r>
         <w:rPr>
           <w:rStyle w:val="24"/>
@@ -23736,8 +23393,8 @@
           <w:lang w:val="vi-VN"/>
         </w:rPr>
       </w:pPr>
-      <w:bookmarkStart w:id="138" w:name="_Toc16233"/>
-      <w:bookmarkStart w:id="139" w:name="_Toc12607"/>
+      <w:bookmarkStart w:id="138" w:name="_Toc12607"/>
+      <w:bookmarkStart w:id="139" w:name="_Toc16233"/>
       <w:r>
         <w:rPr>
           <w:lang w:val="vi-VN"/>
@@ -23932,7 +23589,7 @@
           <w:lang w:val="vi-VN"/>
         </w:rPr>
       </w:pPr>
-      <w:bookmarkStart w:id="143" w:name="_Toc217343364"/>
+      <w:bookmarkStart w:id="143" w:name="_Toc8708"/>
       <w:r>
         <w:rPr>
           <w:lang w:val="vi-VN"/>
@@ -24018,9 +23675,9 @@
           <w:lang w:val="vi-VN"/>
         </w:rPr>
       </w:pPr>
-      <w:bookmarkStart w:id="144" w:name="_Toc217346356"/>
-      <w:bookmarkStart w:id="145" w:name="_Toc29015"/>
-      <w:bookmarkStart w:id="146" w:name="_Toc32747"/>
+      <w:bookmarkStart w:id="144" w:name="_Toc29015"/>
+      <w:bookmarkStart w:id="145" w:name="_Toc32747"/>
+      <w:bookmarkStart w:id="146" w:name="_Toc217346356"/>
       <w:r>
         <w:rPr>
           <w:lang w:val="vi-VN"/>
@@ -24095,7 +23752,7 @@
           <w:lang w:val="vi-VN"/>
         </w:rPr>
       </w:pPr>
-      <w:bookmarkStart w:id="147" w:name="_Toc217343365"/>
+      <w:bookmarkStart w:id="147" w:name="_Toc27410"/>
       <w:r>
         <w:rPr>
           <w:szCs w:val="26"/>
@@ -24309,9 +23966,9 @@
           <w:lang w:val="vi-VN"/>
         </w:rPr>
       </w:pPr>
-      <w:bookmarkStart w:id="151" w:name="_Toc217346358"/>
+      <w:bookmarkStart w:id="151" w:name="_Toc2013"/>
       <w:bookmarkStart w:id="152" w:name="_Toc22056"/>
-      <w:bookmarkStart w:id="153" w:name="_Toc2013"/>
+      <w:bookmarkStart w:id="153" w:name="_Toc217346358"/>
       <w:r>
         <w:t xml:space="preserve">Hình ảnh </w:t>
       </w:r>
@@ -24473,7 +24130,7 @@
           <w:lang w:val="vi-VN"/>
         </w:rPr>
       </w:pPr>
-      <w:bookmarkStart w:id="157" w:name="_Toc217343366"/>
+      <w:bookmarkStart w:id="157" w:name="_Toc15053"/>
       <w:r>
         <w:rPr>
           <w:rStyle w:val="24"/>
@@ -24777,7 +24434,7 @@
           <w:lang w:val="vi-VN"/>
         </w:rPr>
       </w:pPr>
-      <w:bookmarkStart w:id="158" w:name="_Toc217343367"/>
+      <w:bookmarkStart w:id="158" w:name="_Toc13275"/>
       <w:r>
         <w:rPr>
           <w:lang w:val="vi-VN"/>
@@ -24790,7 +24447,7 @@
       <w:pPr>
         <w:pStyle w:val="3"/>
       </w:pPr>
-      <w:bookmarkStart w:id="159" w:name="_Toc217343368"/>
+      <w:bookmarkStart w:id="159" w:name="_Toc5409"/>
       <w:r>
         <w:rPr>
           <w:rStyle w:val="24"/>
@@ -24911,7 +24568,7 @@
       <w:pPr>
         <w:pStyle w:val="3"/>
       </w:pPr>
-      <w:bookmarkStart w:id="160" w:name="_Toc217343369"/>
+      <w:bookmarkStart w:id="160" w:name="_Toc15466"/>
       <w:r>
         <w:rPr>
           <w:rStyle w:val="24"/>
@@ -25244,7 +24901,7 @@
       <w:pPr>
         <w:pStyle w:val="3"/>
       </w:pPr>
-      <w:bookmarkStart w:id="161" w:name="_Toc217343370"/>
+      <w:bookmarkStart w:id="161" w:name="_Toc5100"/>
       <w:r>
         <w:rPr>
           <w:rStyle w:val="24"/>
@@ -25364,7 +25021,9 @@
           <w:lang w:val="vi-VN"/>
         </w:rPr>
       </w:pPr>
-      <w:bookmarkStart w:id="162" w:name="_Toc217343371"/>
+      <w:bookmarkStart w:id="162" w:name="_Toc22850"/>
+      <w:bookmarkStart w:id="163" w:name="_GoBack"/>
+      <w:bookmarkEnd w:id="163"/>
       <w:r>
         <w:t>TÀI LIỆU THAM KHẢO</w:t>
       </w:r>
@@ -26116,7 +25775,7 @@
       </w:rPr>
       <w:id w:val="-846244182"/>
       <w:docPartObj>
-        <w:docPartGallery w:val="AutoText"/>
+        <w:docPartGallery w:val="autotext"/>
       </w:docPartObj>
     </w:sdtPr>
     <w:sdtEndPr>
@@ -26214,7 +25873,7 @@
       </w:rPr>
       <w:id w:val="1207449707"/>
       <w:docPartObj>
-        <w:docPartGallery w:val="AutoText"/>
+        <w:docPartGallery w:val="autotext"/>
       </w:docPartObj>
     </w:sdtPr>
     <w:sdtEndPr>
@@ -33720,9 +33379,9 @@
     <w:lsdException w:uiPriority="99" w:name="index 8"/>
     <w:lsdException w:uiPriority="99" w:name="index 9"/>
     <w:lsdException w:uiPriority="39" w:semiHidden="0" w:name="toc 1"/>
-    <w:lsdException w:uiPriority="39" w:semiHidden="0" w:name="toc 2"/>
-    <w:lsdException w:uiPriority="39" w:semiHidden="0" w:name="toc 3"/>
-    <w:lsdException w:uiPriority="39" w:semiHidden="0" w:name="toc 4"/>
+    <w:lsdException w:qFormat="1" w:uiPriority="39" w:semiHidden="0" w:name="toc 2"/>
+    <w:lsdException w:qFormat="1" w:uiPriority="39" w:semiHidden="0" w:name="toc 3"/>
+    <w:lsdException w:qFormat="1" w:uiPriority="39" w:semiHidden="0" w:name="toc 4"/>
     <w:lsdException w:uiPriority="39" w:name="toc 5"/>
     <w:lsdException w:uiPriority="39" w:name="toc 6"/>
     <w:lsdException w:uiPriority="39" w:name="toc 7"/>
@@ -33731,17 +33390,17 @@
     <w:lsdException w:uiPriority="99" w:name="Normal Indent"/>
     <w:lsdException w:uiPriority="99" w:name="footnote text"/>
     <w:lsdException w:uiPriority="99" w:name="annotation text"/>
-    <w:lsdException w:uiPriority="99" w:semiHidden="0" w:name="header"/>
-    <w:lsdException w:uiPriority="99" w:semiHidden="0" w:name="footer"/>
+    <w:lsdException w:qFormat="1" w:uiPriority="99" w:semiHidden="0" w:name="header"/>
+    <w:lsdException w:qFormat="1" w:uiPriority="99" w:semiHidden="0" w:name="footer"/>
     <w:lsdException w:uiPriority="99" w:name="index heading"/>
     <w:lsdException w:qFormat="1" w:uiPriority="35" w:semiHidden="0" w:name="caption"/>
-    <w:lsdException w:uiPriority="99" w:semiHidden="0" w:name="table of figures"/>
+    <w:lsdException w:qFormat="1" w:uiPriority="99" w:semiHidden="0" w:name="table of figures"/>
     <w:lsdException w:uiPriority="99" w:name="envelope address"/>
     <w:lsdException w:uiPriority="99" w:name="envelope return"/>
     <w:lsdException w:uiPriority="99" w:name="footnote reference"/>
     <w:lsdException w:uiPriority="99" w:name="annotation reference"/>
     <w:lsdException w:uiPriority="99" w:name="line number"/>
-    <w:lsdException w:uiPriority="99" w:name="page number"/>
+    <w:lsdException w:qFormat="1" w:uiPriority="99" w:name="page number"/>
     <w:lsdException w:uiPriority="99" w:name="endnote reference"/>
     <w:lsdException w:uiPriority="99" w:name="endnote text"/>
     <w:lsdException w:uiPriority="99" w:name="table of authorities"/>
@@ -33785,25 +33444,25 @@
     <w:lsdException w:uiPriority="99" w:name="Body Text Indent 2"/>
     <w:lsdException w:uiPriority="99" w:name="Body Text Indent 3"/>
     <w:lsdException w:uiPriority="99" w:name="Block Text"/>
-    <w:lsdException w:uiPriority="99" w:semiHidden="0" w:name="Hyperlink"/>
-    <w:lsdException w:uiPriority="99" w:name="FollowedHyperlink"/>
+    <w:lsdException w:qFormat="1" w:uiPriority="99" w:semiHidden="0" w:name="Hyperlink"/>
+    <w:lsdException w:qFormat="1" w:uiPriority="99" w:name="FollowedHyperlink"/>
     <w:lsdException w:qFormat="1" w:unhideWhenUsed="0" w:uiPriority="22" w:semiHidden="0" w:name="Strong"/>
     <w:lsdException w:qFormat="1" w:unhideWhenUsed="0" w:uiPriority="20" w:semiHidden="0" w:name="Emphasis"/>
     <w:lsdException w:uiPriority="99" w:name="Document Map"/>
     <w:lsdException w:uiPriority="99" w:name="Plain Text"/>
     <w:lsdException w:uiPriority="99" w:name="E-mail Signature"/>
-    <w:lsdException w:uiPriority="99" w:semiHidden="0" w:name="Normal (Web)"/>
+    <w:lsdException w:qFormat="1" w:uiPriority="99" w:semiHidden="0" w:name="Normal (Web)"/>
     <w:lsdException w:uiPriority="99" w:name="HTML Acronym"/>
     <w:lsdException w:uiPriority="99" w:name="HTML Address"/>
     <w:lsdException w:uiPriority="99" w:name="HTML Cite"/>
-    <w:lsdException w:uiPriority="99" w:name="HTML Code"/>
+    <w:lsdException w:qFormat="1" w:uiPriority="99" w:name="HTML Code"/>
     <w:lsdException w:uiPriority="99" w:name="HTML Definition"/>
     <w:lsdException w:uiPriority="99" w:name="HTML Keyboard"/>
     <w:lsdException w:qFormat="1" w:uiPriority="99" w:semiHidden="0" w:name="HTML Preformatted"/>
     <w:lsdException w:uiPriority="99" w:name="HTML Sample"/>
     <w:lsdException w:uiPriority="99" w:name="HTML Typewriter"/>
     <w:lsdException w:uiPriority="99" w:name="HTML Variable"/>
-    <w:lsdException w:uiPriority="99" w:name="Normal Table"/>
+    <w:lsdException w:qFormat="1" w:uiPriority="99" w:name="Normal Table"/>
     <w:lsdException w:uiPriority="99" w:name="annotation subject"/>
     <w:lsdException w:uiPriority="99" w:name="Table Simple 1"/>
     <w:lsdException w:uiPriority="99" w:name="Table Simple 2"/>
@@ -33848,14 +33507,14 @@
     <w:lsdException w:uiPriority="99" w:name="Table Web 2"/>
     <w:lsdException w:uiPriority="99" w:name="Table Web 3"/>
     <w:lsdException w:uiPriority="99" w:name="Balloon Text"/>
-    <w:lsdException w:unhideWhenUsed="0" w:uiPriority="39" w:semiHidden="0" w:name="Table Grid"/>
+    <w:lsdException w:qFormat="1" w:unhideWhenUsed="0" w:uiPriority="39" w:semiHidden="0" w:name="Table Grid"/>
     <w:lsdException w:uiPriority="99" w:name="Table Theme"/>
     <w:lsdException w:qFormat="1" w:unhideWhenUsed="0" w:uiPriority="1" w:semiHidden="0" w:name="No Spacing"/>
-    <w:lsdException w:unhideWhenUsed="0" w:uiPriority="60" w:semiHidden="0" w:name="Light Shading"/>
-    <w:lsdException w:unhideWhenUsed="0" w:uiPriority="61" w:semiHidden="0" w:name="Light List"/>
-    <w:lsdException w:unhideWhenUsed="0" w:uiPriority="62" w:semiHidden="0" w:name="Light Grid"/>
-    <w:lsdException w:unhideWhenUsed="0" w:uiPriority="63" w:semiHidden="0" w:name="Medium Shading 1"/>
-    <w:lsdException w:unhideWhenUsed="0" w:uiPriority="64" w:semiHidden="0" w:name="Medium Shading 2"/>
+    <w:lsdException w:qFormat="1" w:unhideWhenUsed="0" w:uiPriority="60" w:semiHidden="0" w:name="Light Shading"/>
+    <w:lsdException w:qFormat="1" w:unhideWhenUsed="0" w:uiPriority="61" w:semiHidden="0" w:name="Light List"/>
+    <w:lsdException w:qFormat="1" w:unhideWhenUsed="0" w:uiPriority="62" w:semiHidden="0" w:name="Light Grid"/>
+    <w:lsdException w:qFormat="1" w:unhideWhenUsed="0" w:uiPriority="63" w:semiHidden="0" w:name="Medium Shading 1"/>
+    <w:lsdException w:qFormat="1" w:unhideWhenUsed="0" w:uiPriority="64" w:semiHidden="0" w:name="Medium Shading 2"/>
     <w:lsdException w:unhideWhenUsed="0" w:uiPriority="65" w:semiHidden="0" w:name="Medium List 1"/>
     <w:lsdException w:unhideWhenUsed="0" w:uiPriority="66" w:semiHidden="0" w:name="Medium List 2"/>
     <w:lsdException w:unhideWhenUsed="0" w:uiPriority="67" w:semiHidden="0" w:name="Medium Grid 1"/>
@@ -33865,10 +33524,10 @@
     <w:lsdException w:unhideWhenUsed="0" w:uiPriority="71" w:semiHidden="0" w:name="Colorful Shading"/>
     <w:lsdException w:unhideWhenUsed="0" w:uiPriority="72" w:semiHidden="0" w:name="Colorful List"/>
     <w:lsdException w:unhideWhenUsed="0" w:uiPriority="73" w:semiHidden="0" w:name="Colorful Grid"/>
-    <w:lsdException w:unhideWhenUsed="0" w:uiPriority="60" w:semiHidden="0" w:name="Light Shading Accent 1"/>
-    <w:lsdException w:unhideWhenUsed="0" w:uiPriority="61" w:semiHidden="0" w:name="Light List Accent 1"/>
-    <w:lsdException w:unhideWhenUsed="0" w:uiPriority="62" w:semiHidden="0" w:name="Light Grid Accent 1"/>
-    <w:lsdException w:unhideWhenUsed="0" w:uiPriority="63" w:semiHidden="0" w:name="Medium Shading 1 Accent 1"/>
+    <w:lsdException w:qFormat="1" w:unhideWhenUsed="0" w:uiPriority="60" w:semiHidden="0" w:name="Light Shading Accent 1"/>
+    <w:lsdException w:qFormat="1" w:unhideWhenUsed="0" w:uiPriority="61" w:semiHidden="0" w:name="Light List Accent 1"/>
+    <w:lsdException w:qFormat="1" w:unhideWhenUsed="0" w:uiPriority="62" w:semiHidden="0" w:name="Light Grid Accent 1"/>
+    <w:lsdException w:qFormat="1" w:unhideWhenUsed="0" w:uiPriority="63" w:semiHidden="0" w:name="Medium Shading 1 Accent 1"/>
     <w:lsdException w:unhideWhenUsed="0" w:uiPriority="64" w:semiHidden="0" w:name="Medium Shading 2 Accent 1"/>
     <w:lsdException w:unhideWhenUsed="0" w:uiPriority="65" w:semiHidden="0" w:name="Medium List 1 Accent 1"/>
     <w:lsdException w:qFormat="1" w:unhideWhenUsed="0" w:uiPriority="34" w:semiHidden="0" w:name="List Paragraph"/>
@@ -33880,10 +33539,10 @@
     <w:lsdException w:unhideWhenUsed="0" w:uiPriority="71" w:semiHidden="0" w:name="Colorful Shading Accent 1"/>
     <w:lsdException w:unhideWhenUsed="0" w:uiPriority="72" w:semiHidden="0" w:name="Colorful List Accent 1"/>
     <w:lsdException w:unhideWhenUsed="0" w:uiPriority="73" w:semiHidden="0" w:name="Colorful Grid Accent 1"/>
-    <w:lsdException w:unhideWhenUsed="0" w:uiPriority="60" w:semiHidden="0" w:name="Light Shading Accent 2"/>
-    <w:lsdException w:unhideWhenUsed="0" w:uiPriority="61" w:semiHidden="0" w:name="Light List Accent 2"/>
-    <w:lsdException w:unhideWhenUsed="0" w:uiPriority="62" w:semiHidden="0" w:name="Light Grid Accent 2"/>
-    <w:lsdException w:unhideWhenUsed="0" w:uiPriority="63" w:semiHidden="0" w:name="Medium Shading 1 Accent 2"/>
+    <w:lsdException w:qFormat="1" w:unhideWhenUsed="0" w:uiPriority="60" w:semiHidden="0" w:name="Light Shading Accent 2"/>
+    <w:lsdException w:qFormat="1" w:unhideWhenUsed="0" w:uiPriority="61" w:semiHidden="0" w:name="Light List Accent 2"/>
+    <w:lsdException w:qFormat="1" w:unhideWhenUsed="0" w:uiPriority="62" w:semiHidden="0" w:name="Light Grid Accent 2"/>
+    <w:lsdException w:qFormat="1" w:unhideWhenUsed="0" w:uiPriority="63" w:semiHidden="0" w:name="Medium Shading 1 Accent 2"/>
     <w:lsdException w:unhideWhenUsed="0" w:uiPriority="64" w:semiHidden="0" w:name="Medium Shading 2 Accent 2"/>
     <w:lsdException w:unhideWhenUsed="0" w:uiPriority="65" w:semiHidden="0" w:name="Medium List 1 Accent 2"/>
     <w:lsdException w:unhideWhenUsed="0" w:uiPriority="66" w:semiHidden="0" w:name="Medium List 2 Accent 2"/>
@@ -33894,10 +33553,10 @@
     <w:lsdException w:unhideWhenUsed="0" w:uiPriority="71" w:semiHidden="0" w:name="Colorful Shading Accent 2"/>
     <w:lsdException w:unhideWhenUsed="0" w:uiPriority="72" w:semiHidden="0" w:name="Colorful List Accent 2"/>
     <w:lsdException w:unhideWhenUsed="0" w:uiPriority="73" w:semiHidden="0" w:name="Colorful Grid Accent 2"/>
-    <w:lsdException w:unhideWhenUsed="0" w:uiPriority="60" w:semiHidden="0" w:name="Light Shading Accent 3"/>
-    <w:lsdException w:unhideWhenUsed="0" w:uiPriority="61" w:semiHidden="0" w:name="Light List Accent 3"/>
-    <w:lsdException w:unhideWhenUsed="0" w:uiPriority="62" w:semiHidden="0" w:name="Light Grid Accent 3"/>
-    <w:lsdException w:unhideWhenUsed="0" w:uiPriority="63" w:semiHidden="0" w:name="Medium Shading 1 Accent 3"/>
+    <w:lsdException w:qFormat="1" w:unhideWhenUsed="0" w:uiPriority="60" w:semiHidden="0" w:name="Light Shading Accent 3"/>
+    <w:lsdException w:qFormat="1" w:unhideWhenUsed="0" w:uiPriority="61" w:semiHidden="0" w:name="Light List Accent 3"/>
+    <w:lsdException w:qFormat="1" w:unhideWhenUsed="0" w:uiPriority="62" w:semiHidden="0" w:name="Light Grid Accent 3"/>
+    <w:lsdException w:qFormat="1" w:unhideWhenUsed="0" w:uiPriority="63" w:semiHidden="0" w:name="Medium Shading 1 Accent 3"/>
     <w:lsdException w:unhideWhenUsed="0" w:uiPriority="64" w:semiHidden="0" w:name="Medium Shading 2 Accent 3"/>
     <w:lsdException w:unhideWhenUsed="0" w:uiPriority="65" w:semiHidden="0" w:name="Medium List 1 Accent 3"/>
     <w:lsdException w:unhideWhenUsed="0" w:uiPriority="66" w:semiHidden="0" w:name="Medium List 2 Accent 3"/>
@@ -33908,10 +33567,10 @@
     <w:lsdException w:unhideWhenUsed="0" w:uiPriority="71" w:semiHidden="0" w:name="Colorful Shading Accent 3"/>
     <w:lsdException w:unhideWhenUsed="0" w:uiPriority="72" w:semiHidden="0" w:name="Colorful List Accent 3"/>
     <w:lsdException w:unhideWhenUsed="0" w:uiPriority="73" w:semiHidden="0" w:name="Colorful Grid Accent 3"/>
-    <w:lsdException w:unhideWhenUsed="0" w:uiPriority="60" w:semiHidden="0" w:name="Light Shading Accent 4"/>
-    <w:lsdException w:unhideWhenUsed="0" w:uiPriority="61" w:semiHidden="0" w:name="Light List Accent 4"/>
-    <w:lsdException w:unhideWhenUsed="0" w:uiPriority="62" w:semiHidden="0" w:name="Light Grid Accent 4"/>
-    <w:lsdException w:unhideWhenUsed="0" w:uiPriority="63" w:semiHidden="0" w:name="Medium Shading 1 Accent 4"/>
+    <w:lsdException w:qFormat="1" w:unhideWhenUsed="0" w:uiPriority="60" w:semiHidden="0" w:name="Light Shading Accent 4"/>
+    <w:lsdException w:qFormat="1" w:unhideWhenUsed="0" w:uiPriority="61" w:semiHidden="0" w:name="Light List Accent 4"/>
+    <w:lsdException w:qFormat="1" w:unhideWhenUsed="0" w:uiPriority="62" w:semiHidden="0" w:name="Light Grid Accent 4"/>
+    <w:lsdException w:qFormat="1" w:unhideWhenUsed="0" w:uiPriority="63" w:semiHidden="0" w:name="Medium Shading 1 Accent 4"/>
     <w:lsdException w:unhideWhenUsed="0" w:uiPriority="64" w:semiHidden="0" w:name="Medium Shading 2 Accent 4"/>
     <w:lsdException w:unhideWhenUsed="0" w:uiPriority="65" w:semiHidden="0" w:name="Medium List 1 Accent 4"/>
     <w:lsdException w:unhideWhenUsed="0" w:uiPriority="66" w:semiHidden="0" w:name="Medium List 2 Accent 4"/>
@@ -33922,10 +33581,10 @@
     <w:lsdException w:unhideWhenUsed="0" w:uiPriority="71" w:semiHidden="0" w:name="Colorful Shading Accent 4"/>
     <w:lsdException w:unhideWhenUsed="0" w:uiPriority="72" w:semiHidden="0" w:name="Colorful List Accent 4"/>
     <w:lsdException w:unhideWhenUsed="0" w:uiPriority="73" w:semiHidden="0" w:name="Colorful Grid Accent 4"/>
-    <w:lsdException w:unhideWhenUsed="0" w:uiPriority="60" w:semiHidden="0" w:name="Light Shading Accent 5"/>
-    <w:lsdException w:unhideWhenUsed="0" w:uiPriority="61" w:semiHidden="0" w:name="Light List Accent 5"/>
-    <w:lsdException w:unhideWhenUsed="0" w:uiPriority="62" w:semiHidden="0" w:name="Light Grid Accent 5"/>
-    <w:lsdException w:unhideWhenUsed="0" w:uiPriority="63" w:semiHidden="0" w:name="Medium Shading 1 Accent 5"/>
+    <w:lsdException w:qFormat="1" w:unhideWhenUsed="0" w:uiPriority="60" w:semiHidden="0" w:name="Light Shading Accent 5"/>
+    <w:lsdException w:qFormat="1" w:unhideWhenUsed="0" w:uiPriority="61" w:semiHidden="0" w:name="Light List Accent 5"/>
+    <w:lsdException w:qFormat="1" w:unhideWhenUsed="0" w:uiPriority="62" w:semiHidden="0" w:name="Light Grid Accent 5"/>
+    <w:lsdException w:qFormat="1" w:unhideWhenUsed="0" w:uiPriority="63" w:semiHidden="0" w:name="Medium Shading 1 Accent 5"/>
     <w:lsdException w:unhideWhenUsed="0" w:uiPriority="64" w:semiHidden="0" w:name="Medium Shading 2 Accent 5"/>
     <w:lsdException w:unhideWhenUsed="0" w:uiPriority="65" w:semiHidden="0" w:name="Medium List 1 Accent 5"/>
     <w:lsdException w:unhideWhenUsed="0" w:uiPriority="66" w:semiHidden="0" w:name="Medium List 2 Accent 5"/>
@@ -33936,10 +33595,10 @@
     <w:lsdException w:unhideWhenUsed="0" w:uiPriority="71" w:semiHidden="0" w:name="Colorful Shading Accent 5"/>
     <w:lsdException w:unhideWhenUsed="0" w:uiPriority="72" w:semiHidden="0" w:name="Colorful List Accent 5"/>
     <w:lsdException w:unhideWhenUsed="0" w:uiPriority="73" w:semiHidden="0" w:name="Colorful Grid Accent 5"/>
-    <w:lsdException w:unhideWhenUsed="0" w:uiPriority="60" w:semiHidden="0" w:name="Light Shading Accent 6"/>
-    <w:lsdException w:unhideWhenUsed="0" w:uiPriority="61" w:semiHidden="0" w:name="Light List Accent 6"/>
-    <w:lsdException w:unhideWhenUsed="0" w:uiPriority="62" w:semiHidden="0" w:name="Light Grid Accent 6"/>
-    <w:lsdException w:unhideWhenUsed="0" w:uiPriority="63" w:semiHidden="0" w:name="Medium Shading 1 Accent 6"/>
+    <w:lsdException w:qFormat="1" w:unhideWhenUsed="0" w:uiPriority="60" w:semiHidden="0" w:name="Light Shading Accent 6"/>
+    <w:lsdException w:qFormat="1" w:unhideWhenUsed="0" w:uiPriority="61" w:semiHidden="0" w:name="Light List Accent 6"/>
+    <w:lsdException w:qFormat="1" w:unhideWhenUsed="0" w:uiPriority="62" w:semiHidden="0" w:name="Light Grid Accent 6"/>
+    <w:lsdException w:qFormat="1" w:unhideWhenUsed="0" w:uiPriority="63" w:semiHidden="0" w:name="Medium Shading 1 Accent 6"/>
     <w:lsdException w:unhideWhenUsed="0" w:uiPriority="64" w:semiHidden="0" w:name="Medium Shading 2 Accent 6"/>
     <w:lsdException w:unhideWhenUsed="0" w:uiPriority="65" w:semiHidden="0" w:name="Medium List 1 Accent 6"/>
     <w:lsdException w:unhideWhenUsed="0" w:uiPriority="66" w:semiHidden="0" w:name="Medium List 2 Accent 6"/>
@@ -34212,6 +33871,7 @@
     <w:name w:val="Normal Table"/>
     <w:semiHidden/>
     <w:unhideWhenUsed/>
+    <w:qFormat/>
     <w:uiPriority w:val="99"/>
     <w:tblPr>
       <w:tblCellMar>
@@ -34278,6 +33938,7 @@
     <w:basedOn w:val="11"/>
     <w:semiHidden/>
     <w:unhideWhenUsed/>
+    <w:qFormat/>
     <w:uiPriority w:val="99"/>
     <w:rPr>
       <w:color w:val="954F72" w:themeColor="followedHyperlink"/>
@@ -34294,6 +33955,7 @@
     <w:basedOn w:val="1"/>
     <w:link w:val="35"/>
     <w:unhideWhenUsed/>
+    <w:qFormat/>
     <w:uiPriority w:val="99"/>
     <w:pPr>
       <w:tabs>
@@ -34308,6 +33970,7 @@
     <w:basedOn w:val="1"/>
     <w:link w:val="34"/>
     <w:unhideWhenUsed/>
+    <w:qFormat/>
     <w:uiPriority w:val="99"/>
     <w:pPr>
       <w:tabs>
@@ -34322,6 +33985,7 @@
     <w:basedOn w:val="11"/>
     <w:semiHidden/>
     <w:unhideWhenUsed/>
+    <w:qFormat/>
     <w:uiPriority w:val="99"/>
     <w:rPr>
       <w:rFonts w:ascii="Courier New" w:hAnsi="Courier New" w:eastAsia="Times New Roman" w:cs="Courier New"/>
@@ -34368,6 +34032,7 @@
     <w:name w:val="Hyperlink"/>
     <w:basedOn w:val="11"/>
     <w:unhideWhenUsed/>
+    <w:qFormat/>
     <w:uiPriority w:val="99"/>
     <w:rPr>
       <w:color w:val="0563C1" w:themeColor="hyperlink"/>
@@ -34383,6 +34048,7 @@
     <w:name w:val="Normal (Web)"/>
     <w:basedOn w:val="1"/>
     <w:unhideWhenUsed/>
+    <w:qFormat/>
     <w:uiPriority w:val="99"/>
     <w:rPr>
       <w:rFonts w:cs="Times New Roman"/>
@@ -34395,6 +34061,7 @@
     <w:basedOn w:val="11"/>
     <w:semiHidden/>
     <w:unhideWhenUsed/>
+    <w:qFormat/>
     <w:uiPriority w:val="99"/>
   </w:style>
   <w:style w:type="character" w:styleId="24">
@@ -34410,6 +34077,7 @@
   <w:style w:type="table" w:styleId="25">
     <w:name w:val="Table Grid"/>
     <w:basedOn w:val="12"/>
+    <w:qFormat/>
     <w:uiPriority w:val="39"/>
     <w:pPr>
       <w:spacing w:after="0" w:line="240" w:lineRule="auto"/>
@@ -34436,6 +34104,7 @@
     <w:basedOn w:val="1"/>
     <w:next w:val="1"/>
     <w:unhideWhenUsed/>
+    <w:qFormat/>
     <w:uiPriority w:val="99"/>
     <w:pPr>
       <w:spacing w:after="0"/>
@@ -34485,6 +34154,7 @@
     <w:next w:val="1"/>
     <w:autoRedefine/>
     <w:unhideWhenUsed/>
+    <w:qFormat/>
     <w:uiPriority w:val="39"/>
     <w:pPr>
       <w:spacing w:after="100"/>
@@ -34497,6 +34167,7 @@
     <w:next w:val="1"/>
     <w:autoRedefine/>
     <w:unhideWhenUsed/>
+    <w:qFormat/>
     <w:uiPriority w:val="39"/>
     <w:pPr>
       <w:spacing w:after="100"/>
@@ -34509,6 +34180,7 @@
     <w:next w:val="1"/>
     <w:autoRedefine/>
     <w:unhideWhenUsed/>
+    <w:qFormat/>
     <w:uiPriority w:val="39"/>
     <w:pPr>
       <w:spacing w:after="100"/>
@@ -34534,6 +34206,7 @@
   <w:style w:type="character" w:customStyle="1" w:styleId="33">
     <w:name w:val="tieude1 Char"/>
     <w:link w:val="32"/>
+    <w:qFormat/>
     <w:uiPriority w:val="0"/>
     <w:rPr>
       <w:rFonts w:ascii="Times New Roman" w:hAnsi="Times New Roman" w:eastAsia="Times New Roman" w:cs="Times New Roman"/>
@@ -34546,17 +34219,20 @@
     <w:name w:val="Header Char"/>
     <w:basedOn w:val="11"/>
     <w:link w:val="18"/>
+    <w:qFormat/>
     <w:uiPriority w:val="99"/>
   </w:style>
   <w:style w:type="character" w:customStyle="1" w:styleId="35">
     <w:name w:val="Footer Char"/>
     <w:basedOn w:val="11"/>
     <w:link w:val="17"/>
+    <w:qFormat/>
     <w:uiPriority w:val="99"/>
   </w:style>
   <w:style w:type="paragraph" w:customStyle="1" w:styleId="36">
     <w:name w:val="demuclon"/>
     <w:basedOn w:val="32"/>
+    <w:qFormat/>
     <w:uiPriority w:val="0"/>
     <w:pPr>
       <w:jc w:val="left"/>
@@ -34568,6 +34244,7 @@
   <w:style w:type="paragraph" w:customStyle="1" w:styleId="37">
     <w:name w:val="Style normal + First line:  0.63 cm1"/>
     <w:basedOn w:val="1"/>
+    <w:qFormat/>
     <w:uiPriority w:val="0"/>
     <w:pPr>
       <w:spacing w:before="120" w:after="120" w:line="360" w:lineRule="auto"/>
@@ -34597,6 +34274,7 @@
     <w:name w:val="Title Char"/>
     <w:basedOn w:val="11"/>
     <w:link w:val="27"/>
+    <w:qFormat/>
     <w:uiPriority w:val="10"/>
     <w:rPr>
       <w:rFonts w:eastAsiaTheme="majorEastAsia" w:cstheme="majorBidi"/>
@@ -34611,6 +34289,7 @@
     <w:name w:val="Heading 1 Char"/>
     <w:basedOn w:val="11"/>
     <w:link w:val="2"/>
+    <w:qFormat/>
     <w:uiPriority w:val="9"/>
     <w:rPr>
       <w:rFonts w:eastAsiaTheme="majorEastAsia" w:cstheme="majorBidi"/>
@@ -34663,6 +34342,7 @@
     <w:basedOn w:val="11"/>
     <w:link w:val="6"/>
     <w:semiHidden/>
+    <w:qFormat/>
     <w:uiPriority w:val="9"/>
     <w:rPr>
       <w:rFonts w:asciiTheme="majorHAnsi" w:hAnsiTheme="majorHAnsi" w:eastAsiaTheme="majorEastAsia" w:cstheme="majorBidi"/>
@@ -34673,6 +34353,7 @@
     <w:name w:val="Heading 6 Char"/>
     <w:basedOn w:val="11"/>
     <w:link w:val="7"/>
+    <w:qFormat/>
     <w:uiPriority w:val="9"/>
     <w:rPr>
       <w:rFonts w:asciiTheme="majorHAnsi" w:hAnsiTheme="majorHAnsi" w:eastAsiaTheme="majorEastAsia" w:cstheme="majorBidi"/>
@@ -34684,6 +34365,7 @@
     <w:basedOn w:val="11"/>
     <w:link w:val="8"/>
     <w:semiHidden/>
+    <w:qFormat/>
     <w:uiPriority w:val="9"/>
     <w:rPr>
       <w:rFonts w:asciiTheme="majorHAnsi" w:hAnsiTheme="majorHAnsi" w:eastAsiaTheme="majorEastAsia" w:cstheme="majorBidi"/>
@@ -34697,6 +34379,7 @@
     <w:basedOn w:val="11"/>
     <w:link w:val="9"/>
     <w:semiHidden/>
+    <w:qFormat/>
     <w:uiPriority w:val="9"/>
     <w:rPr>
       <w:rFonts w:asciiTheme="majorHAnsi" w:hAnsiTheme="majorHAnsi" w:eastAsiaTheme="majorEastAsia" w:cstheme="majorBidi"/>
@@ -34718,6 +34401,7 @@
     <w:basedOn w:val="11"/>
     <w:link w:val="10"/>
     <w:semiHidden/>
+    <w:qFormat/>
     <w:uiPriority w:val="9"/>
     <w:rPr>
       <w:rFonts w:asciiTheme="majorHAnsi" w:hAnsiTheme="majorHAnsi" w:eastAsiaTheme="majorEastAsia" w:cstheme="majorBidi"/>
@@ -34810,6 +34494,7 @@
     <w:name w:val="Body Text Char"/>
     <w:basedOn w:val="11"/>
     <w:link w:val="13"/>
+    <w:qFormat/>
     <w:uiPriority w:val="1"/>
     <w:rPr>
       <w:rFonts w:eastAsia="Times New Roman" w:cs="Times New Roman"/>
@@ -34820,6 +34505,7 @@
   <w:style w:type="table" w:customStyle="1" w:styleId="55">
     <w:name w:val="Grid Table 1 Light Accent 3"/>
     <w:basedOn w:val="12"/>
+    <w:qFormat/>
     <w:uiPriority w:val="46"/>
     <w:pPr>
       <w:spacing w:after="0" w:line="240" w:lineRule="auto"/>
@@ -34872,6 +34558,7 @@
   <w:style w:type="table" w:customStyle="1" w:styleId="56">
     <w:name w:val="Grid Table 1 Light Accent 1"/>
     <w:basedOn w:val="12"/>
+    <w:qFormat/>
     <w:uiPriority w:val="46"/>
     <w:pPr>
       <w:spacing w:after="0" w:line="240" w:lineRule="auto"/>
@@ -34924,6 +34611,7 @@
   <w:style w:type="table" w:customStyle="1" w:styleId="57">
     <w:name w:val="Plain Table 4"/>
     <w:basedOn w:val="12"/>
+    <w:qFormat/>
     <w:uiPriority w:val="44"/>
     <w:pPr>
       <w:spacing w:after="0" w:line="240" w:lineRule="auto"/>
@@ -34966,6 +34654,7 @@
   <w:style w:type="table" w:customStyle="1" w:styleId="58">
     <w:name w:val="Plain Table 5"/>
     <w:basedOn w:val="12"/>
+    <w:qFormat/>
     <w:uiPriority w:val="45"/>
     <w:pPr>
       <w:spacing w:after="0" w:line="240" w:lineRule="auto"/>
@@ -35284,6 +34973,7 @@
     <w:name w:val="HTML Preformatted Char"/>
     <w:basedOn w:val="11"/>
     <w:link w:val="20"/>
+    <w:qFormat/>
     <w:uiPriority w:val="99"/>
     <w:rPr>
       <w:rFonts w:ascii="Courier New" w:hAnsi="Courier New" w:eastAsia="Times New Roman" w:cs="Courier New"/>
@@ -35319,6 +35009,7 @@
   <w:style w:type="character" w:customStyle="1" w:styleId="65">
     <w:name w:val="hljs-selector-tag"/>
     <w:basedOn w:val="11"/>
+    <w:qFormat/>
     <w:uiPriority w:val="0"/>
   </w:style>
   <w:style w:type="character" w:customStyle="1" w:styleId="66">
